--- a/reports/Задание_2_Давлетов_АД-23.docx
+++ b/reports/Задание_2_Давлетов_АД-23.docx
@@ -7,27 +7,26 @@
         <w:pStyle w:val="Title"/>
       </w:pPr>
       <w:r>
-        <w:t>Ревью и уточнение материалов проекта</w:t>
+        <w:t>Ревью материалов проекта</w:t>
       </w:r>
     </w:p>
     <w:p>
       <w:r>
-        <w:t>Практическая работа 2 по дисциплине «Программная инженерия»</w:t>
+        <w:t>Программная инженерия. Задание 2</w:t>
       </w:r>
     </w:p>
     <w:p>
       <w:r>
-        <w:t>Тема проекта  Система записи к врачу</w:t>
+        <w:t>Давлетов Аллан Русланович, АД-23</w:t>
+        <w:br/>
+        <w:t>Система записи к врачу</w:t>
+        <w:br/>
+        <w:t>18 октября 2026 года</w:t>
       </w:r>
     </w:p>
     <w:p>
       <w:r>
-        <w:t>Выполнил  Давлетов Аллан Русланович     Группа  АД-23</w:t>
-      </w:r>
-    </w:p>
-    <w:p>
-      <w:r>
-        <w:t>Дата  18 октября 2026 года</w:t>
+        <w:t>Проверены пять работ по системе записи к врачу. Замечания исправлены в документах и сохранены в репозитории.</w:t>
       </w:r>
     </w:p>
     <w:p>
@@ -35,17 +34,37 @@
         <w:pStyle w:val="Heading1"/>
       </w:pPr>
       <w:r>
-        <w:t>Цель и область проверки</w:t>
+        <w:t>Вопросы для проверки</w:t>
       </w:r>
     </w:p>
     <w:p>
       <w:r>
-        <w:t>Проверены пять исходных работ по системе записи к врачу: описание проекта, требования, сценарии, архитектура, UML и тест-кейсы. Найдены 10 замечаний, уточнены требования и связи между документами. Исправления внесены в материалы проекта и сохранены отдельными коммитами.</w:t>
+        <w:t>1. Для всех ролей описаны функции, сценарии и тесты?</w:t>
       </w:r>
     </w:p>
     <w:p>
       <w:r>
-        <w:t>Проверка относится к документации. Тест-кейсы описывают приёмочные проверки будущей системы; успешные прогоны приложения не заявляются. Идентификаторы ФТ-01–ФТ-19, НФТ-01–НФТ-12 и ТК-01–ТК-07 соответствуют исходной нумерации.</w:t>
+        <w:t>2. Требования понятны и не противоречат друг другу?</w:t>
+      </w:r>
+    </w:p>
+    <w:p>
+      <w:r>
+        <w:t>3. Для скорости работы и сроков указаны измеримые условия?</w:t>
+      </w:r>
+    </w:p>
+    <w:p>
+      <w:r>
+        <w:t>4. Классы и связи соответствуют требованиям?</w:t>
+      </w:r>
+    </w:p>
+    <w:p>
+      <w:r>
+        <w:t>5. Тесты проверяют то, что указано в требованиях?</w:t>
+      </w:r>
+    </w:p>
+    <w:p>
+      <w:r>
+        <w:t>6. Нужные модули готовы к той итерации, где используются?</w:t>
       </w:r>
     </w:p>
     <w:p>
@@ -53,7 +72,7 @@
         <w:pStyle w:val="Heading1"/>
       </w:pPr>
       <w:r>
-        <w:t>Вопросы для ревью</w:t>
+        <w:t>Замечания и исправления</w:t>
       </w:r>
     </w:p>
     <w:tbl>
@@ -64,9 +83,10 @@
         <w:tblLook w:firstColumn="1" w:firstRow="1" w:lastColumn="0" w:lastRow="0" w:noHBand="0" w:noVBand="1" w:val="04A0"/>
       </w:tblPr>
       <w:tblGrid>
-        <w:gridCol w:w="454"/>
-        <w:gridCol w:w="4139"/>
-        <w:gridCol w:w="5046"/>
+        <w:gridCol w:w="397"/>
+        <w:gridCol w:w="1757"/>
+        <w:gridCol w:w="3175"/>
+        <w:gridCol w:w="4309"/>
       </w:tblGrid>
       <w:tr>
         <w:trPr>
@@ -75,7 +95,7 @@
         </w:trPr>
         <w:tc>
           <w:tcPr>
-            <w:tcW w:type="dxa" w:w="454"/>
+            <w:tcW w:type="dxa" w:w="397"/>
             <w:vAlign w:val="center"/>
             <w:shd w:fill="E2E8ED"/>
             <w:tcMar>
@@ -106,7 +126,7 @@
         </w:tc>
         <w:tc>
           <w:tcPr>
-            <w:tcW w:type="dxa" w:w="4139"/>
+            <w:tcW w:type="dxa" w:w="1757"/>
             <w:vAlign w:val="center"/>
             <w:shd w:fill="E2E8ED"/>
             <w:tcMar>
@@ -131,13 +151,13 @@
                 <w:b/>
                 <w:sz w:val="19"/>
               </w:rPr>
-              <w:t>Вопрос</w:t>
+              <w:t>Где</w:t>
             </w:r>
           </w:p>
         </w:tc>
         <w:tc>
           <w:tcPr>
-            <w:tcW w:type="dxa" w:w="5046"/>
+            <w:tcW w:type="dxa" w:w="3175"/>
             <w:vAlign w:val="center"/>
             <w:shd w:fill="E2E8ED"/>
             <w:tcMar>
@@ -162,7 +182,38 @@
                 <w:b/>
                 <w:sz w:val="19"/>
               </w:rPr>
-              <w:t>Результат проверки исходной версии</w:t>
+              <w:t>Замечание</w:t>
+            </w:r>
+          </w:p>
+        </w:tc>
+        <w:tc>
+          <w:tcPr>
+            <w:tcW w:type="dxa" w:w="4309"/>
+            <w:vAlign w:val="center"/>
+            <w:shd w:fill="E2E8ED"/>
+            <w:tcMar>
+              <w:top w:w="80" w:type="dxa"/>
+              <w:left w:w="80" w:type="dxa"/>
+              <w:bottom w:w="80" w:type="dxa"/>
+              <w:right w:w="80" w:type="dxa"/>
+            </w:tcMar>
+            <w:tcBorders>
+              <w:top w:val="single" w:sz="4" w:color="D9D9D9"/>
+              <w:left w:val="single" w:sz="4" w:color="D9D9D9"/>
+              <w:bottom w:val="single" w:sz="4" w:color="D9D9D9"/>
+              <w:right w:val="single" w:sz="4" w:color="D9D9D9"/>
+            </w:tcBorders>
+          </w:tcPr>
+          <w:p>
+            <w:pPr>
+              <w:spacing w:after="40" w:line="245" w:lineRule="auto"/>
+            </w:pPr>
+            <w:r>
+              <w:rPr>
+                <w:b/>
+                <w:sz w:val="19"/>
+              </w:rPr>
+              <w:t>Исправление</w:t>
             </w:r>
           </w:p>
         </w:tc>
@@ -173,7 +224,7 @@
         </w:trPr>
         <w:tc>
           <w:tcPr>
-            <w:tcW w:type="dxa" w:w="454"/>
+            <w:tcW w:type="dxa" w:w="397"/>
             <w:vAlign w:val="center"/>
             <w:shd w:fill="FFFFFF"/>
             <w:tcMar>
@@ -204,7 +255,7 @@
         </w:tc>
         <w:tc>
           <w:tcPr>
-            <w:tcW w:type="dxa" w:w="4139"/>
+            <w:tcW w:type="dxa" w:w="1757"/>
             <w:vAlign w:val="center"/>
             <w:shd w:fill="FFFFFF"/>
             <w:tcMar>
@@ -229,13 +280,13 @@
                 <w:b w:val="0"/>
                 <w:sz w:val="19"/>
               </w:rPr>
-              <w:t>Определены ли все роли и их функции?</w:t>
+              <w:t>Требования 1 и 2</w:t>
             </w:r>
           </w:p>
         </w:tc>
         <w:tc>
           <w:tcPr>
-            <w:tcW w:type="dxa" w:w="5046"/>
+            <w:tcW w:type="dxa" w:w="3175"/>
             <w:vAlign w:val="center"/>
             <w:shd w:fill="FFFFFF"/>
             <w:tcMar>
@@ -260,7 +311,38 @@
                 <w:b w:val="0"/>
                 <w:sz w:val="19"/>
               </w:rPr>
-              <w:t>Частично: роли есть, но не все функции покрыты сценариями и тестами (R9).</w:t>
+              <w:t>При регистрации указан email, а при входе непонятный «логин».</w:t>
+            </w:r>
+          </w:p>
+        </w:tc>
+        <w:tc>
+          <w:tcPr>
+            <w:tcW w:type="dxa" w:w="4309"/>
+            <w:vAlign w:val="center"/>
+            <w:shd w:fill="FFFFFF"/>
+            <w:tcMar>
+              <w:top w:w="80" w:type="dxa"/>
+              <w:left w:w="80" w:type="dxa"/>
+              <w:bottom w:w="80" w:type="dxa"/>
+              <w:right w:w="80" w:type="dxa"/>
+            </w:tcMar>
+            <w:tcBorders>
+              <w:top w:val="single" w:sz="4" w:color="D9D9D9"/>
+              <w:left w:val="single" w:sz="4" w:color="D9D9D9"/>
+              <w:bottom w:val="single" w:sz="4" w:color="D9D9D9"/>
+              <w:right w:val="single" w:sz="4" w:color="D9D9D9"/>
+            </w:tcBorders>
+          </w:tcPr>
+          <w:p>
+            <w:pPr>
+              <w:spacing w:after="40" w:line="245" w:lineRule="auto"/>
+            </w:pPr>
+            <w:r>
+              <w:rPr>
+                <w:b w:val="0"/>
+                <w:sz w:val="19"/>
+              </w:rPr>
+              <w:t>Email принят за логин, проверка входа исправлена.</w:t>
             </w:r>
           </w:p>
         </w:tc>
@@ -271,7 +353,7 @@
         </w:trPr>
         <w:tc>
           <w:tcPr>
-            <w:tcW w:type="dxa" w:w="454"/>
+            <w:tcW w:type="dxa" w:w="397"/>
             <w:vAlign w:val="center"/>
             <w:shd w:fill="F7F8FA"/>
             <w:tcMar>
@@ -302,7 +384,7 @@
         </w:tc>
         <w:tc>
           <w:tcPr>
-            <w:tcW w:type="dxa" w:w="4139"/>
+            <w:tcW w:type="dxa" w:w="1757"/>
             <w:vAlign w:val="center"/>
             <w:shd w:fill="F7F8FA"/>
             <w:tcMar>
@@ -327,13 +409,13 @@
                 <w:b w:val="0"/>
                 <w:sz w:val="19"/>
               </w:rPr>
-              <w:t>Однозначны ли термины регистрации и входа?</w:t>
+              <w:t>Требования 6 и 7</w:t>
             </w:r>
           </w:p>
         </w:tc>
         <w:tc>
           <w:tcPr>
-            <w:tcW w:type="dxa" w:w="5046"/>
+            <w:tcW w:type="dxa" w:w="3175"/>
             <w:vAlign w:val="center"/>
             <w:shd w:fill="F7F8FA"/>
             <w:tcMar>
@@ -358,7 +440,38 @@
                 <w:b w:val="0"/>
                 <w:sz w:val="19"/>
               </w:rPr>
-              <w:t>Нет: email и логин не согласованы (R1).</w:t>
+              <w:t>Нет срока отмены и правил переноса.</w:t>
+            </w:r>
+          </w:p>
+        </w:tc>
+        <w:tc>
+          <w:tcPr>
+            <w:tcW w:type="dxa" w:w="4309"/>
+            <w:vAlign w:val="center"/>
+            <w:shd w:fill="F7F8FA"/>
+            <w:tcMar>
+              <w:top w:w="80" w:type="dxa"/>
+              <w:left w:w="80" w:type="dxa"/>
+              <w:bottom w:w="80" w:type="dxa"/>
+              <w:right w:w="80" w:type="dxa"/>
+            </w:tcMar>
+            <w:tcBorders>
+              <w:top w:val="single" w:sz="4" w:color="D9D9D9"/>
+              <w:left w:val="single" w:sz="4" w:color="D9D9D9"/>
+              <w:bottom w:val="single" w:sz="4" w:color="D9D9D9"/>
+              <w:right w:val="single" w:sz="4" w:color="D9D9D9"/>
+            </w:tcBorders>
+          </w:tcPr>
+          <w:p>
+            <w:pPr>
+              <w:spacing w:after="40" w:line="245" w:lineRule="auto"/>
+            </w:pPr>
+            <w:r>
+              <w:rPr>
+                <w:b w:val="0"/>
+                <w:sz w:val="19"/>
+              </w:rPr>
+              <w:t>Действия разрешены до начала приёма. При неудачном переносе старая запись сохраняется.</w:t>
             </w:r>
           </w:p>
         </w:tc>
@@ -369,7 +482,7 @@
         </w:trPr>
         <w:tc>
           <w:tcPr>
-            <w:tcW w:type="dxa" w:w="454"/>
+            <w:tcW w:type="dxa" w:w="397"/>
             <w:vAlign w:val="center"/>
             <w:shd w:fill="FFFFFF"/>
             <w:tcMar>
@@ -400,7 +513,7 @@
         </w:tc>
         <w:tc>
           <w:tcPr>
-            <w:tcW w:type="dxa" w:w="4139"/>
+            <w:tcW w:type="dxa" w:w="1757"/>
             <w:vAlign w:val="center"/>
             <w:shd w:fill="FFFFFF"/>
             <w:tcMar>
@@ -425,13 +538,13 @@
                 <w:b w:val="0"/>
                 <w:sz w:val="19"/>
               </w:rPr>
-              <w:t>Заданы ли границы отмены и переноса?</w:t>
+              <w:t>Напоминания</w:t>
             </w:r>
           </w:p>
         </w:tc>
         <w:tc>
           <w:tcPr>
-            <w:tcW w:type="dxa" w:w="5046"/>
+            <w:tcW w:type="dxa" w:w="3175"/>
             <w:vAlign w:val="center"/>
             <w:shd w:fill="FFFFFF"/>
             <w:tcMar>
@@ -456,7 +569,38 @@
                 <w:b w:val="0"/>
                 <w:sz w:val="19"/>
               </w:rPr>
-              <w:t>Нет: отсутствуют сроки и поведение при конфликте (R2).</w:t>
+              <w:t>Срок 24 часа не согласован с ежечасной проверкой.</w:t>
+            </w:r>
+          </w:p>
+        </w:tc>
+        <w:tc>
+          <w:tcPr>
+            <w:tcW w:type="dxa" w:w="4309"/>
+            <w:vAlign w:val="center"/>
+            <w:shd w:fill="FFFFFF"/>
+            <w:tcMar>
+              <w:top w:w="80" w:type="dxa"/>
+              <w:left w:w="80" w:type="dxa"/>
+              <w:bottom w:w="80" w:type="dxa"/>
+              <w:right w:w="80" w:type="dxa"/>
+            </w:tcMar>
+            <w:tcBorders>
+              <w:top w:val="single" w:sz="4" w:color="D9D9D9"/>
+              <w:left w:val="single" w:sz="4" w:color="D9D9D9"/>
+              <w:bottom w:val="single" w:sz="4" w:color="D9D9D9"/>
+              <w:right w:val="single" w:sz="4" w:color="D9D9D9"/>
+            </w:tcBorders>
+          </w:tcPr>
+          <w:p>
+            <w:pPr>
+              <w:spacing w:after="40" w:line="245" w:lineRule="auto"/>
+            </w:pPr>
+            <w:r>
+              <w:rPr>
+                <w:b w:val="0"/>
+                <w:sz w:val="19"/>
+              </w:rPr>
+              <w:t>Задан запуск раз в минуту, допуск 60 секунд и порядок повторов.</w:t>
             </w:r>
           </w:p>
         </w:tc>
@@ -467,7 +611,7 @@
         </w:trPr>
         <w:tc>
           <w:tcPr>
-            <w:tcW w:type="dxa" w:w="454"/>
+            <w:tcW w:type="dxa" w:w="397"/>
             <w:vAlign w:val="center"/>
             <w:shd w:fill="F7F8FA"/>
             <w:tcMar>
@@ -498,7 +642,7 @@
         </w:tc>
         <w:tc>
           <w:tcPr>
-            <w:tcW w:type="dxa" w:w="4139"/>
+            <w:tcW w:type="dxa" w:w="1757"/>
             <w:vAlign w:val="center"/>
             <w:shd w:fill="F7F8FA"/>
             <w:tcMar>
@@ -523,13 +667,13 @@
                 <w:b w:val="0"/>
                 <w:sz w:val="19"/>
               </w:rPr>
-              <w:t>Согласованы ли требования, сценарий и тест напоминания?</w:t>
+              <w:t>Требования качества</w:t>
             </w:r>
           </w:p>
         </w:tc>
         <w:tc>
           <w:tcPr>
-            <w:tcW w:type="dxa" w:w="5046"/>
+            <w:tcW w:type="dxa" w:w="3175"/>
             <w:vAlign w:val="center"/>
             <w:shd w:fill="F7F8FA"/>
             <w:tcMar>
@@ -554,7 +698,38 @@
                 <w:b w:val="0"/>
                 <w:sz w:val="19"/>
               </w:rPr>
-              <w:t>Нет: разные формулировки времени и периодичности (R3).</w:t>
+              <w:t>Для загрузки за 3 секунды не заданы условия.</w:t>
+            </w:r>
+          </w:p>
+        </w:tc>
+        <w:tc>
+          <w:tcPr>
+            <w:tcW w:type="dxa" w:w="4309"/>
+            <w:vAlign w:val="center"/>
+            <w:shd w:fill="F7F8FA"/>
+            <w:tcMar>
+              <w:top w:w="80" w:type="dxa"/>
+              <w:left w:w="80" w:type="dxa"/>
+              <w:bottom w:w="80" w:type="dxa"/>
+              <w:right w:w="80" w:type="dxa"/>
+            </w:tcMar>
+            <w:tcBorders>
+              <w:top w:val="single" w:sz="4" w:color="D9D9D9"/>
+              <w:left w:val="single" w:sz="4" w:color="D9D9D9"/>
+              <w:bottom w:val="single" w:sz="4" w:color="D9D9D9"/>
+              <w:right w:val="single" w:sz="4" w:color="D9D9D9"/>
+            </w:tcBorders>
+          </w:tcPr>
+          <w:p>
+            <w:pPr>
+              <w:spacing w:after="40" w:line="245" w:lineRule="auto"/>
+            </w:pPr>
+            <w:r>
+              <w:rPr>
+                <w:b w:val="0"/>
+                <w:sz w:val="19"/>
+              </w:rPr>
+              <w:t>Указаны нагрузка, объём данных и способ измерения.</w:t>
             </w:r>
           </w:p>
         </w:tc>
@@ -565,7 +740,7 @@
         </w:trPr>
         <w:tc>
           <w:tcPr>
-            <w:tcW w:type="dxa" w:w="454"/>
+            <w:tcW w:type="dxa" w:w="397"/>
             <w:vAlign w:val="center"/>
             <w:shd w:fill="FFFFFF"/>
             <w:tcMar>
@@ -596,7 +771,7 @@
         </w:tc>
         <w:tc>
           <w:tcPr>
-            <w:tcW w:type="dxa" w:w="4139"/>
+            <w:tcW w:type="dxa" w:w="1757"/>
             <w:vAlign w:val="center"/>
             <w:shd w:fill="FFFFFF"/>
             <w:tcMar>
@@ -621,13 +796,13 @@
                 <w:b w:val="0"/>
                 <w:sz w:val="19"/>
               </w:rPr>
-              <w:t>Можно ли воспроизвести проверку скорости и нагрузки?</w:t>
+              <w:t>План итераций</w:t>
             </w:r>
           </w:p>
         </w:tc>
         <w:tc>
           <w:tcPr>
-            <w:tcW w:type="dxa" w:w="5046"/>
+            <w:tcW w:type="dxa" w:w="3175"/>
             <w:vAlign w:val="center"/>
             <w:shd w:fill="FFFFFF"/>
             <w:tcMar>
@@ -652,7 +827,38 @@
                 <w:b w:val="0"/>
                 <w:sz w:val="19"/>
               </w:rPr>
-              <w:t>Нет: не заданы условия измерения (R4).</w:t>
+              <w:t>Запись появляется раньше управления расписанием.</w:t>
+            </w:r>
+          </w:p>
+        </w:tc>
+        <w:tc>
+          <w:tcPr>
+            <w:tcW w:type="dxa" w:w="4309"/>
+            <w:vAlign w:val="center"/>
+            <w:shd w:fill="FFFFFF"/>
+            <w:tcMar>
+              <w:top w:w="80" w:type="dxa"/>
+              <w:left w:w="80" w:type="dxa"/>
+              <w:bottom w:w="80" w:type="dxa"/>
+              <w:right w:w="80" w:type="dxa"/>
+            </w:tcMar>
+            <w:tcBorders>
+              <w:top w:val="single" w:sz="4" w:color="D9D9D9"/>
+              <w:left w:val="single" w:sz="4" w:color="D9D9D9"/>
+              <w:bottom w:val="single" w:sz="4" w:color="D9D9D9"/>
+              <w:right w:val="single" w:sz="4" w:color="D9D9D9"/>
+            </w:tcBorders>
+          </w:tcPr>
+          <w:p>
+            <w:pPr>
+              <w:spacing w:after="40" w:line="245" w:lineRule="auto"/>
+            </w:pPr>
+            <w:r>
+              <w:rPr>
+                <w:b w:val="0"/>
+                <w:sz w:val="19"/>
+              </w:rPr>
+              <w:t>Базовое расписание и подтверждение перенесены в первую итерацию.</w:t>
             </w:r>
           </w:p>
         </w:tc>
@@ -663,7 +869,7 @@
         </w:trPr>
         <w:tc>
           <w:tcPr>
-            <w:tcW w:type="dxa" w:w="454"/>
+            <w:tcW w:type="dxa" w:w="397"/>
             <w:vAlign w:val="center"/>
             <w:shd w:fill="F7F8FA"/>
             <w:tcMar>
@@ -694,7 +900,7 @@
         </w:tc>
         <w:tc>
           <w:tcPr>
-            <w:tcW w:type="dxa" w:w="4139"/>
+            <w:tcW w:type="dxa" w:w="1757"/>
             <w:vAlign w:val="center"/>
             <w:shd w:fill="F7F8FA"/>
             <w:tcMar>
@@ -719,13 +925,13 @@
                 <w:b w:val="0"/>
                 <w:sz w:val="19"/>
               </w:rPr>
-              <w:t>Готовы ли зависимости функции до её итерации?</w:t>
+              <w:t>Диаграмма классов</w:t>
             </w:r>
           </w:p>
         </w:tc>
         <w:tc>
           <w:tcPr>
-            <w:tcW w:type="dxa" w:w="5046"/>
+            <w:tcW w:type="dxa" w:w="3175"/>
             <w:vAlign w:val="center"/>
             <w:shd w:fill="F7F8FA"/>
             <w:tcMar>
@@ -750,7 +956,38 @@
                 <w:b w:val="0"/>
                 <w:sz w:val="19"/>
               </w:rPr>
-              <w:t>Нет: расписания и подтверждение появляются позже записи (R5).</w:t>
+              <w:t>Связь слота только с одной записью мешает хранить отмены.</w:t>
+            </w:r>
+          </w:p>
+        </w:tc>
+        <w:tc>
+          <w:tcPr>
+            <w:tcW w:type="dxa" w:w="4309"/>
+            <w:vAlign w:val="center"/>
+            <w:shd w:fill="F7F8FA"/>
+            <w:tcMar>
+              <w:top w:w="80" w:type="dxa"/>
+              <w:left w:w="80" w:type="dxa"/>
+              <w:bottom w:w="80" w:type="dxa"/>
+              <w:right w:w="80" w:type="dxa"/>
+            </w:tcMar>
+            <w:tcBorders>
+              <w:top w:val="single" w:sz="4" w:color="D9D9D9"/>
+              <w:left w:val="single" w:sz="4" w:color="D9D9D9"/>
+              <w:bottom w:val="single" w:sz="4" w:color="D9D9D9"/>
+              <w:right w:val="single" w:sz="4" w:color="D9D9D9"/>
+            </w:tcBorders>
+          </w:tcPr>
+          <w:p>
+            <w:pPr>
+              <w:spacing w:after="40" w:line="245" w:lineRule="auto"/>
+            </w:pPr>
+            <w:r>
+              <w:rPr>
+                <w:b w:val="0"/>
+                <w:sz w:val="19"/>
+              </w:rPr>
+              <w:t>У слота может быть несколько записей в истории, но только одна CONFIRMED.</w:t>
             </w:r>
           </w:p>
         </w:tc>
@@ -761,7 +998,7 @@
         </w:trPr>
         <w:tc>
           <w:tcPr>
-            <w:tcW w:type="dxa" w:w="454"/>
+            <w:tcW w:type="dxa" w:w="397"/>
             <w:vAlign w:val="center"/>
             <w:shd w:fill="FFFFFF"/>
             <w:tcMar>
@@ -792,7 +1029,7 @@
         </w:tc>
         <w:tc>
           <w:tcPr>
-            <w:tcW w:type="dxa" w:w="4139"/>
+            <w:tcW w:type="dxa" w:w="1757"/>
             <w:vAlign w:val="center"/>
             <w:shd w:fill="FFFFFF"/>
             <w:tcMar>
@@ -817,13 +1054,13 @@
                 <w:b w:val="0"/>
                 <w:sz w:val="19"/>
               </w:rPr>
-              <w:t>Позволяет ли модель хранить отмены и повторные записи?</w:t>
+              <w:t>Уведомления</w:t>
             </w:r>
           </w:p>
         </w:tc>
         <w:tc>
           <w:tcPr>
-            <w:tcW w:type="dxa" w:w="5046"/>
+            <w:tcW w:type="dxa" w:w="3175"/>
             <w:vAlign w:val="center"/>
             <w:shd w:fill="FFFFFF"/>
             <w:tcMar>
@@ -848,7 +1085,38 @@
                 <w:b w:val="0"/>
                 <w:sz w:val="19"/>
               </w:rPr>
-              <w:t>Нет: кратность Slot — Appointment ограничена 0..1 (R6).</w:t>
+              <w:t>В тесте есть статус SENT, а в классе поля статуса нет.</w:t>
+            </w:r>
+          </w:p>
+        </w:tc>
+        <w:tc>
+          <w:tcPr>
+            <w:tcW w:type="dxa" w:w="4309"/>
+            <w:vAlign w:val="center"/>
+            <w:shd w:fill="FFFFFF"/>
+            <w:tcMar>
+              <w:top w:w="80" w:type="dxa"/>
+              <w:left w:w="80" w:type="dxa"/>
+              <w:bottom w:w="80" w:type="dxa"/>
+              <w:right w:w="80" w:type="dxa"/>
+            </w:tcMar>
+            <w:tcBorders>
+              <w:top w:val="single" w:sz="4" w:color="D9D9D9"/>
+              <w:left w:val="single" w:sz="4" w:color="D9D9D9"/>
+              <w:bottom w:val="single" w:sz="4" w:color="D9D9D9"/>
+              <w:right w:val="single" w:sz="4" w:color="D9D9D9"/>
+            </w:tcBorders>
+          </w:tcPr>
+          <w:p>
+            <w:pPr>
+              <w:spacing w:after="40" w:line="245" w:lineRule="auto"/>
+            </w:pPr>
+            <w:r>
+              <w:rPr>
+                <w:b w:val="0"/>
+                <w:sz w:val="19"/>
+              </w:rPr>
+              <w:t>В Notification добавлены статус, плановое время и число попыток.</w:t>
             </w:r>
           </w:p>
         </w:tc>
@@ -859,7 +1127,7 @@
         </w:trPr>
         <w:tc>
           <w:tcPr>
-            <w:tcW w:type="dxa" w:w="454"/>
+            <w:tcW w:type="dxa" w:w="397"/>
             <w:vAlign w:val="center"/>
             <w:shd w:fill="F7F8FA"/>
             <w:tcMar>
@@ -890,7 +1158,7 @@
         </w:tc>
         <w:tc>
           <w:tcPr>
-            <w:tcW w:type="dxa" w:w="4139"/>
+            <w:tcW w:type="dxa" w:w="1757"/>
             <w:vAlign w:val="center"/>
             <w:shd w:fill="F7F8FA"/>
             <w:tcMar>
@@ -915,13 +1183,13 @@
                 <w:b w:val="0"/>
                 <w:sz w:val="19"/>
               </w:rPr>
-              <w:t>Есть ли в классах поля, на которые ссылаются тесты?</w:t>
+              <w:t>Тест 6</w:t>
             </w:r>
           </w:p>
         </w:tc>
         <w:tc>
           <w:tcPr>
-            <w:tcW w:type="dxa" w:w="5046"/>
+            <w:tcW w:type="dxa" w:w="3175"/>
             <w:vAlign w:val="center"/>
             <w:shd w:fill="F7F8FA"/>
             <w:tcMar>
@@ -946,7 +1214,38 @@
                 <w:b w:val="0"/>
                 <w:sz w:val="19"/>
               </w:rPr>
-              <w:t>Нет: отсутствует Notification.status (R7).</w:t>
+              <w:t>Ожидается блокировка после пяти ошибок без такого требования.</w:t>
+            </w:r>
+          </w:p>
+        </w:tc>
+        <w:tc>
+          <w:tcPr>
+            <w:tcW w:type="dxa" w:w="4309"/>
+            <w:vAlign w:val="center"/>
+            <w:shd w:fill="F7F8FA"/>
+            <w:tcMar>
+              <w:top w:w="80" w:type="dxa"/>
+              <w:left w:w="80" w:type="dxa"/>
+              <w:bottom w:w="80" w:type="dxa"/>
+              <w:right w:w="80" w:type="dxa"/>
+            </w:tcMar>
+            <w:tcBorders>
+              <w:top w:val="single" w:sz="4" w:color="D9D9D9"/>
+              <w:left w:val="single" w:sz="4" w:color="D9D9D9"/>
+              <w:bottom w:val="single" w:sz="4" w:color="D9D9D9"/>
+              <w:right w:val="single" w:sz="4" w:color="D9D9D9"/>
+            </w:tcBorders>
+          </w:tcPr>
+          <w:p>
+            <w:pPr>
+              <w:spacing w:after="40" w:line="245" w:lineRule="auto"/>
+            </w:pPr>
+            <w:r>
+              <w:rPr>
+                <w:b w:val="0"/>
+                <w:sz w:val="19"/>
+              </w:rPr>
+              <w:t>Лишняя проверка убрана. Оставлен отказ во входе с неверным паролем.</w:t>
             </w:r>
           </w:p>
         </w:tc>
@@ -957,7 +1256,7 @@
         </w:trPr>
         <w:tc>
           <w:tcPr>
-            <w:tcW w:type="dxa" w:w="454"/>
+            <w:tcW w:type="dxa" w:w="397"/>
             <w:vAlign w:val="center"/>
             <w:shd w:fill="FFFFFF"/>
             <w:tcMar>
@@ -988,7 +1287,7 @@
         </w:tc>
         <w:tc>
           <w:tcPr>
-            <w:tcW w:type="dxa" w:w="4139"/>
+            <w:tcW w:type="dxa" w:w="1757"/>
             <w:vAlign w:val="center"/>
             <w:shd w:fill="FFFFFF"/>
             <w:tcMar>
@@ -1013,13 +1312,13 @@
                 <w:b w:val="0"/>
                 <w:sz w:val="19"/>
               </w:rPr>
-              <w:t>Все ли ожидаемые результаты тестов основаны на требованиях?</w:t>
+              <w:t>Сценарии и тесты</w:t>
             </w:r>
           </w:p>
         </w:tc>
         <w:tc>
           <w:tcPr>
-            <w:tcW w:type="dxa" w:w="5046"/>
+            <w:tcW w:type="dxa" w:w="3175"/>
             <w:vAlign w:val="center"/>
             <w:shd w:fill="FFFFFF"/>
             <w:tcMar>
@@ -1044,7 +1343,38 @@
                 <w:b w:val="0"/>
                 <w:sz w:val="19"/>
               </w:rPr>
-              <w:t>Нет: блокировка после пяти ошибок не описана (R8).</w:t>
+              <w:t>Не хватает проверок функций врача и администратора.</w:t>
+            </w:r>
+          </w:p>
+        </w:tc>
+        <w:tc>
+          <w:tcPr>
+            <w:tcW w:type="dxa" w:w="4309"/>
+            <w:vAlign w:val="center"/>
+            <w:shd w:fill="FFFFFF"/>
+            <w:tcMar>
+              <w:top w:w="80" w:type="dxa"/>
+              <w:left w:w="80" w:type="dxa"/>
+              <w:bottom w:w="80" w:type="dxa"/>
+              <w:right w:w="80" w:type="dxa"/>
+            </w:tcMar>
+            <w:tcBorders>
+              <w:top w:val="single" w:sz="4" w:color="D9D9D9"/>
+              <w:left w:val="single" w:sz="4" w:color="D9D9D9"/>
+              <w:bottom w:val="single" w:sz="4" w:color="D9D9D9"/>
+              <w:right w:val="single" w:sz="4" w:color="D9D9D9"/>
+            </w:tcBorders>
+          </w:tcPr>
+          <w:p>
+            <w:pPr>
+              <w:spacing w:after="40" w:line="245" w:lineRule="auto"/>
+            </w:pPr>
+            <w:r>
+              <w:rPr>
+                <w:b w:val="0"/>
+                <w:sz w:val="19"/>
+              </w:rPr>
+              <w:t>Добавлены сценарии и тесты расписания, ручной записи, отмены и статистики.</w:t>
             </w:r>
           </w:p>
         </w:tc>
@@ -1055,7 +1385,7 @@
         </w:trPr>
         <w:tc>
           <w:tcPr>
-            <w:tcW w:type="dxa" w:w="454"/>
+            <w:tcW w:type="dxa" w:w="397"/>
             <w:vAlign w:val="center"/>
             <w:shd w:fill="F7F8FA"/>
             <w:tcMar>
@@ -1086,7 +1416,7 @@
         </w:tc>
         <w:tc>
           <w:tcPr>
-            <w:tcW w:type="dxa" w:w="4139"/>
+            <w:tcW w:type="dxa" w:w="1757"/>
             <w:vAlign w:val="center"/>
             <w:shd w:fill="F7F8FA"/>
             <w:tcMar>
@@ -1111,13 +1441,13 @@
                 <w:b w:val="0"/>
                 <w:sz w:val="19"/>
               </w:rPr>
-              <w:t>Проверяется ли отказ в доступе к чужим данным?</w:t>
+              <w:t>Права доступа</w:t>
             </w:r>
           </w:p>
         </w:tc>
         <w:tc>
           <w:tcPr>
-            <w:tcW w:type="dxa" w:w="5046"/>
+            <w:tcW w:type="dxa" w:w="3175"/>
             <w:vAlign w:val="center"/>
             <w:shd w:fill="F7F8FA"/>
             <w:tcMar>
@@ -1142,314 +1472,13 @@
                 <w:b w:val="0"/>
                 <w:sz w:val="19"/>
               </w:rPr>
-              <w:t>Нет: права по ролям и отрицательный тест не конкретизированы (R10).</w:t>
-            </w:r>
-          </w:p>
-        </w:tc>
-      </w:tr>
-    </w:tbl>
-    <w:p>
-      <w:pPr>
-        <w:spacing w:after="20"/>
-      </w:pPr>
-    </w:p>
-    <w:p>
-      <w:r>
-        <w:br w:type="page"/>
-      </w:r>
-    </w:p>
-    <w:p>
-      <w:pPr>
-        <w:pStyle w:val="Heading1"/>
-      </w:pPr>
-      <w:r>
-        <w:t>Замечания по материалам проекта</w:t>
-      </w:r>
-    </w:p>
-    <w:p>
-      <w:r>
-        <w:t>Замечания относятся к исходным файлам из контрольной версии lab1-git. В последнем столбце указано исправление, внесённое в версию 1.1.</w:t>
-      </w:r>
-    </w:p>
-    <w:tbl>
-      <w:tblPr>
-        <w:tblW w:type="auto" w:w="0"/>
-        <w:jc w:val="center"/>
-        <w:tblLayout w:type="fixed"/>
-        <w:tblLook w:firstColumn="1" w:firstRow="1" w:lastColumn="0" w:lastRow="0" w:noHBand="0" w:noVBand="1" w:val="04A0"/>
-      </w:tblPr>
-      <w:tblGrid>
-        <w:gridCol w:w="680"/>
-        <w:gridCol w:w="2041"/>
-        <w:gridCol w:w="3061"/>
-        <w:gridCol w:w="3855"/>
-      </w:tblGrid>
-      <w:tr>
-        <w:trPr>
-          <w:cantSplit/>
-          <w:tblHeader/>
-        </w:trPr>
-        <w:tc>
-          <w:tcPr>
-            <w:tcW w:type="dxa" w:w="680"/>
-            <w:vAlign w:val="center"/>
-            <w:shd w:fill="E2E8ED"/>
-            <w:tcMar>
-              <w:top w:w="80" w:type="dxa"/>
-              <w:left w:w="80" w:type="dxa"/>
-              <w:bottom w:w="80" w:type="dxa"/>
-              <w:right w:w="80" w:type="dxa"/>
-            </w:tcMar>
-            <w:tcBorders>
-              <w:top w:val="single" w:sz="4" w:color="D9D9D9"/>
-              <w:left w:val="single" w:sz="4" w:color="D9D9D9"/>
-              <w:bottom w:val="single" w:sz="4" w:color="D9D9D9"/>
-              <w:right w:val="single" w:sz="4" w:color="D9D9D9"/>
-            </w:tcBorders>
-          </w:tcPr>
-          <w:p>
-            <w:pPr>
-              <w:spacing w:after="40" w:line="245" w:lineRule="auto"/>
-            </w:pPr>
-            <w:r>
-              <w:rPr>
-                <w:b/>
-                <w:sz w:val="21"/>
-              </w:rPr>
-              <w:t>Код</w:t>
+              <w:t>Не определён доступ к чужим записям.</w:t>
             </w:r>
           </w:p>
         </w:tc>
         <w:tc>
           <w:tcPr>
-            <w:tcW w:type="dxa" w:w="2041"/>
-            <w:vAlign w:val="center"/>
-            <w:shd w:fill="E2E8ED"/>
-            <w:tcMar>
-              <w:top w:w="80" w:type="dxa"/>
-              <w:left w:w="80" w:type="dxa"/>
-              <w:bottom w:w="80" w:type="dxa"/>
-              <w:right w:w="80" w:type="dxa"/>
-            </w:tcMar>
-            <w:tcBorders>
-              <w:top w:val="single" w:sz="4" w:color="D9D9D9"/>
-              <w:left w:val="single" w:sz="4" w:color="D9D9D9"/>
-              <w:bottom w:val="single" w:sz="4" w:color="D9D9D9"/>
-              <w:right w:val="single" w:sz="4" w:color="D9D9D9"/>
-            </w:tcBorders>
-          </w:tcPr>
-          <w:p>
-            <w:pPr>
-              <w:spacing w:after="40" w:line="245" w:lineRule="auto"/>
-            </w:pPr>
-            <w:r>
-              <w:rPr>
-                <w:b/>
-                <w:sz w:val="21"/>
-              </w:rPr>
-              <w:t>Где обнаружено</w:t>
-            </w:r>
-          </w:p>
-        </w:tc>
-        <w:tc>
-          <w:tcPr>
-            <w:tcW w:type="dxa" w:w="3061"/>
-            <w:vAlign w:val="center"/>
-            <w:shd w:fill="E2E8ED"/>
-            <w:tcMar>
-              <w:top w:w="80" w:type="dxa"/>
-              <w:left w:w="80" w:type="dxa"/>
-              <w:bottom w:w="80" w:type="dxa"/>
-              <w:right w:w="80" w:type="dxa"/>
-            </w:tcMar>
-            <w:tcBorders>
-              <w:top w:val="single" w:sz="4" w:color="D9D9D9"/>
-              <w:left w:val="single" w:sz="4" w:color="D9D9D9"/>
-              <w:bottom w:val="single" w:sz="4" w:color="D9D9D9"/>
-              <w:right w:val="single" w:sz="4" w:color="D9D9D9"/>
-            </w:tcBorders>
-          </w:tcPr>
-          <w:p>
-            <w:pPr>
-              <w:spacing w:after="40" w:line="245" w:lineRule="auto"/>
-            </w:pPr>
-            <w:r>
-              <w:rPr>
-                <w:b/>
-                <w:sz w:val="21"/>
-              </w:rPr>
-              <w:t>Замечание</w:t>
-            </w:r>
-          </w:p>
-        </w:tc>
-        <w:tc>
-          <w:tcPr>
-            <w:tcW w:type="dxa" w:w="3855"/>
-            <w:vAlign w:val="center"/>
-            <w:shd w:fill="E2E8ED"/>
-            <w:tcMar>
-              <w:top w:w="80" w:type="dxa"/>
-              <w:left w:w="80" w:type="dxa"/>
-              <w:bottom w:w="80" w:type="dxa"/>
-              <w:right w:w="80" w:type="dxa"/>
-            </w:tcMar>
-            <w:tcBorders>
-              <w:top w:val="single" w:sz="4" w:color="D9D9D9"/>
-              <w:left w:val="single" w:sz="4" w:color="D9D9D9"/>
-              <w:bottom w:val="single" w:sz="4" w:color="D9D9D9"/>
-              <w:right w:val="single" w:sz="4" w:color="D9D9D9"/>
-            </w:tcBorders>
-          </w:tcPr>
-          <w:p>
-            <w:pPr>
-              <w:spacing w:after="40" w:line="245" w:lineRule="auto"/>
-            </w:pPr>
-            <w:r>
-              <w:rPr>
-                <w:b/>
-                <w:sz w:val="21"/>
-              </w:rPr>
-              <w:t>Исправление</w:t>
-            </w:r>
-          </w:p>
-        </w:tc>
-      </w:tr>
-      <w:tr>
-        <w:trPr>
-          <w:cantSplit/>
-        </w:trPr>
-        <w:tc>
-          <w:tcPr>
-            <w:tcW w:type="dxa" w:w="680"/>
-            <w:vAlign w:val="center"/>
-            <w:shd w:fill="FFFFFF"/>
-            <w:tcMar>
-              <w:top w:w="80" w:type="dxa"/>
-              <w:left w:w="80" w:type="dxa"/>
-              <w:bottom w:w="80" w:type="dxa"/>
-              <w:right w:w="80" w:type="dxa"/>
-            </w:tcMar>
-            <w:tcBorders>
-              <w:top w:val="single" w:sz="4" w:color="D9D9D9"/>
-              <w:left w:val="single" w:sz="4" w:color="D9D9D9"/>
-              <w:bottom w:val="single" w:sz="4" w:color="D9D9D9"/>
-              <w:right w:val="single" w:sz="4" w:color="D9D9D9"/>
-            </w:tcBorders>
-          </w:tcPr>
-          <w:p>
-            <w:pPr>
-              <w:spacing w:after="40" w:line="245" w:lineRule="auto"/>
-            </w:pPr>
-            <w:r>
-              <w:rPr>
-                <w:b w:val="0"/>
-                <w:sz w:val="21"/>
-              </w:rPr>
-              <w:t>R1</w:t>
-            </w:r>
-          </w:p>
-        </w:tc>
-        <w:tc>
-          <w:tcPr>
-            <w:tcW w:type="dxa" w:w="2041"/>
-            <w:vAlign w:val="center"/>
-            <w:shd w:fill="FFFFFF"/>
-            <w:tcMar>
-              <w:top w:w="80" w:type="dxa"/>
-              <w:left w:w="80" w:type="dxa"/>
-              <w:bottom w:w="80" w:type="dxa"/>
-              <w:right w:w="80" w:type="dxa"/>
-            </w:tcMar>
-            <w:tcBorders>
-              <w:top w:val="single" w:sz="4" w:color="D9D9D9"/>
-              <w:left w:val="single" w:sz="4" w:color="D9D9D9"/>
-              <w:bottom w:val="single" w:sz="4" w:color="D9D9D9"/>
-              <w:right w:val="single" w:sz="4" w:color="D9D9D9"/>
-            </w:tcBorders>
-          </w:tcPr>
-          <w:p>
-            <w:pPr>
-              <w:spacing w:after="40" w:line="245" w:lineRule="auto"/>
-            </w:pPr>
-            <w:r>
-              <w:rPr>
-                <w:b w:val="0"/>
-                <w:sz w:val="21"/>
-              </w:rPr>
-              <w:t>Задание 2, ФТ 1–2; задание 5, ТК 6</w:t>
-            </w:r>
-          </w:p>
-        </w:tc>
-        <w:tc>
-          <w:tcPr>
-            <w:tcW w:type="dxa" w:w="3061"/>
-            <w:vAlign w:val="center"/>
-            <w:shd w:fill="FFFFFF"/>
-            <w:tcMar>
-              <w:top w:w="80" w:type="dxa"/>
-              <w:left w:w="80" w:type="dxa"/>
-              <w:bottom w:w="80" w:type="dxa"/>
-              <w:right w:w="80" w:type="dxa"/>
-            </w:tcMar>
-            <w:tcBorders>
-              <w:top w:val="single" w:sz="4" w:color="D9D9D9"/>
-              <w:left w:val="single" w:sz="4" w:color="D9D9D9"/>
-              <w:bottom w:val="single" w:sz="4" w:color="D9D9D9"/>
-              <w:right w:val="single" w:sz="4" w:color="D9D9D9"/>
-            </w:tcBorders>
-          </w:tcPr>
-          <w:p>
-            <w:pPr>
-              <w:spacing w:after="40" w:line="245" w:lineRule="auto"/>
-            </w:pPr>
-            <w:r>
-              <w:rPr>
-                <w:b w:val="0"/>
-                <w:sz w:val="21"/>
-              </w:rPr>
-              <w:t>При регистрации указан email, но для входа требуется неопределённый «логин».</w:t>
-            </w:r>
-          </w:p>
-        </w:tc>
-        <w:tc>
-          <w:tcPr>
-            <w:tcW w:type="dxa" w:w="3855"/>
-            <w:vAlign w:val="center"/>
-            <w:shd w:fill="FFFFFF"/>
-            <w:tcMar>
-              <w:top w:w="80" w:type="dxa"/>
-              <w:left w:w="80" w:type="dxa"/>
-              <w:bottom w:w="80" w:type="dxa"/>
-              <w:right w:w="80" w:type="dxa"/>
-            </w:tcMar>
-            <w:tcBorders>
-              <w:top w:val="single" w:sz="4" w:color="D9D9D9"/>
-              <w:left w:val="single" w:sz="4" w:color="D9D9D9"/>
-              <w:bottom w:val="single" w:sz="4" w:color="D9D9D9"/>
-              <w:right w:val="single" w:sz="4" w:color="D9D9D9"/>
-            </w:tcBorders>
-          </w:tcPr>
-          <w:p>
-            <w:pPr>
-              <w:spacing w:after="40" w:line="245" w:lineRule="auto"/>
-            </w:pPr>
-            <w:r>
-              <w:rPr>
-                <w:b w:val="0"/>
-                <w:sz w:val="21"/>
-              </w:rPr>
-              <w:t>Установить email как логин, уточнить уникальность и синхронизировать ТК-06 и ТК-07.</w:t>
-            </w:r>
-          </w:p>
-        </w:tc>
-      </w:tr>
-      <w:tr>
-        <w:trPr>
-          <w:cantSplit/>
-        </w:trPr>
-        <w:tc>
-          <w:tcPr>
-            <w:tcW w:type="dxa" w:w="680"/>
+            <w:tcW w:type="dxa" w:w="4309"/>
             <w:vAlign w:val="center"/>
             <w:shd w:fill="F7F8FA"/>
             <w:tcMar>
@@ -1472,489 +1501,9 @@
             <w:r>
               <w:rPr>
                 <w:b w:val="0"/>
-                <w:sz w:val="21"/>
+                <w:sz w:val="19"/>
               </w:rPr>
-              <w:t>R2</w:t>
-            </w:r>
-          </w:p>
-        </w:tc>
-        <w:tc>
-          <w:tcPr>
-            <w:tcW w:type="dxa" w:w="2041"/>
-            <w:vAlign w:val="center"/>
-            <w:shd w:fill="F7F8FA"/>
-            <w:tcMar>
-              <w:top w:w="80" w:type="dxa"/>
-              <w:left w:w="80" w:type="dxa"/>
-              <w:bottom w:w="80" w:type="dxa"/>
-              <w:right w:w="80" w:type="dxa"/>
-            </w:tcMar>
-            <w:tcBorders>
-              <w:top w:val="single" w:sz="4" w:color="D9D9D9"/>
-              <w:left w:val="single" w:sz="4" w:color="D9D9D9"/>
-              <w:bottom w:val="single" w:sz="4" w:color="D9D9D9"/>
-              <w:right w:val="single" w:sz="4" w:color="D9D9D9"/>
-            </w:tcBorders>
-          </w:tcPr>
-          <w:p>
-            <w:pPr>
-              <w:spacing w:after="40" w:line="245" w:lineRule="auto"/>
-            </w:pPr>
-            <w:r>
-              <w:rPr>
-                <w:b w:val="0"/>
-                <w:sz w:val="21"/>
-              </w:rPr>
-              <w:t>Задание 2, ФТ 6–7; задание 5, ТК 3–4</w:t>
-            </w:r>
-          </w:p>
-        </w:tc>
-        <w:tc>
-          <w:tcPr>
-            <w:tcW w:type="dxa" w:w="3061"/>
-            <w:vAlign w:val="center"/>
-            <w:shd w:fill="F7F8FA"/>
-            <w:tcMar>
-              <w:top w:w="80" w:type="dxa"/>
-              <w:left w:w="80" w:type="dxa"/>
-              <w:bottom w:w="80" w:type="dxa"/>
-              <w:right w:w="80" w:type="dxa"/>
-            </w:tcMar>
-            <w:tcBorders>
-              <w:top w:val="single" w:sz="4" w:color="D9D9D9"/>
-              <w:left w:val="single" w:sz="4" w:color="D9D9D9"/>
-              <w:bottom w:val="single" w:sz="4" w:color="D9D9D9"/>
-              <w:right w:val="single" w:sz="4" w:color="D9D9D9"/>
-            </w:tcBorders>
-          </w:tcPr>
-          <w:p>
-            <w:pPr>
-              <w:spacing w:after="40" w:line="245" w:lineRule="auto"/>
-            </w:pPr>
-            <w:r>
-              <w:rPr>
-                <w:b w:val="0"/>
-                <w:sz w:val="21"/>
-              </w:rPr>
-              <w:t>Не указаны срок отмены и переноса, поведение при занятом новом слоте и доступ к чужой записи.</w:t>
-            </w:r>
-          </w:p>
-        </w:tc>
-        <w:tc>
-          <w:tcPr>
-            <w:tcW w:type="dxa" w:w="3855"/>
-            <w:vAlign w:val="center"/>
-            <w:shd w:fill="F7F8FA"/>
-            <w:tcMar>
-              <w:top w:w="80" w:type="dxa"/>
-              <w:left w:w="80" w:type="dxa"/>
-              <w:bottom w:w="80" w:type="dxa"/>
-              <w:right w:w="80" w:type="dxa"/>
-            </w:tcMar>
-            <w:tcBorders>
-              <w:top w:val="single" w:sz="4" w:color="D9D9D9"/>
-              <w:left w:val="single" w:sz="4" w:color="D9D9D9"/>
-              <w:bottom w:val="single" w:sz="4" w:color="D9D9D9"/>
-              <w:right w:val="single" w:sz="4" w:color="D9D9D9"/>
-            </w:tcBorders>
-          </w:tcPr>
-          <w:p>
-            <w:pPr>
-              <w:spacing w:after="40" w:line="245" w:lineRule="auto"/>
-            </w:pPr>
-            <w:r>
-              <w:rPr>
-                <w:b w:val="0"/>
-                <w:sz w:val="21"/>
-              </w:rPr>
-              <w:t>Разрешить действия до начала своего приёма; перенос сделать атомарным. Добавить проверки границы времени и отказа.</w:t>
-            </w:r>
-          </w:p>
-        </w:tc>
-      </w:tr>
-      <w:tr>
-        <w:trPr>
-          <w:cantSplit/>
-        </w:trPr>
-        <w:tc>
-          <w:tcPr>
-            <w:tcW w:type="dxa" w:w="680"/>
-            <w:vAlign w:val="center"/>
-            <w:shd w:fill="FFFFFF"/>
-            <w:tcMar>
-              <w:top w:w="80" w:type="dxa"/>
-              <w:left w:w="80" w:type="dxa"/>
-              <w:bottom w:w="80" w:type="dxa"/>
-              <w:right w:w="80" w:type="dxa"/>
-            </w:tcMar>
-            <w:tcBorders>
-              <w:top w:val="single" w:sz="4" w:color="D9D9D9"/>
-              <w:left w:val="single" w:sz="4" w:color="D9D9D9"/>
-              <w:bottom w:val="single" w:sz="4" w:color="D9D9D9"/>
-              <w:right w:val="single" w:sz="4" w:color="D9D9D9"/>
-            </w:tcBorders>
-          </w:tcPr>
-          <w:p>
-            <w:pPr>
-              <w:spacing w:after="40" w:line="245" w:lineRule="auto"/>
-            </w:pPr>
-            <w:r>
-              <w:rPr>
-                <w:b w:val="0"/>
-                <w:sz w:val="21"/>
-              </w:rPr>
-              <w:t>R3</w:t>
-            </w:r>
-          </w:p>
-        </w:tc>
-        <w:tc>
-          <w:tcPr>
-            <w:tcW w:type="dxa" w:w="2041"/>
-            <w:vAlign w:val="center"/>
-            <w:shd w:fill="FFFFFF"/>
-            <w:tcMar>
-              <w:top w:w="80" w:type="dxa"/>
-              <w:left w:w="80" w:type="dxa"/>
-              <w:bottom w:w="80" w:type="dxa"/>
-              <w:right w:w="80" w:type="dxa"/>
-            </w:tcMar>
-            <w:tcBorders>
-              <w:top w:val="single" w:sz="4" w:color="D9D9D9"/>
-              <w:left w:val="single" w:sz="4" w:color="D9D9D9"/>
-              <w:bottom w:val="single" w:sz="4" w:color="D9D9D9"/>
-              <w:right w:val="single" w:sz="4" w:color="D9D9D9"/>
-            </w:tcBorders>
-          </w:tcPr>
-          <w:p>
-            <w:pPr>
-              <w:spacing w:after="40" w:line="245" w:lineRule="auto"/>
-            </w:pPr>
-            <w:r>
-              <w:rPr>
-                <w:b w:val="0"/>
-                <w:sz w:val="21"/>
-              </w:rPr>
-              <w:t>Задание 2, ФТ 11; задание 3, НФТ 11 и сценарий 2</w:t>
-            </w:r>
-          </w:p>
-        </w:tc>
-        <w:tc>
-          <w:tcPr>
-            <w:tcW w:type="dxa" w:w="3061"/>
-            <w:vAlign w:val="center"/>
-            <w:shd w:fill="FFFFFF"/>
-            <w:tcMar>
-              <w:top w:w="80" w:type="dxa"/>
-              <w:left w:w="80" w:type="dxa"/>
-              <w:bottom w:w="80" w:type="dxa"/>
-              <w:right w:w="80" w:type="dxa"/>
-            </w:tcMar>
-            <w:tcBorders>
-              <w:top w:val="single" w:sz="4" w:color="D9D9D9"/>
-              <w:left w:val="single" w:sz="4" w:color="D9D9D9"/>
-              <w:bottom w:val="single" w:sz="4" w:color="D9D9D9"/>
-              <w:right w:val="single" w:sz="4" w:color="D9D9D9"/>
-            </w:tcBorders>
-          </w:tcPr>
-          <w:p>
-            <w:pPr>
-              <w:spacing w:after="40" w:line="245" w:lineRule="auto"/>
-            </w:pPr>
-            <w:r>
-              <w:rPr>
-                <w:b w:val="0"/>
-                <w:sz w:val="21"/>
-              </w:rPr>
-              <w:t>«За 24 часа», «не позднее» и ежечасная проверка «примерно за 24 часа» не согласованы. Не описана поздняя запись.</w:t>
-            </w:r>
-          </w:p>
-        </w:tc>
-        <w:tc>
-          <w:tcPr>
-            <w:tcW w:type="dxa" w:w="3855"/>
-            <w:vAlign w:val="center"/>
-            <w:shd w:fill="FFFFFF"/>
-            <w:tcMar>
-              <w:top w:w="80" w:type="dxa"/>
-              <w:left w:w="80" w:type="dxa"/>
-              <w:bottom w:w="80" w:type="dxa"/>
-              <w:right w:w="80" w:type="dxa"/>
-            </w:tcMar>
-            <w:tcBorders>
-              <w:top w:val="single" w:sz="4" w:color="D9D9D9"/>
-              <w:left w:val="single" w:sz="4" w:color="D9D9D9"/>
-              <w:bottom w:val="single" w:sz="4" w:color="D9D9D9"/>
-              <w:right w:val="single" w:sz="4" w:color="D9D9D9"/>
-            </w:tcBorders>
-          </w:tcPr>
-          <w:p>
-            <w:pPr>
-              <w:spacing w:after="40" w:line="245" w:lineRule="auto"/>
-            </w:pPr>
-            <w:r>
-              <w:rPr>
-                <w:b w:val="0"/>
-                <w:sz w:val="21"/>
-              </w:rPr>
-              <w:t>Задать плановое время, интервал 1 минута, допуск 60 секунд, позднюю запись, повторы, отмену и перенос напоминания.</w:t>
-            </w:r>
-          </w:p>
-        </w:tc>
-      </w:tr>
-      <w:tr>
-        <w:trPr>
-          <w:cantSplit/>
-        </w:trPr>
-        <w:tc>
-          <w:tcPr>
-            <w:tcW w:type="dxa" w:w="680"/>
-            <w:vAlign w:val="center"/>
-            <w:shd w:fill="F7F8FA"/>
-            <w:tcMar>
-              <w:top w:w="80" w:type="dxa"/>
-              <w:left w:w="80" w:type="dxa"/>
-              <w:bottom w:w="80" w:type="dxa"/>
-              <w:right w:w="80" w:type="dxa"/>
-            </w:tcMar>
-            <w:tcBorders>
-              <w:top w:val="single" w:sz="4" w:color="D9D9D9"/>
-              <w:left w:val="single" w:sz="4" w:color="D9D9D9"/>
-              <w:bottom w:val="single" w:sz="4" w:color="D9D9D9"/>
-              <w:right w:val="single" w:sz="4" w:color="D9D9D9"/>
-            </w:tcBorders>
-          </w:tcPr>
-          <w:p>
-            <w:pPr>
-              <w:spacing w:after="40" w:line="245" w:lineRule="auto"/>
-            </w:pPr>
-            <w:r>
-              <w:rPr>
-                <w:b w:val="0"/>
-                <w:sz w:val="21"/>
-              </w:rPr>
-              <w:t>R4</w:t>
-            </w:r>
-          </w:p>
-        </w:tc>
-        <w:tc>
-          <w:tcPr>
-            <w:tcW w:type="dxa" w:w="2041"/>
-            <w:vAlign w:val="center"/>
-            <w:shd w:fill="F7F8FA"/>
-            <w:tcMar>
-              <w:top w:w="80" w:type="dxa"/>
-              <w:left w:w="80" w:type="dxa"/>
-              <w:bottom w:w="80" w:type="dxa"/>
-              <w:right w:w="80" w:type="dxa"/>
-            </w:tcMar>
-            <w:tcBorders>
-              <w:top w:val="single" w:sz="4" w:color="D9D9D9"/>
-              <w:left w:val="single" w:sz="4" w:color="D9D9D9"/>
-              <w:bottom w:val="single" w:sz="4" w:color="D9D9D9"/>
-              <w:right w:val="single" w:sz="4" w:color="D9D9D9"/>
-            </w:tcBorders>
-          </w:tcPr>
-          <w:p>
-            <w:pPr>
-              <w:spacing w:after="40" w:line="245" w:lineRule="auto"/>
-            </w:pPr>
-            <w:r>
-              <w:rPr>
-                <w:b w:val="0"/>
-                <w:sz w:val="21"/>
-              </w:rPr>
-              <w:t>Задание 3, НФТ 1 и 9</w:t>
-            </w:r>
-          </w:p>
-        </w:tc>
-        <w:tc>
-          <w:tcPr>
-            <w:tcW w:type="dxa" w:w="3061"/>
-            <w:vAlign w:val="center"/>
-            <w:shd w:fill="F7F8FA"/>
-            <w:tcMar>
-              <w:top w:w="80" w:type="dxa"/>
-              <w:left w:w="80" w:type="dxa"/>
-              <w:bottom w:w="80" w:type="dxa"/>
-              <w:right w:w="80" w:type="dxa"/>
-            </w:tcMar>
-            <w:tcBorders>
-              <w:top w:val="single" w:sz="4" w:color="D9D9D9"/>
-              <w:left w:val="single" w:sz="4" w:color="D9D9D9"/>
-              <w:bottom w:val="single" w:sz="4" w:color="D9D9D9"/>
-              <w:right w:val="single" w:sz="4" w:color="D9D9D9"/>
-            </w:tcBorders>
-          </w:tcPr>
-          <w:p>
-            <w:pPr>
-              <w:spacing w:after="40" w:line="245" w:lineRule="auto"/>
-            </w:pPr>
-            <w:r>
-              <w:rPr>
-                <w:b w:val="0"/>
-                <w:sz w:val="21"/>
-              </w:rPr>
-              <w:t>Скорость 3 секунды и 100 пользователей указаны без нагрузки, объёма данных и способа измерения.</w:t>
-            </w:r>
-          </w:p>
-        </w:tc>
-        <w:tc>
-          <w:tcPr>
-            <w:tcW w:type="dxa" w:w="3855"/>
-            <w:vAlign w:val="center"/>
-            <w:shd w:fill="F7F8FA"/>
-            <w:tcMar>
-              <w:top w:w="80" w:type="dxa"/>
-              <w:left w:w="80" w:type="dxa"/>
-              <w:bottom w:w="80" w:type="dxa"/>
-              <w:right w:w="80" w:type="dxa"/>
-            </w:tcMar>
-            <w:tcBorders>
-              <w:top w:val="single" w:sz="4" w:color="D9D9D9"/>
-              <w:left w:val="single" w:sz="4" w:color="D9D9D9"/>
-              <w:bottom w:val="single" w:sz="4" w:color="D9D9D9"/>
-              <w:right w:val="single" w:sz="4" w:color="D9D9D9"/>
-            </w:tcBorders>
-          </w:tcPr>
-          <w:p>
-            <w:pPr>
-              <w:spacing w:after="40" w:line="245" w:lineRule="auto"/>
-            </w:pPr>
-            <w:r>
-              <w:rPr>
-                <w:b w:val="0"/>
-                <w:sz w:val="21"/>
-              </w:rPr>
-              <w:t>Объединить условия проверки: 100 пользователей, 10 000 слотов, 95 из 100 запросов до 3 секунд. Добавить ТК-15.</w:t>
-            </w:r>
-          </w:p>
-        </w:tc>
-      </w:tr>
-      <w:tr>
-        <w:trPr>
-          <w:cantSplit/>
-        </w:trPr>
-        <w:tc>
-          <w:tcPr>
-            <w:tcW w:type="dxa" w:w="680"/>
-            <w:vAlign w:val="center"/>
-            <w:shd w:fill="FFFFFF"/>
-            <w:tcMar>
-              <w:top w:w="80" w:type="dxa"/>
-              <w:left w:w="80" w:type="dxa"/>
-              <w:bottom w:w="80" w:type="dxa"/>
-              <w:right w:w="80" w:type="dxa"/>
-            </w:tcMar>
-            <w:tcBorders>
-              <w:top w:val="single" w:sz="4" w:color="D9D9D9"/>
-              <w:left w:val="single" w:sz="4" w:color="D9D9D9"/>
-              <w:bottom w:val="single" w:sz="4" w:color="D9D9D9"/>
-              <w:right w:val="single" w:sz="4" w:color="D9D9D9"/>
-            </w:tcBorders>
-          </w:tcPr>
-          <w:p>
-            <w:pPr>
-              <w:spacing w:after="40" w:line="245" w:lineRule="auto"/>
-            </w:pPr>
-            <w:r>
-              <w:rPr>
-                <w:b w:val="0"/>
-                <w:sz w:val="21"/>
-              </w:rPr>
-              <w:t>R5</w:t>
-            </w:r>
-          </w:p>
-        </w:tc>
-        <w:tc>
-          <w:tcPr>
-            <w:tcW w:type="dxa" w:w="2041"/>
-            <w:vAlign w:val="center"/>
-            <w:shd w:fill="FFFFFF"/>
-            <w:tcMar>
-              <w:top w:w="80" w:type="dxa"/>
-              <w:left w:w="80" w:type="dxa"/>
-              <w:bottom w:w="80" w:type="dxa"/>
-              <w:right w:w="80" w:type="dxa"/>
-            </w:tcMar>
-            <w:tcBorders>
-              <w:top w:val="single" w:sz="4" w:color="D9D9D9"/>
-              <w:left w:val="single" w:sz="4" w:color="D9D9D9"/>
-              <w:bottom w:val="single" w:sz="4" w:color="D9D9D9"/>
-              <w:right w:val="single" w:sz="4" w:color="D9D9D9"/>
-            </w:tcBorders>
-          </w:tcPr>
-          <w:p>
-            <w:pPr>
-              <w:spacing w:after="40" w:line="245" w:lineRule="auto"/>
-            </w:pPr>
-            <w:r>
-              <w:rPr>
-                <w:b w:val="0"/>
-                <w:sz w:val="21"/>
-              </w:rPr>
-              <w:t>Задание 4, таблица итераций</w:t>
-            </w:r>
-          </w:p>
-        </w:tc>
-        <w:tc>
-          <w:tcPr>
-            <w:tcW w:type="dxa" w:w="3061"/>
-            <w:vAlign w:val="center"/>
-            <w:shd w:fill="FFFFFF"/>
-            <w:tcMar>
-              <w:top w:w="80" w:type="dxa"/>
-              <w:left w:w="80" w:type="dxa"/>
-              <w:bottom w:w="80" w:type="dxa"/>
-              <w:right w:w="80" w:type="dxa"/>
-            </w:tcMar>
-            <w:tcBorders>
-              <w:top w:val="single" w:sz="4" w:color="D9D9D9"/>
-              <w:left w:val="single" w:sz="4" w:color="D9D9D9"/>
-              <w:bottom w:val="single" w:sz="4" w:color="D9D9D9"/>
-              <w:right w:val="single" w:sz="4" w:color="D9D9D9"/>
-            </w:tcBorders>
-          </w:tcPr>
-          <w:p>
-            <w:pPr>
-              <w:spacing w:after="40" w:line="245" w:lineRule="auto"/>
-            </w:pPr>
-            <w:r>
-              <w:rPr>
-                <w:b w:val="0"/>
-                <w:sz w:val="21"/>
-              </w:rPr>
-              <w:t>Запись уже есть в первой итерации, а управление расписанием только в пятой; подтверждения — в третьей.</w:t>
-            </w:r>
-          </w:p>
-        </w:tc>
-        <w:tc>
-          <w:tcPr>
-            <w:tcW w:type="dxa" w:w="3855"/>
-            <w:vAlign w:val="center"/>
-            <w:shd w:fill="FFFFFF"/>
-            <w:tcMar>
-              <w:top w:w="80" w:type="dxa"/>
-              <w:left w:w="80" w:type="dxa"/>
-              <w:bottom w:w="80" w:type="dxa"/>
-              <w:right w:w="80" w:type="dxa"/>
-            </w:tcMar>
-            <w:tcBorders>
-              <w:top w:val="single" w:sz="4" w:color="D9D9D9"/>
-              <w:left w:val="single" w:sz="4" w:color="D9D9D9"/>
-              <w:bottom w:val="single" w:sz="4" w:color="D9D9D9"/>
-              <w:right w:val="single" w:sz="4" w:color="D9D9D9"/>
-            </w:tcBorders>
-          </w:tcPr>
-          <w:p>
-            <w:pPr>
-              <w:spacing w:after="40" w:line="245" w:lineRule="auto"/>
-            </w:pPr>
-            <w:r>
-              <w:rPr>
-                <w:b w:val="0"/>
-                <w:sz w:val="21"/>
-              </w:rPr>
-              <w:t>В первой итерации включить авторизацию, создание расписания администратором и подтверждение записи; напоминания оставить в третьей.</w:t>
+              <w:t>Уточнены права ролей и добавлены проверки отказа в доступе.</w:t>
             </w:r>
           </w:p>
         </w:tc>
@@ -1967,11 +1516,6 @@
     </w:p>
     <w:p>
       <w:r>
-        <w:t>Статус перечисленных замечаний: исправлено в документации. Ссылки на коммиты приведены в конце отчёта.</w:t>
-      </w:r>
-    </w:p>
-    <w:p>
-      <w:r>
         <w:br w:type="page"/>
       </w:r>
     </w:p>
@@ -1980,829 +1524,7 @@
         <w:pStyle w:val="Heading1"/>
       </w:pPr>
       <w:r>
-        <w:t>Замечания по материалам проекта продолжение</w:t>
-      </w:r>
-    </w:p>
-    <w:p>
-      <w:r>
-        <w:t>Замечания относятся к исходным файлам из контрольной версии lab1-git. В последнем столбце указано исправление, внесённое в версию 1.1.</w:t>
-      </w:r>
-    </w:p>
-    <w:tbl>
-      <w:tblPr>
-        <w:tblW w:type="auto" w:w="0"/>
-        <w:jc w:val="center"/>
-        <w:tblLayout w:type="fixed"/>
-        <w:tblLook w:firstColumn="1" w:firstRow="1" w:lastColumn="0" w:lastRow="0" w:noHBand="0" w:noVBand="1" w:val="04A0"/>
-      </w:tblPr>
-      <w:tblGrid>
-        <w:gridCol w:w="680"/>
-        <w:gridCol w:w="2041"/>
-        <w:gridCol w:w="3061"/>
-        <w:gridCol w:w="3855"/>
-      </w:tblGrid>
-      <w:tr>
-        <w:trPr>
-          <w:cantSplit/>
-          <w:tblHeader/>
-        </w:trPr>
-        <w:tc>
-          <w:tcPr>
-            <w:tcW w:type="dxa" w:w="680"/>
-            <w:vAlign w:val="center"/>
-            <w:shd w:fill="E2E8ED"/>
-            <w:tcMar>
-              <w:top w:w="80" w:type="dxa"/>
-              <w:left w:w="80" w:type="dxa"/>
-              <w:bottom w:w="80" w:type="dxa"/>
-              <w:right w:w="80" w:type="dxa"/>
-            </w:tcMar>
-            <w:tcBorders>
-              <w:top w:val="single" w:sz="4" w:color="D9D9D9"/>
-              <w:left w:val="single" w:sz="4" w:color="D9D9D9"/>
-              <w:bottom w:val="single" w:sz="4" w:color="D9D9D9"/>
-              <w:right w:val="single" w:sz="4" w:color="D9D9D9"/>
-            </w:tcBorders>
-          </w:tcPr>
-          <w:p>
-            <w:pPr>
-              <w:spacing w:after="40" w:line="245" w:lineRule="auto"/>
-            </w:pPr>
-            <w:r>
-              <w:rPr>
-                <w:b/>
-                <w:sz w:val="21"/>
-              </w:rPr>
-              <w:t>Код</w:t>
-            </w:r>
-          </w:p>
-        </w:tc>
-        <w:tc>
-          <w:tcPr>
-            <w:tcW w:type="dxa" w:w="2041"/>
-            <w:vAlign w:val="center"/>
-            <w:shd w:fill="E2E8ED"/>
-            <w:tcMar>
-              <w:top w:w="80" w:type="dxa"/>
-              <w:left w:w="80" w:type="dxa"/>
-              <w:bottom w:w="80" w:type="dxa"/>
-              <w:right w:w="80" w:type="dxa"/>
-            </w:tcMar>
-            <w:tcBorders>
-              <w:top w:val="single" w:sz="4" w:color="D9D9D9"/>
-              <w:left w:val="single" w:sz="4" w:color="D9D9D9"/>
-              <w:bottom w:val="single" w:sz="4" w:color="D9D9D9"/>
-              <w:right w:val="single" w:sz="4" w:color="D9D9D9"/>
-            </w:tcBorders>
-          </w:tcPr>
-          <w:p>
-            <w:pPr>
-              <w:spacing w:after="40" w:line="245" w:lineRule="auto"/>
-            </w:pPr>
-            <w:r>
-              <w:rPr>
-                <w:b/>
-                <w:sz w:val="21"/>
-              </w:rPr>
-              <w:t>Где обнаружено</w:t>
-            </w:r>
-          </w:p>
-        </w:tc>
-        <w:tc>
-          <w:tcPr>
-            <w:tcW w:type="dxa" w:w="3061"/>
-            <w:vAlign w:val="center"/>
-            <w:shd w:fill="E2E8ED"/>
-            <w:tcMar>
-              <w:top w:w="80" w:type="dxa"/>
-              <w:left w:w="80" w:type="dxa"/>
-              <w:bottom w:w="80" w:type="dxa"/>
-              <w:right w:w="80" w:type="dxa"/>
-            </w:tcMar>
-            <w:tcBorders>
-              <w:top w:val="single" w:sz="4" w:color="D9D9D9"/>
-              <w:left w:val="single" w:sz="4" w:color="D9D9D9"/>
-              <w:bottom w:val="single" w:sz="4" w:color="D9D9D9"/>
-              <w:right w:val="single" w:sz="4" w:color="D9D9D9"/>
-            </w:tcBorders>
-          </w:tcPr>
-          <w:p>
-            <w:pPr>
-              <w:spacing w:after="40" w:line="245" w:lineRule="auto"/>
-            </w:pPr>
-            <w:r>
-              <w:rPr>
-                <w:b/>
-                <w:sz w:val="21"/>
-              </w:rPr>
-              <w:t>Замечание</w:t>
-            </w:r>
-          </w:p>
-        </w:tc>
-        <w:tc>
-          <w:tcPr>
-            <w:tcW w:type="dxa" w:w="3855"/>
-            <w:vAlign w:val="center"/>
-            <w:shd w:fill="E2E8ED"/>
-            <w:tcMar>
-              <w:top w:w="80" w:type="dxa"/>
-              <w:left w:w="80" w:type="dxa"/>
-              <w:bottom w:w="80" w:type="dxa"/>
-              <w:right w:w="80" w:type="dxa"/>
-            </w:tcMar>
-            <w:tcBorders>
-              <w:top w:val="single" w:sz="4" w:color="D9D9D9"/>
-              <w:left w:val="single" w:sz="4" w:color="D9D9D9"/>
-              <w:bottom w:val="single" w:sz="4" w:color="D9D9D9"/>
-              <w:right w:val="single" w:sz="4" w:color="D9D9D9"/>
-            </w:tcBorders>
-          </w:tcPr>
-          <w:p>
-            <w:pPr>
-              <w:spacing w:after="40" w:line="245" w:lineRule="auto"/>
-            </w:pPr>
-            <w:r>
-              <w:rPr>
-                <w:b/>
-                <w:sz w:val="21"/>
-              </w:rPr>
-              <w:t>Исправление</w:t>
-            </w:r>
-          </w:p>
-        </w:tc>
-      </w:tr>
-      <w:tr>
-        <w:trPr>
-          <w:cantSplit/>
-        </w:trPr>
-        <w:tc>
-          <w:tcPr>
-            <w:tcW w:type="dxa" w:w="680"/>
-            <w:vAlign w:val="center"/>
-            <w:shd w:fill="FFFFFF"/>
-            <w:tcMar>
-              <w:top w:w="80" w:type="dxa"/>
-              <w:left w:w="80" w:type="dxa"/>
-              <w:bottom w:w="80" w:type="dxa"/>
-              <w:right w:w="80" w:type="dxa"/>
-            </w:tcMar>
-            <w:tcBorders>
-              <w:top w:val="single" w:sz="4" w:color="D9D9D9"/>
-              <w:left w:val="single" w:sz="4" w:color="D9D9D9"/>
-              <w:bottom w:val="single" w:sz="4" w:color="D9D9D9"/>
-              <w:right w:val="single" w:sz="4" w:color="D9D9D9"/>
-            </w:tcBorders>
-          </w:tcPr>
-          <w:p>
-            <w:pPr>
-              <w:spacing w:after="40" w:line="245" w:lineRule="auto"/>
-            </w:pPr>
-            <w:r>
-              <w:rPr>
-                <w:b w:val="0"/>
-                <w:sz w:val="21"/>
-              </w:rPr>
-              <w:t>R6</w:t>
-            </w:r>
-          </w:p>
-        </w:tc>
-        <w:tc>
-          <w:tcPr>
-            <w:tcW w:type="dxa" w:w="2041"/>
-            <w:vAlign w:val="center"/>
-            <w:shd w:fill="FFFFFF"/>
-            <w:tcMar>
-              <w:top w:w="80" w:type="dxa"/>
-              <w:left w:w="80" w:type="dxa"/>
-              <w:bottom w:w="80" w:type="dxa"/>
-              <w:right w:w="80" w:type="dxa"/>
-            </w:tcMar>
-            <w:tcBorders>
-              <w:top w:val="single" w:sz="4" w:color="D9D9D9"/>
-              <w:left w:val="single" w:sz="4" w:color="D9D9D9"/>
-              <w:bottom w:val="single" w:sz="4" w:color="D9D9D9"/>
-              <w:right w:val="single" w:sz="4" w:color="D9D9D9"/>
-            </w:tcBorders>
-          </w:tcPr>
-          <w:p>
-            <w:pPr>
-              <w:spacing w:after="40" w:line="245" w:lineRule="auto"/>
-            </w:pPr>
-            <w:r>
-              <w:rPr>
-                <w:b w:val="0"/>
-                <w:sz w:val="21"/>
-              </w:rPr>
-              <w:t>Задание 5, связь Slot и Appointment</w:t>
-            </w:r>
-          </w:p>
-        </w:tc>
-        <w:tc>
-          <w:tcPr>
-            <w:tcW w:type="dxa" w:w="3061"/>
-            <w:vAlign w:val="center"/>
-            <w:shd w:fill="FFFFFF"/>
-            <w:tcMar>
-              <w:top w:w="80" w:type="dxa"/>
-              <w:left w:w="80" w:type="dxa"/>
-              <w:bottom w:w="80" w:type="dxa"/>
-              <w:right w:w="80" w:type="dxa"/>
-            </w:tcMar>
-            <w:tcBorders>
-              <w:top w:val="single" w:sz="4" w:color="D9D9D9"/>
-              <w:left w:val="single" w:sz="4" w:color="D9D9D9"/>
-              <w:bottom w:val="single" w:sz="4" w:color="D9D9D9"/>
-              <w:right w:val="single" w:sz="4" w:color="D9D9D9"/>
-            </w:tcBorders>
-          </w:tcPr>
-          <w:p>
-            <w:pPr>
-              <w:spacing w:after="40" w:line="245" w:lineRule="auto"/>
-            </w:pPr>
-            <w:r>
-              <w:rPr>
-                <w:b w:val="0"/>
-                <w:sz w:val="21"/>
-              </w:rPr>
-              <w:t>Кратность 0..1 записи на слот не позволяет хранить несколько отменённых записей и повторно занимать слот.</w:t>
-            </w:r>
-          </w:p>
-        </w:tc>
-        <w:tc>
-          <w:tcPr>
-            <w:tcW w:type="dxa" w:w="3855"/>
-            <w:vAlign w:val="center"/>
-            <w:shd w:fill="FFFFFF"/>
-            <w:tcMar>
-              <w:top w:w="80" w:type="dxa"/>
-              <w:left w:w="80" w:type="dxa"/>
-              <w:bottom w:w="80" w:type="dxa"/>
-              <w:right w:w="80" w:type="dxa"/>
-            </w:tcMar>
-            <w:tcBorders>
-              <w:top w:val="single" w:sz="4" w:color="D9D9D9"/>
-              <w:left w:val="single" w:sz="4" w:color="D9D9D9"/>
-              <w:bottom w:val="single" w:sz="4" w:color="D9D9D9"/>
-              <w:right w:val="single" w:sz="4" w:color="D9D9D9"/>
-            </w:tcBorders>
-          </w:tcPr>
-          <w:p>
-            <w:pPr>
-              <w:spacing w:after="40" w:line="245" w:lineRule="auto"/>
-            </w:pPr>
-            <w:r>
-              <w:rPr>
-                <w:b w:val="0"/>
-                <w:sz w:val="21"/>
-              </w:rPr>
-              <w:t>Заменить кратность на 0..* для истории; отдельно закрепить инвариант «не более одной CONFIRMED».</w:t>
-            </w:r>
-          </w:p>
-        </w:tc>
-      </w:tr>
-      <w:tr>
-        <w:trPr>
-          <w:cantSplit/>
-        </w:trPr>
-        <w:tc>
-          <w:tcPr>
-            <w:tcW w:type="dxa" w:w="680"/>
-            <w:vAlign w:val="center"/>
-            <w:shd w:fill="F7F8FA"/>
-            <w:tcMar>
-              <w:top w:w="80" w:type="dxa"/>
-              <w:left w:w="80" w:type="dxa"/>
-              <w:bottom w:w="80" w:type="dxa"/>
-              <w:right w:w="80" w:type="dxa"/>
-            </w:tcMar>
-            <w:tcBorders>
-              <w:top w:val="single" w:sz="4" w:color="D9D9D9"/>
-              <w:left w:val="single" w:sz="4" w:color="D9D9D9"/>
-              <w:bottom w:val="single" w:sz="4" w:color="D9D9D9"/>
-              <w:right w:val="single" w:sz="4" w:color="D9D9D9"/>
-            </w:tcBorders>
-          </w:tcPr>
-          <w:p>
-            <w:pPr>
-              <w:spacing w:after="40" w:line="245" w:lineRule="auto"/>
-            </w:pPr>
-            <w:r>
-              <w:rPr>
-                <w:b w:val="0"/>
-                <w:sz w:val="21"/>
-              </w:rPr>
-              <w:t>R7</w:t>
-            </w:r>
-          </w:p>
-        </w:tc>
-        <w:tc>
-          <w:tcPr>
-            <w:tcW w:type="dxa" w:w="2041"/>
-            <w:vAlign w:val="center"/>
-            <w:shd w:fill="F7F8FA"/>
-            <w:tcMar>
-              <w:top w:w="80" w:type="dxa"/>
-              <w:left w:w="80" w:type="dxa"/>
-              <w:bottom w:w="80" w:type="dxa"/>
-              <w:right w:w="80" w:type="dxa"/>
-            </w:tcMar>
-            <w:tcBorders>
-              <w:top w:val="single" w:sz="4" w:color="D9D9D9"/>
-              <w:left w:val="single" w:sz="4" w:color="D9D9D9"/>
-              <w:bottom w:val="single" w:sz="4" w:color="D9D9D9"/>
-              <w:right w:val="single" w:sz="4" w:color="D9D9D9"/>
-            </w:tcBorders>
-          </w:tcPr>
-          <w:p>
-            <w:pPr>
-              <w:spacing w:after="40" w:line="245" w:lineRule="auto"/>
-            </w:pPr>
-            <w:r>
-              <w:rPr>
-                <w:b w:val="0"/>
-                <w:sz w:val="21"/>
-              </w:rPr>
-              <w:t>Задание 5, Notification и ТК 5</w:t>
-            </w:r>
-          </w:p>
-        </w:tc>
-        <w:tc>
-          <w:tcPr>
-            <w:tcW w:type="dxa" w:w="3061"/>
-            <w:vAlign w:val="center"/>
-            <w:shd w:fill="F7F8FA"/>
-            <w:tcMar>
-              <w:top w:w="80" w:type="dxa"/>
-              <w:left w:w="80" w:type="dxa"/>
-              <w:bottom w:w="80" w:type="dxa"/>
-              <w:right w:w="80" w:type="dxa"/>
-            </w:tcMar>
-            <w:tcBorders>
-              <w:top w:val="single" w:sz="4" w:color="D9D9D9"/>
-              <w:left w:val="single" w:sz="4" w:color="D9D9D9"/>
-              <w:bottom w:val="single" w:sz="4" w:color="D9D9D9"/>
-              <w:right w:val="single" w:sz="4" w:color="D9D9D9"/>
-            </w:tcBorders>
-          </w:tcPr>
-          <w:p>
-            <w:pPr>
-              <w:spacing w:after="40" w:line="245" w:lineRule="auto"/>
-            </w:pPr>
-            <w:r>
-              <w:rPr>
-                <w:b w:val="0"/>
-                <w:sz w:val="21"/>
-              </w:rPr>
-              <w:t>Тест ожидает SENT, но у Notification на диаграмме отсутствует атрибут статуса.</w:t>
-            </w:r>
-          </w:p>
-        </w:tc>
-        <w:tc>
-          <w:tcPr>
-            <w:tcW w:type="dxa" w:w="3855"/>
-            <w:vAlign w:val="center"/>
-            <w:shd w:fill="F7F8FA"/>
-            <w:tcMar>
-              <w:top w:w="80" w:type="dxa"/>
-              <w:left w:w="80" w:type="dxa"/>
-              <w:bottom w:w="80" w:type="dxa"/>
-              <w:right w:w="80" w:type="dxa"/>
-            </w:tcMar>
-            <w:tcBorders>
-              <w:top w:val="single" w:sz="4" w:color="D9D9D9"/>
-              <w:left w:val="single" w:sz="4" w:color="D9D9D9"/>
-              <w:bottom w:val="single" w:sz="4" w:color="D9D9D9"/>
-              <w:right w:val="single" w:sz="4" w:color="D9D9D9"/>
-            </w:tcBorders>
-          </w:tcPr>
-          <w:p>
-            <w:pPr>
-              <w:spacing w:after="40" w:line="245" w:lineRule="auto"/>
-            </w:pPr>
-            <w:r>
-              <w:rPr>
-                <w:b w:val="0"/>
-                <w:sz w:val="21"/>
-              </w:rPr>
-              <w:t>Добавить status, scheduledAt, attemptCount и NotificationStatus; описать правила повторов.</w:t>
-            </w:r>
-          </w:p>
-        </w:tc>
-      </w:tr>
-      <w:tr>
-        <w:trPr>
-          <w:cantSplit/>
-        </w:trPr>
-        <w:tc>
-          <w:tcPr>
-            <w:tcW w:type="dxa" w:w="680"/>
-            <w:vAlign w:val="center"/>
-            <w:shd w:fill="FFFFFF"/>
-            <w:tcMar>
-              <w:top w:w="80" w:type="dxa"/>
-              <w:left w:w="80" w:type="dxa"/>
-              <w:bottom w:w="80" w:type="dxa"/>
-              <w:right w:w="80" w:type="dxa"/>
-            </w:tcMar>
-            <w:tcBorders>
-              <w:top w:val="single" w:sz="4" w:color="D9D9D9"/>
-              <w:left w:val="single" w:sz="4" w:color="D9D9D9"/>
-              <w:bottom w:val="single" w:sz="4" w:color="D9D9D9"/>
-              <w:right w:val="single" w:sz="4" w:color="D9D9D9"/>
-            </w:tcBorders>
-          </w:tcPr>
-          <w:p>
-            <w:pPr>
-              <w:spacing w:after="40" w:line="245" w:lineRule="auto"/>
-            </w:pPr>
-            <w:r>
-              <w:rPr>
-                <w:b w:val="0"/>
-                <w:sz w:val="21"/>
-              </w:rPr>
-              <w:t>R8</w:t>
-            </w:r>
-          </w:p>
-        </w:tc>
-        <w:tc>
-          <w:tcPr>
-            <w:tcW w:type="dxa" w:w="2041"/>
-            <w:vAlign w:val="center"/>
-            <w:shd w:fill="FFFFFF"/>
-            <w:tcMar>
-              <w:top w:w="80" w:type="dxa"/>
-              <w:left w:w="80" w:type="dxa"/>
-              <w:bottom w:w="80" w:type="dxa"/>
-              <w:right w:w="80" w:type="dxa"/>
-            </w:tcMar>
-            <w:tcBorders>
-              <w:top w:val="single" w:sz="4" w:color="D9D9D9"/>
-              <w:left w:val="single" w:sz="4" w:color="D9D9D9"/>
-              <w:bottom w:val="single" w:sz="4" w:color="D9D9D9"/>
-              <w:right w:val="single" w:sz="4" w:color="D9D9D9"/>
-            </w:tcBorders>
-          </w:tcPr>
-          <w:p>
-            <w:pPr>
-              <w:spacing w:after="40" w:line="245" w:lineRule="auto"/>
-            </w:pPr>
-            <w:r>
-              <w:rPr>
-                <w:b w:val="0"/>
-                <w:sz w:val="21"/>
-              </w:rPr>
-              <w:t>Задание 5, ТК 6</w:t>
-            </w:r>
-          </w:p>
-        </w:tc>
-        <w:tc>
-          <w:tcPr>
-            <w:tcW w:type="dxa" w:w="3061"/>
-            <w:vAlign w:val="center"/>
-            <w:shd w:fill="FFFFFF"/>
-            <w:tcMar>
-              <w:top w:w="80" w:type="dxa"/>
-              <w:left w:w="80" w:type="dxa"/>
-              <w:bottom w:w="80" w:type="dxa"/>
-              <w:right w:w="80" w:type="dxa"/>
-            </w:tcMar>
-            <w:tcBorders>
-              <w:top w:val="single" w:sz="4" w:color="D9D9D9"/>
-              <w:left w:val="single" w:sz="4" w:color="D9D9D9"/>
-              <w:bottom w:val="single" w:sz="4" w:color="D9D9D9"/>
-              <w:right w:val="single" w:sz="4" w:color="D9D9D9"/>
-            </w:tcBorders>
-          </w:tcPr>
-          <w:p>
-            <w:pPr>
-              <w:spacing w:after="40" w:line="245" w:lineRule="auto"/>
-            </w:pPr>
-            <w:r>
-              <w:rPr>
-                <w:b w:val="0"/>
-                <w:sz w:val="21"/>
-              </w:rPr>
-              <w:t>Блокировка после пяти ошибок пароля проверяется без соответствующего требования.</w:t>
-            </w:r>
-          </w:p>
-        </w:tc>
-        <w:tc>
-          <w:tcPr>
-            <w:tcW w:type="dxa" w:w="3855"/>
-            <w:vAlign w:val="center"/>
-            <w:shd w:fill="FFFFFF"/>
-            <w:tcMar>
-              <w:top w:w="80" w:type="dxa"/>
-              <w:left w:w="80" w:type="dxa"/>
-              <w:bottom w:w="80" w:type="dxa"/>
-              <w:right w:w="80" w:type="dxa"/>
-            </w:tcMar>
-            <w:tcBorders>
-              <w:top w:val="single" w:sz="4" w:color="D9D9D9"/>
-              <w:left w:val="single" w:sz="4" w:color="D9D9D9"/>
-              <w:bottom w:val="single" w:sz="4" w:color="D9D9D9"/>
-              <w:right w:val="single" w:sz="4" w:color="D9D9D9"/>
-            </w:tcBorders>
-          </w:tcPr>
-          <w:p>
-            <w:pPr>
-              <w:spacing w:after="40" w:line="245" w:lineRule="auto"/>
-            </w:pPr>
-            <w:r>
-              <w:rPr>
-                <w:b w:val="0"/>
-                <w:sz w:val="21"/>
-              </w:rPr>
-              <w:t>Убрать неподтверждённый результат; сохранить проверку отказа во входе и отсутствия доступа к кабинету.</w:t>
-            </w:r>
-          </w:p>
-        </w:tc>
-      </w:tr>
-      <w:tr>
-        <w:trPr>
-          <w:cantSplit/>
-        </w:trPr>
-        <w:tc>
-          <w:tcPr>
-            <w:tcW w:type="dxa" w:w="680"/>
-            <w:vAlign w:val="center"/>
-            <w:shd w:fill="F7F8FA"/>
-            <w:tcMar>
-              <w:top w:w="80" w:type="dxa"/>
-              <w:left w:w="80" w:type="dxa"/>
-              <w:bottom w:w="80" w:type="dxa"/>
-              <w:right w:w="80" w:type="dxa"/>
-            </w:tcMar>
-            <w:tcBorders>
-              <w:top w:val="single" w:sz="4" w:color="D9D9D9"/>
-              <w:left w:val="single" w:sz="4" w:color="D9D9D9"/>
-              <w:bottom w:val="single" w:sz="4" w:color="D9D9D9"/>
-              <w:right w:val="single" w:sz="4" w:color="D9D9D9"/>
-            </w:tcBorders>
-          </w:tcPr>
-          <w:p>
-            <w:pPr>
-              <w:spacing w:after="40" w:line="245" w:lineRule="auto"/>
-            </w:pPr>
-            <w:r>
-              <w:rPr>
-                <w:b w:val="0"/>
-                <w:sz w:val="21"/>
-              </w:rPr>
-              <w:t>R9</w:t>
-            </w:r>
-          </w:p>
-        </w:tc>
-        <w:tc>
-          <w:tcPr>
-            <w:tcW w:type="dxa" w:w="2041"/>
-            <w:vAlign w:val="center"/>
-            <w:shd w:fill="F7F8FA"/>
-            <w:tcMar>
-              <w:top w:w="80" w:type="dxa"/>
-              <w:left w:w="80" w:type="dxa"/>
-              <w:bottom w:w="80" w:type="dxa"/>
-              <w:right w:w="80" w:type="dxa"/>
-            </w:tcMar>
-            <w:tcBorders>
-              <w:top w:val="single" w:sz="4" w:color="D9D9D9"/>
-              <w:left w:val="single" w:sz="4" w:color="D9D9D9"/>
-              <w:bottom w:val="single" w:sz="4" w:color="D9D9D9"/>
-              <w:right w:val="single" w:sz="4" w:color="D9D9D9"/>
-            </w:tcBorders>
-          </w:tcPr>
-          <w:p>
-            <w:pPr>
-              <w:spacing w:after="40" w:line="245" w:lineRule="auto"/>
-            </w:pPr>
-            <w:r>
-              <w:rPr>
-                <w:b w:val="0"/>
-                <w:sz w:val="21"/>
-              </w:rPr>
-              <w:t>Задания 3 и 5, сценарии и тесты</w:t>
-            </w:r>
-          </w:p>
-        </w:tc>
-        <w:tc>
-          <w:tcPr>
-            <w:tcW w:type="dxa" w:w="3061"/>
-            <w:vAlign w:val="center"/>
-            <w:shd w:fill="F7F8FA"/>
-            <w:tcMar>
-              <w:top w:w="80" w:type="dxa"/>
-              <w:left w:w="80" w:type="dxa"/>
-              <w:bottom w:w="80" w:type="dxa"/>
-              <w:right w:w="80" w:type="dxa"/>
-            </w:tcMar>
-            <w:tcBorders>
-              <w:top w:val="single" w:sz="4" w:color="D9D9D9"/>
-              <w:left w:val="single" w:sz="4" w:color="D9D9D9"/>
-              <w:bottom w:val="single" w:sz="4" w:color="D9D9D9"/>
-              <w:right w:val="single" w:sz="4" w:color="D9D9D9"/>
-            </w:tcBorders>
-          </w:tcPr>
-          <w:p>
-            <w:pPr>
-              <w:spacing w:after="40" w:line="245" w:lineRule="auto"/>
-            </w:pPr>
-            <w:r>
-              <w:rPr>
-                <w:b w:val="0"/>
-                <w:sz w:val="21"/>
-              </w:rPr>
-              <w:t>Описаны только запись и напоминание. Для врача, ручной записи, отмены администратором и статистики сценарии и тесты отсутствуют.</w:t>
-            </w:r>
-          </w:p>
-        </w:tc>
-        <w:tc>
-          <w:tcPr>
-            <w:tcW w:type="dxa" w:w="3855"/>
-            <w:vAlign w:val="center"/>
-            <w:shd w:fill="F7F8FA"/>
-            <w:tcMar>
-              <w:top w:w="80" w:type="dxa"/>
-              <w:left w:w="80" w:type="dxa"/>
-              <w:bottom w:w="80" w:type="dxa"/>
-              <w:right w:w="80" w:type="dxa"/>
-            </w:tcMar>
-            <w:tcBorders>
-              <w:top w:val="single" w:sz="4" w:color="D9D9D9"/>
-              <w:left w:val="single" w:sz="4" w:color="D9D9D9"/>
-              <w:bottom w:val="single" w:sz="4" w:color="D9D9D9"/>
-              <w:right w:val="single" w:sz="4" w:color="D9D9D9"/>
-            </w:tcBorders>
-          </w:tcPr>
-          <w:p>
-            <w:pPr>
-              <w:spacing w:after="40" w:line="245" w:lineRule="auto"/>
-            </w:pPr>
-            <w:r>
-              <w:rPr>
-                <w:b w:val="0"/>
-                <w:sz w:val="21"/>
-              </w:rPr>
-              <w:t>Добавить СЦ-03–СЦ-08 и ТК-08–ТК-14, связать их с требованиями.</w:t>
-            </w:r>
-          </w:p>
-        </w:tc>
-      </w:tr>
-      <w:tr>
-        <w:trPr>
-          <w:cantSplit/>
-        </w:trPr>
-        <w:tc>
-          <w:tcPr>
-            <w:tcW w:type="dxa" w:w="680"/>
-            <w:vAlign w:val="center"/>
-            <w:shd w:fill="FFFFFF"/>
-            <w:tcMar>
-              <w:top w:w="80" w:type="dxa"/>
-              <w:left w:w="80" w:type="dxa"/>
-              <w:bottom w:w="80" w:type="dxa"/>
-              <w:right w:w="80" w:type="dxa"/>
-            </w:tcMar>
-            <w:tcBorders>
-              <w:top w:val="single" w:sz="4" w:color="D9D9D9"/>
-              <w:left w:val="single" w:sz="4" w:color="D9D9D9"/>
-              <w:bottom w:val="single" w:sz="4" w:color="D9D9D9"/>
-              <w:right w:val="single" w:sz="4" w:color="D9D9D9"/>
-            </w:tcBorders>
-          </w:tcPr>
-          <w:p>
-            <w:pPr>
-              <w:spacing w:after="40" w:line="245" w:lineRule="auto"/>
-            </w:pPr>
-            <w:r>
-              <w:rPr>
-                <w:b w:val="0"/>
-                <w:sz w:val="21"/>
-              </w:rPr>
-              <w:t>R10</w:t>
-            </w:r>
-          </w:p>
-        </w:tc>
-        <w:tc>
-          <w:tcPr>
-            <w:tcW w:type="dxa" w:w="2041"/>
-            <w:vAlign w:val="center"/>
-            <w:shd w:fill="FFFFFF"/>
-            <w:tcMar>
-              <w:top w:w="80" w:type="dxa"/>
-              <w:left w:w="80" w:type="dxa"/>
-              <w:bottom w:w="80" w:type="dxa"/>
-              <w:right w:w="80" w:type="dxa"/>
-            </w:tcMar>
-            <w:tcBorders>
-              <w:top w:val="single" w:sz="4" w:color="D9D9D9"/>
-              <w:left w:val="single" w:sz="4" w:color="D9D9D9"/>
-              <w:bottom w:val="single" w:sz="4" w:color="D9D9D9"/>
-              <w:right w:val="single" w:sz="4" w:color="D9D9D9"/>
-            </w:tcBorders>
-          </w:tcPr>
-          <w:p>
-            <w:pPr>
-              <w:spacing w:after="40" w:line="245" w:lineRule="auto"/>
-            </w:pPr>
-            <w:r>
-              <w:rPr>
-                <w:b w:val="0"/>
-                <w:sz w:val="21"/>
-              </w:rPr>
-              <w:t>Задание 3, НФТ 7; задание 5, тесты</w:t>
-            </w:r>
-          </w:p>
-        </w:tc>
-        <w:tc>
-          <w:tcPr>
-            <w:tcW w:type="dxa" w:w="3061"/>
-            <w:vAlign w:val="center"/>
-            <w:shd w:fill="FFFFFF"/>
-            <w:tcMar>
-              <w:top w:w="80" w:type="dxa"/>
-              <w:left w:w="80" w:type="dxa"/>
-              <w:bottom w:w="80" w:type="dxa"/>
-              <w:right w:w="80" w:type="dxa"/>
-            </w:tcMar>
-            <w:tcBorders>
-              <w:top w:val="single" w:sz="4" w:color="D9D9D9"/>
-              <w:left w:val="single" w:sz="4" w:color="D9D9D9"/>
-              <w:bottom w:val="single" w:sz="4" w:color="D9D9D9"/>
-              <w:right w:val="single" w:sz="4" w:color="D9D9D9"/>
-            </w:tcBorders>
-          </w:tcPr>
-          <w:p>
-            <w:pPr>
-              <w:spacing w:after="40" w:line="245" w:lineRule="auto"/>
-            </w:pPr>
-            <w:r>
-              <w:rPr>
-                <w:b w:val="0"/>
-                <w:sz w:val="21"/>
-              </w:rPr>
-              <w:t>Авторизация сама по себе не определяет, какие записи доступны каждой роли; нет отрицательной проверки чужого доступа.</w:t>
-            </w:r>
-          </w:p>
-        </w:tc>
-        <w:tc>
-          <w:tcPr>
-            <w:tcW w:type="dxa" w:w="3855"/>
-            <w:vAlign w:val="center"/>
-            <w:shd w:fill="FFFFFF"/>
-            <w:tcMar>
-              <w:top w:w="80" w:type="dxa"/>
-              <w:left w:w="80" w:type="dxa"/>
-              <w:bottom w:w="80" w:type="dxa"/>
-              <w:right w:w="80" w:type="dxa"/>
-            </w:tcMar>
-            <w:tcBorders>
-              <w:top w:val="single" w:sz="4" w:color="D9D9D9"/>
-              <w:left w:val="single" w:sz="4" w:color="D9D9D9"/>
-              <w:bottom w:val="single" w:sz="4" w:color="D9D9D9"/>
-              <w:right w:val="single" w:sz="4" w:color="D9D9D9"/>
-            </w:tcBorders>
-          </w:tcPr>
-          <w:p>
-            <w:pPr>
-              <w:spacing w:after="40" w:line="245" w:lineRule="auto"/>
-            </w:pPr>
-            <w:r>
-              <w:rPr>
-                <w:b w:val="0"/>
-                <w:sz w:val="21"/>
-              </w:rPr>
-              <w:t>Уточнить НФТ-07 и добавить ТК-16 с прямыми запросами к чужой записи и административным операциям.</w:t>
-            </w:r>
-          </w:p>
-        </w:tc>
-      </w:tr>
-    </w:tbl>
-    <w:p>
-      <w:pPr>
-        <w:spacing w:after="20"/>
-      </w:pPr>
-    </w:p>
-    <w:p>
-      <w:r>
-        <w:t>Статус перечисленных замечаний: исправлено в документации. Ссылки на коммиты приведены в конце отчёта.</w:t>
-      </w:r>
-    </w:p>
-    <w:p>
-      <w:r>
-        <w:br w:type="page"/>
-      </w:r>
-    </w:p>
-    <w:p>
-      <w:pPr>
-        <w:pStyle w:val="Heading1"/>
-      </w:pPr>
-      <w:r>
-        <w:t>Исправленные требования</w:t>
-      </w:r>
-    </w:p>
-    <w:p>
-      <w:r>
-        <w:t>Исходные формулировки приведены дословно. Новая редакция совпадает с документами 02 и 03 версии 1.1.</w:t>
+        <w:t>Уточнение требований</w:t>
       </w:r>
     </w:p>
     <w:tbl>
@@ -2814,9 +1536,8 @@
       </w:tblPr>
       <w:tblGrid>
         <w:gridCol w:w="1020"/>
-        <w:gridCol w:w="2041"/>
-        <w:gridCol w:w="1814"/>
-        <w:gridCol w:w="4762"/>
+        <w:gridCol w:w="2324"/>
+        <w:gridCol w:w="6293"/>
       </w:tblGrid>
       <w:tr>
         <w:trPr>
@@ -2848,15 +1569,15 @@
             <w:r>
               <w:rPr>
                 <w:b/>
-                <w:sz w:val="20"/>
+                <w:sz w:val="21"/>
               </w:rPr>
-              <w:t>Код</w:t>
+              <w:t>Номер</w:t>
             </w:r>
           </w:p>
         </w:tc>
         <w:tc>
           <w:tcPr>
-            <w:tcW w:type="dxa" w:w="2041"/>
+            <w:tcW w:type="dxa" w:w="2324"/>
             <w:vAlign w:val="center"/>
             <w:shd w:fill="E2E8ED"/>
             <w:tcMar>
@@ -2879,7 +1600,7 @@
             <w:r>
               <w:rPr>
                 <w:b/>
-                <w:sz w:val="20"/>
+                <w:sz w:val="21"/>
               </w:rPr>
               <w:t>Было</w:t>
             </w:r>
@@ -2887,7 +1608,7 @@
         </w:tc>
         <w:tc>
           <w:tcPr>
-            <w:tcW w:type="dxa" w:w="1814"/>
+            <w:tcW w:type="dxa" w:w="6293"/>
             <w:vAlign w:val="center"/>
             <w:shd w:fill="E2E8ED"/>
             <w:tcMar>
@@ -2910,38 +1631,7 @@
             <w:r>
               <w:rPr>
                 <w:b/>
-                <w:sz w:val="20"/>
-              </w:rPr>
-              <w:t>Проблема</w:t>
-            </w:r>
-          </w:p>
-        </w:tc>
-        <w:tc>
-          <w:tcPr>
-            <w:tcW w:type="dxa" w:w="4762"/>
-            <w:vAlign w:val="center"/>
-            <w:shd w:fill="E2E8ED"/>
-            <w:tcMar>
-              <w:top w:w="80" w:type="dxa"/>
-              <w:left w:w="80" w:type="dxa"/>
-              <w:bottom w:w="80" w:type="dxa"/>
-              <w:right w:w="80" w:type="dxa"/>
-            </w:tcMar>
-            <w:tcBorders>
-              <w:top w:val="single" w:sz="4" w:color="D9D9D9"/>
-              <w:left w:val="single" w:sz="4" w:color="D9D9D9"/>
-              <w:bottom w:val="single" w:sz="4" w:color="D9D9D9"/>
-              <w:right w:val="single" w:sz="4" w:color="D9D9D9"/>
-            </w:tcBorders>
-          </w:tcPr>
-          <w:p>
-            <w:pPr>
-              <w:spacing w:after="40" w:line="245" w:lineRule="auto"/>
-            </w:pPr>
-            <w:r>
-              <w:rPr>
-                <w:b/>
-                <w:sz w:val="20"/>
+                <w:sz w:val="21"/>
               </w:rPr>
               <w:t>Стало</w:t>
             </w:r>
@@ -2977,15 +1667,15 @@
             <w:r>
               <w:rPr>
                 <w:b w:val="0"/>
-                <w:sz w:val="20"/>
+                <w:sz w:val="21"/>
               </w:rPr>
-              <w:t>ФТ-02</w:t>
+              <w:t>ФТ 02</w:t>
             </w:r>
           </w:p>
         </w:tc>
         <w:tc>
           <w:tcPr>
-            <w:tcW w:type="dxa" w:w="2041"/>
+            <w:tcW w:type="dxa" w:w="2324"/>
             <w:vAlign w:val="center"/>
             <w:shd w:fill="FFFFFF"/>
             <w:tcMar>
@@ -3008,15 +1698,15 @@
             <w:r>
               <w:rPr>
                 <w:b w:val="0"/>
-                <w:sz w:val="20"/>
+                <w:sz w:val="21"/>
               </w:rPr>
-              <w:t>Пациент должен иметь возможность войти в систему по логину и паролю.</w:t>
+              <w:t>Вход по логину и паролю.</w:t>
             </w:r>
           </w:p>
         </w:tc>
         <w:tc>
           <w:tcPr>
-            <w:tcW w:type="dxa" w:w="1814"/>
+            <w:tcW w:type="dxa" w:w="6293"/>
             <w:vAlign w:val="center"/>
             <w:shd w:fill="FFFFFF"/>
             <w:tcMar>
@@ -3039,40 +1729,9 @@
             <w:r>
               <w:rPr>
                 <w:b w:val="0"/>
-                <w:sz w:val="20"/>
+                <w:sz w:val="21"/>
               </w:rPr>
-              <w:t>Не определено, что является логином; при регистрации указан email.</w:t>
-            </w:r>
-          </w:p>
-        </w:tc>
-        <w:tc>
-          <w:tcPr>
-            <w:tcW w:type="dxa" w:w="4762"/>
-            <w:vAlign w:val="center"/>
-            <w:shd w:fill="FFFFFF"/>
-            <w:tcMar>
-              <w:top w:w="80" w:type="dxa"/>
-              <w:left w:w="80" w:type="dxa"/>
-              <w:bottom w:w="80" w:type="dxa"/>
-              <w:right w:w="80" w:type="dxa"/>
-            </w:tcMar>
-            <w:tcBorders>
-              <w:top w:val="single" w:sz="4" w:color="D9D9D9"/>
-              <w:left w:val="single" w:sz="4" w:color="D9D9D9"/>
-              <w:bottom w:val="single" w:sz="4" w:color="D9D9D9"/>
-              <w:right w:val="single" w:sz="4" w:color="D9D9D9"/>
-            </w:tcBorders>
-          </w:tcPr>
-          <w:p>
-            <w:pPr>
-              <w:spacing w:after="40" w:line="245" w:lineRule="auto"/>
-            </w:pPr>
-            <w:r>
-              <w:rPr>
-                <w:b w:val="0"/>
-                <w:sz w:val="20"/>
-              </w:rPr>
-              <w:t>Пациент входит по email и паролю. При верных данных открывается его личный кабинет; при неверных данных система показывает «Неверный email или пароль» и не открывает кабинет. В документации термин «логин» означает email.</w:t>
+              <w:t>Пациент входит по email и паролю. При ошибке показано «Неверный email или пароль», личный кабинет не открывается.</w:t>
             </w:r>
           </w:p>
         </w:tc>
@@ -3106,15 +1765,15 @@
             <w:r>
               <w:rPr>
                 <w:b w:val="0"/>
-                <w:sz w:val="20"/>
+                <w:sz w:val="21"/>
               </w:rPr>
-              <w:t>ФТ-06</w:t>
+              <w:t>ФТ 06</w:t>
             </w:r>
           </w:p>
         </w:tc>
         <w:tc>
           <w:tcPr>
-            <w:tcW w:type="dxa" w:w="2041"/>
+            <w:tcW w:type="dxa" w:w="2324"/>
             <w:vAlign w:val="center"/>
             <w:shd w:fill="F7F8FA"/>
             <w:tcMar>
@@ -3137,15 +1796,15 @@
             <w:r>
               <w:rPr>
                 <w:b w:val="0"/>
-                <w:sz w:val="20"/>
+                <w:sz w:val="21"/>
               </w:rPr>
-              <w:t>Пациент должен иметь возможность отменить свою запись на приём.</w:t>
+              <w:t>Пациент может отменить свою запись.</w:t>
             </w:r>
           </w:p>
         </w:tc>
         <w:tc>
           <w:tcPr>
-            <w:tcW w:type="dxa" w:w="1814"/>
+            <w:tcW w:type="dxa" w:w="6293"/>
             <w:vAlign w:val="center"/>
             <w:shd w:fill="F7F8FA"/>
             <w:tcMar>
@@ -3168,40 +1827,9 @@
             <w:r>
               <w:rPr>
                 <w:b w:val="0"/>
-                <w:sz w:val="20"/>
+                <w:sz w:val="21"/>
               </w:rPr>
-              <w:t>Не задан момент, до которого разрешена отмена, и сохранение истории.</w:t>
-            </w:r>
-          </w:p>
-        </w:tc>
-        <w:tc>
-          <w:tcPr>
-            <w:tcW w:type="dxa" w:w="4762"/>
-            <w:vAlign w:val="center"/>
-            <w:shd w:fill="F7F8FA"/>
-            <w:tcMar>
-              <w:top w:w="80" w:type="dxa"/>
-              <w:left w:w="80" w:type="dxa"/>
-              <w:bottom w:w="80" w:type="dxa"/>
-              <w:right w:w="80" w:type="dxa"/>
-            </w:tcMar>
-            <w:tcBorders>
-              <w:top w:val="single" w:sz="4" w:color="D9D9D9"/>
-              <w:left w:val="single" w:sz="4" w:color="D9D9D9"/>
-              <w:bottom w:val="single" w:sz="4" w:color="D9D9D9"/>
-              <w:right w:val="single" w:sz="4" w:color="D9D9D9"/>
-            </w:tcBorders>
-          </w:tcPr>
-          <w:p>
-            <w:pPr>
-              <w:spacing w:after="40" w:line="245" w:lineRule="auto"/>
-            </w:pPr>
-            <w:r>
-              <w:rPr>
-                <w:b w:val="0"/>
-                <w:sz w:val="20"/>
-              </w:rPr>
-              <w:t>Пациент может отменить только свою запись со статусом CONFIRMED до начала приёма. В момент начала и позднее отмена пациентом запрещена. При допустимой отмене статус становится CANCELLED, слот освобождается, запись остаётся в истории.</w:t>
+              <w:t>Отмена своей записи CONFIRMED разрешена до начала приёма. При отмене статус становится CANCELLED, слот освобождается, запись остаётся в истории. С начала приёма отмена запрещена.</w:t>
             </w:r>
           </w:p>
         </w:tc>
@@ -3235,15 +1863,15 @@
             <w:r>
               <w:rPr>
                 <w:b w:val="0"/>
-                <w:sz w:val="20"/>
+                <w:sz w:val="21"/>
               </w:rPr>
-              <w:t>ФТ-07</w:t>
+              <w:t>ФТ 07</w:t>
             </w:r>
           </w:p>
         </w:tc>
         <w:tc>
           <w:tcPr>
-            <w:tcW w:type="dxa" w:w="2041"/>
+            <w:tcW w:type="dxa" w:w="2324"/>
             <w:vAlign w:val="center"/>
             <w:shd w:fill="FFFFFF"/>
             <w:tcMar>
@@ -3266,15 +1894,15 @@
             <w:r>
               <w:rPr>
                 <w:b w:val="0"/>
-                <w:sz w:val="20"/>
+                <w:sz w:val="21"/>
               </w:rPr>
-              <w:t>Пациент должен иметь возможность перенести запись на другое время.</w:t>
+              <w:t>Пациент может перенести запись.</w:t>
             </w:r>
           </w:p>
         </w:tc>
         <w:tc>
           <w:tcPr>
-            <w:tcW w:type="dxa" w:w="1814"/>
+            <w:tcW w:type="dxa" w:w="6293"/>
             <w:vAlign w:val="center"/>
             <w:shd w:fill="FFFFFF"/>
             <w:tcMar>
@@ -3297,17 +1925,22 @@
             <w:r>
               <w:rPr>
                 <w:b w:val="0"/>
-                <w:sz w:val="20"/>
+                <w:sz w:val="21"/>
               </w:rPr>
-              <w:t>Не заданы границы переноса и поведение при конфликте нового слота.</w:t>
+              <w:t>До начала приёма пациент переносит свою CONFIRMED на свободный будущий слот того же врача. Все изменения выполняются одной транзакцией. Если новый слот занят, старая запись не меняется.</w:t>
             </w:r>
           </w:p>
         </w:tc>
+      </w:tr>
+      <w:tr>
+        <w:trPr>
+          <w:cantSplit/>
+        </w:trPr>
         <w:tc>
           <w:tcPr>
-            <w:tcW w:type="dxa" w:w="4762"/>
+            <w:tcW w:type="dxa" w:w="1020"/>
             <w:vAlign w:val="center"/>
-            <w:shd w:fill="FFFFFF"/>
+            <w:shd w:fill="F7F8FA"/>
             <w:tcMar>
               <w:top w:w="80" w:type="dxa"/>
               <w:left w:w="80" w:type="dxa"/>
@@ -3328,73 +1961,17 @@
             <w:r>
               <w:rPr>
                 <w:b w:val="0"/>
-                <w:sz w:val="20"/>
+                <w:sz w:val="21"/>
               </w:rPr>
-              <w:t>Пациент может перенести только свою запись со статусом CONFIRMED до начала приёма на свободный будущий слот того же врача. Проверка нового слота, освобождение старого и изменение записи выполняются в одной транзакции. Если новый слот занят, исходная запись и старый слот остаются без изменений.</w:t>
+              <w:t>ФТ 11</w:t>
             </w:r>
           </w:p>
         </w:tc>
-      </w:tr>
-    </w:tbl>
-    <w:p>
-      <w:pPr>
-        <w:spacing w:after="20"/>
-      </w:pPr>
-    </w:p>
-    <w:p>
-      <w:pPr>
-        <w:pStyle w:val="Heading2"/>
-      </w:pPr>
-      <w:r>
-        <w:t>Связанные уточнения</w:t>
-      </w:r>
-    </w:p>
-    <w:p>
-      <w:r>
-        <w:t>В ФТ-01 email закреплён как уникальный логин. В ФТ-05 и ФТ-09 создание записи связано с транзакцией и запретом двойной CONFIRMED. В ФТ-14 и ФТ-18 уточнены допустимые действия врача и администратора, а в ФТ-19 — расчёт статистики.</w:t>
-      </w:r>
-    </w:p>
-    <w:p>
-      <w:r>
-        <w:br w:type="page"/>
-      </w:r>
-    </w:p>
-    <w:p>
-      <w:pPr>
-        <w:pStyle w:val="Heading1"/>
-      </w:pPr>
-      <w:r>
-        <w:t>Исправленные требования продолжение</w:t>
-      </w:r>
-    </w:p>
-    <w:p>
-      <w:r>
-        <w:t>Исходные формулировки приведены дословно. Новая редакция совпадает с документами 02 и 03 версии 1.1.</w:t>
-      </w:r>
-    </w:p>
-    <w:tbl>
-      <w:tblPr>
-        <w:tblW w:type="auto" w:w="0"/>
-        <w:jc w:val="center"/>
-        <w:tblLayout w:type="fixed"/>
-        <w:tblLook w:firstColumn="1" w:firstRow="1" w:lastColumn="0" w:lastRow="0" w:noHBand="0" w:noVBand="1" w:val="04A0"/>
-      </w:tblPr>
-      <w:tblGrid>
-        <w:gridCol w:w="1020"/>
-        <w:gridCol w:w="2041"/>
-        <w:gridCol w:w="1814"/>
-        <w:gridCol w:w="4762"/>
-      </w:tblGrid>
-      <w:tr>
-        <w:trPr>
-          <w:cantSplit/>
-          <w:tblHeader/>
-        </w:trPr>
         <w:tc>
           <w:tcPr>
-            <w:tcW w:type="dxa" w:w="1020"/>
+            <w:tcW w:type="dxa" w:w="2324"/>
             <w:vAlign w:val="center"/>
-            <w:shd w:fill="E2E8ED"/>
+            <w:shd w:fill="F7F8FA"/>
             <w:tcMar>
               <w:top w:w="80" w:type="dxa"/>
               <w:left w:w="80" w:type="dxa"/>
@@ -3414,18 +1991,18 @@
             </w:pPr>
             <w:r>
               <w:rPr>
-                <w:b/>
-                <w:sz w:val="20"/>
+                <w:b w:val="0"/>
+                <w:sz w:val="21"/>
               </w:rPr>
-              <w:t>Код</w:t>
+              <w:t>Напоминание отправляется за 24 часа.</w:t>
             </w:r>
           </w:p>
         </w:tc>
         <w:tc>
           <w:tcPr>
-            <w:tcW w:type="dxa" w:w="2041"/>
+            <w:tcW w:type="dxa" w:w="6293"/>
             <w:vAlign w:val="center"/>
-            <w:shd w:fill="E2E8ED"/>
+            <w:shd w:fill="F7F8FA"/>
             <w:tcMar>
               <w:top w:w="80" w:type="dxa"/>
               <w:left w:w="80" w:type="dxa"/>
@@ -3445,72 +2022,10 @@
             </w:pPr>
             <w:r>
               <w:rPr>
-                <w:b/>
-                <w:sz w:val="20"/>
+                <w:b w:val="0"/>
+                <w:sz w:val="21"/>
               </w:rPr>
-              <w:t>Было</w:t>
-            </w:r>
-          </w:p>
-        </w:tc>
-        <w:tc>
-          <w:tcPr>
-            <w:tcW w:type="dxa" w:w="1814"/>
-            <w:vAlign w:val="center"/>
-            <w:shd w:fill="E2E8ED"/>
-            <w:tcMar>
-              <w:top w:w="80" w:type="dxa"/>
-              <w:left w:w="80" w:type="dxa"/>
-              <w:bottom w:w="80" w:type="dxa"/>
-              <w:right w:w="80" w:type="dxa"/>
-            </w:tcMar>
-            <w:tcBorders>
-              <w:top w:val="single" w:sz="4" w:color="D9D9D9"/>
-              <w:left w:val="single" w:sz="4" w:color="D9D9D9"/>
-              <w:bottom w:val="single" w:sz="4" w:color="D9D9D9"/>
-              <w:right w:val="single" w:sz="4" w:color="D9D9D9"/>
-            </w:tcBorders>
-          </w:tcPr>
-          <w:p>
-            <w:pPr>
-              <w:spacing w:after="40" w:line="245" w:lineRule="auto"/>
-            </w:pPr>
-            <w:r>
-              <w:rPr>
-                <w:b/>
-                <w:sz w:val="20"/>
-              </w:rPr>
-              <w:t>Проблема</w:t>
-            </w:r>
-          </w:p>
-        </w:tc>
-        <w:tc>
-          <w:tcPr>
-            <w:tcW w:type="dxa" w:w="4762"/>
-            <w:vAlign w:val="center"/>
-            <w:shd w:fill="E2E8ED"/>
-            <w:tcMar>
-              <w:top w:w="80" w:type="dxa"/>
-              <w:left w:w="80" w:type="dxa"/>
-              <w:bottom w:w="80" w:type="dxa"/>
-              <w:right w:w="80" w:type="dxa"/>
-            </w:tcMar>
-            <w:tcBorders>
-              <w:top w:val="single" w:sz="4" w:color="D9D9D9"/>
-              <w:left w:val="single" w:sz="4" w:color="D9D9D9"/>
-              <w:bottom w:val="single" w:sz="4" w:color="D9D9D9"/>
-              <w:right w:val="single" w:sz="4" w:color="D9D9D9"/>
-            </w:tcBorders>
-          </w:tcPr>
-          <w:p>
-            <w:pPr>
-              <w:spacing w:after="40" w:line="245" w:lineRule="auto"/>
-            </w:pPr>
-            <w:r>
-              <w:rPr>
-                <w:b/>
-                <w:sz w:val="20"/>
-              </w:rPr>
-              <w:t>Стало</w:t>
+              <w:t>Для записи, созданной более чем за 24 часа до приёма, напоминание по email планируется на время начала минус 24 часа. Очередь проверяется раз в минуту, допуск передачи провайдеру составляет 60 секунд. При ошибке выполняются до трёх попыток с интервалом 10 минут и только до начала приёма. SENT повторно не отправляется. При поздней записи отправляется только подтверждение. Отмена убирает ожидающее напоминание, перенос меняет его время.</w:t>
             </w:r>
           </w:p>
         </w:tc>
@@ -3544,15 +2059,15 @@
             <w:r>
               <w:rPr>
                 <w:b w:val="0"/>
-                <w:sz w:val="20"/>
+                <w:sz w:val="21"/>
               </w:rPr>
-              <w:t>ФТ-11</w:t>
+              <w:t>НФТ 01</w:t>
             </w:r>
           </w:p>
         </w:tc>
         <w:tc>
           <w:tcPr>
-            <w:tcW w:type="dxa" w:w="2041"/>
+            <w:tcW w:type="dxa" w:w="2324"/>
             <w:vAlign w:val="center"/>
             <w:shd w:fill="FFFFFF"/>
             <w:tcMar>
@@ -3575,15 +2090,15 @@
             <w:r>
               <w:rPr>
                 <w:b w:val="0"/>
-                <w:sz w:val="20"/>
+                <w:sz w:val="21"/>
               </w:rPr>
-              <w:t>Система должна автоматически отправлять пациенту напоминание о приёме за 24 часа до его начала.</w:t>
+              <w:t>Свободные слоты загружаются не дольше 3 секунд.</w:t>
             </w:r>
           </w:p>
         </w:tc>
         <w:tc>
           <w:tcPr>
-            <w:tcW w:type="dxa" w:w="1814"/>
+            <w:tcW w:type="dxa" w:w="6293"/>
             <w:vAlign w:val="center"/>
             <w:shd w:fill="FFFFFF"/>
             <w:tcMar>
@@ -3606,298 +2121,9 @@
             <w:r>
               <w:rPr>
                 <w:b w:val="0"/>
-                <w:sz w:val="20"/>
+                <w:sz w:val="21"/>
               </w:rPr>
-              <w:t>Не определены точность, поздняя запись и повторы; сценарий с ежечасной проверкой противоречит сроку.</w:t>
-            </w:r>
-          </w:p>
-        </w:tc>
-        <w:tc>
-          <w:tcPr>
-            <w:tcW w:type="dxa" w:w="4762"/>
-            <w:vAlign w:val="center"/>
-            <w:shd w:fill="FFFFFF"/>
-            <w:tcMar>
-              <w:top w:w="80" w:type="dxa"/>
-              <w:left w:w="80" w:type="dxa"/>
-              <w:bottom w:w="80" w:type="dxa"/>
-              <w:right w:w="80" w:type="dxa"/>
-            </w:tcMar>
-            <w:tcBorders>
-              <w:top w:val="single" w:sz="4" w:color="D9D9D9"/>
-              <w:left w:val="single" w:sz="4" w:color="D9D9D9"/>
-              <w:bottom w:val="single" w:sz="4" w:color="D9D9D9"/>
-              <w:right w:val="single" w:sz="4" w:color="D9D9D9"/>
-            </w:tcBorders>
-          </w:tcPr>
-          <w:p>
-            <w:pPr>
-              <w:spacing w:after="40" w:line="245" w:lineRule="auto"/>
-            </w:pPr>
-            <w:r>
-              <w:rPr>
-                <w:b w:val="0"/>
-                <w:sz w:val="20"/>
-              </w:rPr>
-              <w:t>Для подтверждённой записи, созданной более чем за 24 часа до приёма, система планирует напоминание на момент «начало приёма минус 24 часа». Планировщик проверяет очередь раз в минуту и в нормальном режиме передаёт сообщение провайдеру не позднее чем через 60 секунд после планового момента. При записи за 24 часа или менее отправляется только подтверждение. Канал — email, указанный при регистрации. Повтор после ошибки выполняется через 10 минут, не более трёх попыток и только до начала приёма; SENT повторно не отправляется. После отмены ожидающее напоминание получает CANCELLED, после переноса его плановое время пересчитывается.</w:t>
-            </w:r>
-          </w:p>
-        </w:tc>
-      </w:tr>
-      <w:tr>
-        <w:trPr>
-          <w:cantSplit/>
-        </w:trPr>
-        <w:tc>
-          <w:tcPr>
-            <w:tcW w:type="dxa" w:w="1020"/>
-            <w:vAlign w:val="center"/>
-            <w:shd w:fill="F7F8FA"/>
-            <w:tcMar>
-              <w:top w:w="80" w:type="dxa"/>
-              <w:left w:w="80" w:type="dxa"/>
-              <w:bottom w:w="80" w:type="dxa"/>
-              <w:right w:w="80" w:type="dxa"/>
-            </w:tcMar>
-            <w:tcBorders>
-              <w:top w:val="single" w:sz="4" w:color="D9D9D9"/>
-              <w:left w:val="single" w:sz="4" w:color="D9D9D9"/>
-              <w:bottom w:val="single" w:sz="4" w:color="D9D9D9"/>
-              <w:right w:val="single" w:sz="4" w:color="D9D9D9"/>
-            </w:tcBorders>
-          </w:tcPr>
-          <w:p>
-            <w:pPr>
-              <w:spacing w:after="40" w:line="245" w:lineRule="auto"/>
-            </w:pPr>
-            <w:r>
-              <w:rPr>
-                <w:b w:val="0"/>
-                <w:sz w:val="20"/>
-              </w:rPr>
-              <w:t>НФТ-01</w:t>
-            </w:r>
-          </w:p>
-        </w:tc>
-        <w:tc>
-          <w:tcPr>
-            <w:tcW w:type="dxa" w:w="2041"/>
-            <w:vAlign w:val="center"/>
-            <w:shd w:fill="F7F8FA"/>
-            <w:tcMar>
-              <w:top w:w="80" w:type="dxa"/>
-              <w:left w:w="80" w:type="dxa"/>
-              <w:bottom w:w="80" w:type="dxa"/>
-              <w:right w:w="80" w:type="dxa"/>
-            </w:tcMar>
-            <w:tcBorders>
-              <w:top w:val="single" w:sz="4" w:color="D9D9D9"/>
-              <w:left w:val="single" w:sz="4" w:color="D9D9D9"/>
-              <w:bottom w:val="single" w:sz="4" w:color="D9D9D9"/>
-              <w:right w:val="single" w:sz="4" w:color="D9D9D9"/>
-            </w:tcBorders>
-          </w:tcPr>
-          <w:p>
-            <w:pPr>
-              <w:spacing w:after="40" w:line="245" w:lineRule="auto"/>
-            </w:pPr>
-            <w:r>
-              <w:rPr>
-                <w:b w:val="0"/>
-                <w:sz w:val="20"/>
-              </w:rPr>
-              <w:t>Страница со списком свободных слотов должна загружаться не дольше 3 секунд.</w:t>
-            </w:r>
-          </w:p>
-        </w:tc>
-        <w:tc>
-          <w:tcPr>
-            <w:tcW w:type="dxa" w:w="1814"/>
-            <w:vAlign w:val="center"/>
-            <w:shd w:fill="F7F8FA"/>
-            <w:tcMar>
-              <w:top w:w="80" w:type="dxa"/>
-              <w:left w:w="80" w:type="dxa"/>
-              <w:bottom w:w="80" w:type="dxa"/>
-              <w:right w:w="80" w:type="dxa"/>
-            </w:tcMar>
-            <w:tcBorders>
-              <w:top w:val="single" w:sz="4" w:color="D9D9D9"/>
-              <w:left w:val="single" w:sz="4" w:color="D9D9D9"/>
-              <w:bottom w:val="single" w:sz="4" w:color="D9D9D9"/>
-              <w:right w:val="single" w:sz="4" w:color="D9D9D9"/>
-            </w:tcBorders>
-          </w:tcPr>
-          <w:p>
-            <w:pPr>
-              <w:spacing w:after="40" w:line="245" w:lineRule="auto"/>
-            </w:pPr>
-            <w:r>
-              <w:rPr>
-                <w:b w:val="0"/>
-                <w:sz w:val="20"/>
-              </w:rPr>
-              <w:t>Не определены нагрузка, объём данных и способ измерения.</w:t>
-            </w:r>
-          </w:p>
-        </w:tc>
-        <w:tc>
-          <w:tcPr>
-            <w:tcW w:type="dxa" w:w="4762"/>
-            <w:vAlign w:val="center"/>
-            <w:shd w:fill="F7F8FA"/>
-            <w:tcMar>
-              <w:top w:w="80" w:type="dxa"/>
-              <w:left w:w="80" w:type="dxa"/>
-              <w:bottom w:w="80" w:type="dxa"/>
-              <w:right w:w="80" w:type="dxa"/>
-            </w:tcMar>
-            <w:tcBorders>
-              <w:top w:val="single" w:sz="4" w:color="D9D9D9"/>
-              <w:left w:val="single" w:sz="4" w:color="D9D9D9"/>
-              <w:bottom w:val="single" w:sz="4" w:color="D9D9D9"/>
-              <w:right w:val="single" w:sz="4" w:color="D9D9D9"/>
-            </w:tcBorders>
-          </w:tcPr>
-          <w:p>
-            <w:pPr>
-              <w:spacing w:after="40" w:line="245" w:lineRule="auto"/>
-            </w:pPr>
-            <w:r>
-              <w:rPr>
-                <w:b w:val="0"/>
-                <w:sz w:val="20"/>
-              </w:rPr>
-              <w:t>В стенде с 100 одновременно работающими авторизованными пользователями и 10 000 слотами в базе не менее 95 из 100 последовательных запросов списка свободных слотов выбранного врача за неделю завершаются в пределах 3 секунд. Время измеряется от отправки запроса до полного отображения списка при задержке сети до 100 мс.</w:t>
-            </w:r>
-          </w:p>
-        </w:tc>
-      </w:tr>
-      <w:tr>
-        <w:trPr>
-          <w:cantSplit/>
-        </w:trPr>
-        <w:tc>
-          <w:tcPr>
-            <w:tcW w:type="dxa" w:w="1020"/>
-            <w:vAlign w:val="center"/>
-            <w:shd w:fill="FFFFFF"/>
-            <w:tcMar>
-              <w:top w:w="80" w:type="dxa"/>
-              <w:left w:w="80" w:type="dxa"/>
-              <w:bottom w:w="80" w:type="dxa"/>
-              <w:right w:w="80" w:type="dxa"/>
-            </w:tcMar>
-            <w:tcBorders>
-              <w:top w:val="single" w:sz="4" w:color="D9D9D9"/>
-              <w:left w:val="single" w:sz="4" w:color="D9D9D9"/>
-              <w:bottom w:val="single" w:sz="4" w:color="D9D9D9"/>
-              <w:right w:val="single" w:sz="4" w:color="D9D9D9"/>
-            </w:tcBorders>
-          </w:tcPr>
-          <w:p>
-            <w:pPr>
-              <w:spacing w:after="40" w:line="245" w:lineRule="auto"/>
-            </w:pPr>
-            <w:r>
-              <w:rPr>
-                <w:b w:val="0"/>
-                <w:sz w:val="20"/>
-              </w:rPr>
-              <w:t>НФТ-07</w:t>
-            </w:r>
-          </w:p>
-        </w:tc>
-        <w:tc>
-          <w:tcPr>
-            <w:tcW w:type="dxa" w:w="2041"/>
-            <w:vAlign w:val="center"/>
-            <w:shd w:fill="FFFFFF"/>
-            <w:tcMar>
-              <w:top w:w="80" w:type="dxa"/>
-              <w:left w:w="80" w:type="dxa"/>
-              <w:bottom w:w="80" w:type="dxa"/>
-              <w:right w:w="80" w:type="dxa"/>
-            </w:tcMar>
-            <w:tcBorders>
-              <w:top w:val="single" w:sz="4" w:color="D9D9D9"/>
-              <w:left w:val="single" w:sz="4" w:color="D9D9D9"/>
-              <w:bottom w:val="single" w:sz="4" w:color="D9D9D9"/>
-              <w:right w:val="single" w:sz="4" w:color="D9D9D9"/>
-            </w:tcBorders>
-          </w:tcPr>
-          <w:p>
-            <w:pPr>
-              <w:spacing w:after="40" w:line="245" w:lineRule="auto"/>
-            </w:pPr>
-            <w:r>
-              <w:rPr>
-                <w:b w:val="0"/>
-                <w:sz w:val="20"/>
-              </w:rPr>
-              <w:t>Доступ к личному кабинету, расписаниям и панели администратора должен быть только после авторизации.</w:t>
-            </w:r>
-          </w:p>
-        </w:tc>
-        <w:tc>
-          <w:tcPr>
-            <w:tcW w:type="dxa" w:w="1814"/>
-            <w:vAlign w:val="center"/>
-            <w:shd w:fill="FFFFFF"/>
-            <w:tcMar>
-              <w:top w:w="80" w:type="dxa"/>
-              <w:left w:w="80" w:type="dxa"/>
-              <w:bottom w:w="80" w:type="dxa"/>
-              <w:right w:w="80" w:type="dxa"/>
-            </w:tcMar>
-            <w:tcBorders>
-              <w:top w:val="single" w:sz="4" w:color="D9D9D9"/>
-              <w:left w:val="single" w:sz="4" w:color="D9D9D9"/>
-              <w:bottom w:val="single" w:sz="4" w:color="D9D9D9"/>
-              <w:right w:val="single" w:sz="4" w:color="D9D9D9"/>
-            </w:tcBorders>
-          </w:tcPr>
-          <w:p>
-            <w:pPr>
-              <w:spacing w:after="40" w:line="245" w:lineRule="auto"/>
-            </w:pPr>
-            <w:r>
-              <w:rPr>
-                <w:b w:val="0"/>
-                <w:sz w:val="20"/>
-              </w:rPr>
-              <w:t>Вход не задаёт права на конкретные записи и операции.</w:t>
-            </w:r>
-          </w:p>
-        </w:tc>
-        <w:tc>
-          <w:tcPr>
-            <w:tcW w:type="dxa" w:w="4762"/>
-            <w:vAlign w:val="center"/>
-            <w:shd w:fill="FFFFFF"/>
-            <w:tcMar>
-              <w:top w:w="80" w:type="dxa"/>
-              <w:left w:w="80" w:type="dxa"/>
-              <w:bottom w:w="80" w:type="dxa"/>
-              <w:right w:w="80" w:type="dxa"/>
-            </w:tcMar>
-            <w:tcBorders>
-              <w:top w:val="single" w:sz="4" w:color="D9D9D9"/>
-              <w:left w:val="single" w:sz="4" w:color="D9D9D9"/>
-              <w:bottom w:val="single" w:sz="4" w:color="D9D9D9"/>
-              <w:right w:val="single" w:sz="4" w:color="D9D9D9"/>
-            </w:tcBorders>
-          </w:tcPr>
-          <w:p>
-            <w:pPr>
-              <w:spacing w:after="40" w:line="245" w:lineRule="auto"/>
-            </w:pPr>
-            <w:r>
-              <w:rPr>
-                <w:b w:val="0"/>
-                <w:sz w:val="20"/>
-              </w:rPr>
-              <w:t>Личный кабинет, расписания и панель администратора доступны после входа. Пациент читает и меняет только свои записи; врач читает своё расписание и меняет статусы только своих приёмов; административные операции доступны только администратору. Проверка выполняется на сервере для каждого запроса; отказ не изменяет данные.</w:t>
+              <w:t>При 100 одновременных пользователях, 10 000 слотах и задержке сети до 100 мс не менее 95 из 100 запросов списка слотов врача за неделю должны завершиться за 3 секунды. Измеряется время от запроса до полного отображения списка.</w:t>
             </w:r>
           </w:p>
         </w:tc>
@@ -3910,7 +2136,20 @@
     </w:p>
     <w:p>
       <w:r>
-        <w:t>Для НФТ-11 ссылка на ФТ-11 заменяет противоречивое «не позднее чем за 24 часа». В сценарии СЦ-02 применяются тот же канал, период планировщика и предел повторных попыток. Выбранные временные границы и параметры нагрузки — уточнения учебной версии, а не результаты измерений готового приложения.</w:t>
+        <w:t>Полные формулировки сохранены в документах 02 и 03. Для отмены и переноса добавлены проверки момента начала приёма и конфликта нового слота.</w:t>
+      </w:r>
+    </w:p>
+    <w:p>
+      <w:pPr>
+        <w:pStyle w:val="Heading1"/>
+      </w:pPr>
+      <w:r>
+        <w:t>Связанные изменения</w:t>
+      </w:r>
+    </w:p>
+    <w:p>
+      <w:r>
+        <w:t>В сценарии напоминания применён тот же порядок отправки. В модели Notification появились status, scheduledAt и attemptCount. Связь Slot с Appointment изменена на 0..* для хранения истории. Отдельно сохранено ограничение: на слот может быть только одна CONFIRMED.</w:t>
       </w:r>
     </w:p>
     <w:p>
@@ -3923,12 +2162,7 @@
         <w:pStyle w:val="Heading1"/>
       </w:pPr>
       <w:r>
-        <w:t>Матрица связей до исправлений</w:t>
-      </w:r>
-    </w:p>
-    <w:p>
-      <w:r>
-        <w:t>Таблица показывает связи, восстановленные по исходным материалам. Знак «—» обозначает отсутствие соответствующего элемента в исходной работе. Номера тестов соответствуют таблице из задания 5 прошлого семестра.</w:t>
+        <w:t>Матрица связей</w:t>
       </w:r>
     </w:p>
     <w:tbl>
@@ -3939,10 +2173,10 @@
         <w:tblLook w:firstColumn="1" w:firstRow="1" w:lastColumn="0" w:lastRow="0" w:noHBand="0" w:noVBand="1" w:val="04A0"/>
       </w:tblPr>
       <w:tblGrid>
-        <w:gridCol w:w="2494"/>
-        <w:gridCol w:w="2494"/>
-        <w:gridCol w:w="3061"/>
-        <w:gridCol w:w="1587"/>
+        <w:gridCol w:w="2324"/>
+        <w:gridCol w:w="2324"/>
+        <w:gridCol w:w="3175"/>
+        <w:gridCol w:w="1814"/>
       </w:tblGrid>
       <w:tr>
         <w:trPr>
@@ -3951,1482 +2185,7 @@
         </w:trPr>
         <w:tc>
           <w:tcPr>
-            <w:tcW w:type="dxa" w:w="2494"/>
-            <w:vAlign w:val="center"/>
-            <w:shd w:fill="E2E8ED"/>
-            <w:tcMar>
-              <w:top w:w="80" w:type="dxa"/>
-              <w:left w:w="80" w:type="dxa"/>
-              <w:bottom w:w="80" w:type="dxa"/>
-              <w:right w:w="80" w:type="dxa"/>
-            </w:tcMar>
-            <w:tcBorders>
-              <w:top w:val="single" w:sz="4" w:color="D9D9D9"/>
-              <w:left w:val="single" w:sz="4" w:color="D9D9D9"/>
-              <w:bottom w:val="single" w:sz="4" w:color="D9D9D9"/>
-              <w:right w:val="single" w:sz="4" w:color="D9D9D9"/>
-            </w:tcBorders>
-          </w:tcPr>
-          <w:p>
-            <w:pPr>
-              <w:spacing w:after="40" w:line="245" w:lineRule="auto"/>
-            </w:pPr>
-            <w:r>
-              <w:rPr>
-                <w:b/>
-                <w:sz w:val="20"/>
-              </w:rPr>
-              <w:t>Требование</w:t>
-            </w:r>
-          </w:p>
-        </w:tc>
-        <w:tc>
-          <w:tcPr>
-            <w:tcW w:type="dxa" w:w="2494"/>
-            <w:vAlign w:val="center"/>
-            <w:shd w:fill="E2E8ED"/>
-            <w:tcMar>
-              <w:top w:w="80" w:type="dxa"/>
-              <w:left w:w="80" w:type="dxa"/>
-              <w:bottom w:w="80" w:type="dxa"/>
-              <w:right w:w="80" w:type="dxa"/>
-            </w:tcMar>
-            <w:tcBorders>
-              <w:top w:val="single" w:sz="4" w:color="D9D9D9"/>
-              <w:left w:val="single" w:sz="4" w:color="D9D9D9"/>
-              <w:bottom w:val="single" w:sz="4" w:color="D9D9D9"/>
-              <w:right w:val="single" w:sz="4" w:color="D9D9D9"/>
-            </w:tcBorders>
-          </w:tcPr>
-          <w:p>
-            <w:pPr>
-              <w:spacing w:after="40" w:line="245" w:lineRule="auto"/>
-            </w:pPr>
-            <w:r>
-              <w:rPr>
-                <w:b/>
-                <w:sz w:val="20"/>
-              </w:rPr>
-              <w:t>Модуль</w:t>
-            </w:r>
-          </w:p>
-        </w:tc>
-        <w:tc>
-          <w:tcPr>
-            <w:tcW w:type="dxa" w:w="3061"/>
-            <w:vAlign w:val="center"/>
-            <w:shd w:fill="E2E8ED"/>
-            <w:tcMar>
-              <w:top w:w="80" w:type="dxa"/>
-              <w:left w:w="80" w:type="dxa"/>
-              <w:bottom w:w="80" w:type="dxa"/>
-              <w:right w:w="80" w:type="dxa"/>
-            </w:tcMar>
-            <w:tcBorders>
-              <w:top w:val="single" w:sz="4" w:color="D9D9D9"/>
-              <w:left w:val="single" w:sz="4" w:color="D9D9D9"/>
-              <w:bottom w:val="single" w:sz="4" w:color="D9D9D9"/>
-              <w:right w:val="single" w:sz="4" w:color="D9D9D9"/>
-            </w:tcBorders>
-          </w:tcPr>
-          <w:p>
-            <w:pPr>
-              <w:spacing w:after="40" w:line="245" w:lineRule="auto"/>
-            </w:pPr>
-            <w:r>
-              <w:rPr>
-                <w:b/>
-                <w:sz w:val="20"/>
-              </w:rPr>
-              <w:t>Класс</w:t>
-            </w:r>
-          </w:p>
-        </w:tc>
-        <w:tc>
-          <w:tcPr>
-            <w:tcW w:type="dxa" w:w="1587"/>
-            <w:vAlign w:val="center"/>
-            <w:shd w:fill="E2E8ED"/>
-            <w:tcMar>
-              <w:top w:w="80" w:type="dxa"/>
-              <w:left w:w="80" w:type="dxa"/>
-              <w:bottom w:w="80" w:type="dxa"/>
-              <w:right w:w="80" w:type="dxa"/>
-            </w:tcMar>
-            <w:tcBorders>
-              <w:top w:val="single" w:sz="4" w:color="D9D9D9"/>
-              <w:left w:val="single" w:sz="4" w:color="D9D9D9"/>
-              <w:bottom w:val="single" w:sz="4" w:color="D9D9D9"/>
-              <w:right w:val="single" w:sz="4" w:color="D9D9D9"/>
-            </w:tcBorders>
-          </w:tcPr>
-          <w:p>
-            <w:pPr>
-              <w:spacing w:after="40" w:line="245" w:lineRule="auto"/>
-            </w:pPr>
-            <w:r>
-              <w:rPr>
-                <w:b/>
-                <w:sz w:val="20"/>
-              </w:rPr>
-              <w:t>Тест кейс</w:t>
-            </w:r>
-          </w:p>
-        </w:tc>
-      </w:tr>
-      <w:tr>
-        <w:trPr>
-          <w:cantSplit/>
-        </w:trPr>
-        <w:tc>
-          <w:tcPr>
-            <w:tcW w:type="dxa" w:w="2494"/>
-            <w:vAlign w:val="center"/>
-            <w:shd w:fill="FFFFFF"/>
-            <w:tcMar>
-              <w:top w:w="80" w:type="dxa"/>
-              <w:left w:w="80" w:type="dxa"/>
-              <w:bottom w:w="80" w:type="dxa"/>
-              <w:right w:w="80" w:type="dxa"/>
-            </w:tcMar>
-            <w:tcBorders>
-              <w:top w:val="single" w:sz="4" w:color="D9D9D9"/>
-              <w:left w:val="single" w:sz="4" w:color="D9D9D9"/>
-              <w:bottom w:val="single" w:sz="4" w:color="D9D9D9"/>
-              <w:right w:val="single" w:sz="4" w:color="D9D9D9"/>
-            </w:tcBorders>
-          </w:tcPr>
-          <w:p>
-            <w:pPr>
-              <w:spacing w:after="40" w:line="245" w:lineRule="auto"/>
-            </w:pPr>
-            <w:r>
-              <w:rPr>
-                <w:b w:val="0"/>
-                <w:sz w:val="20"/>
-              </w:rPr>
-              <w:t>ФТ-05 Выбор времени и запись</w:t>
-            </w:r>
-          </w:p>
-        </w:tc>
-        <w:tc>
-          <w:tcPr>
-            <w:tcW w:type="dxa" w:w="2494"/>
-            <w:vAlign w:val="center"/>
-            <w:shd w:fill="FFFFFF"/>
-            <w:tcMar>
-              <w:top w:w="80" w:type="dxa"/>
-              <w:left w:w="80" w:type="dxa"/>
-              <w:bottom w:w="80" w:type="dxa"/>
-              <w:right w:w="80" w:type="dxa"/>
-            </w:tcMar>
-            <w:tcBorders>
-              <w:top w:val="single" w:sz="4" w:color="D9D9D9"/>
-              <w:left w:val="single" w:sz="4" w:color="D9D9D9"/>
-              <w:bottom w:val="single" w:sz="4" w:color="D9D9D9"/>
-              <w:right w:val="single" w:sz="4" w:color="D9D9D9"/>
-            </w:tcBorders>
-          </w:tcPr>
-          <w:p>
-            <w:pPr>
-              <w:spacing w:after="40" w:line="245" w:lineRule="auto"/>
-            </w:pPr>
-            <w:r>
-              <w:rPr>
-                <w:b w:val="0"/>
-                <w:sz w:val="20"/>
-              </w:rPr>
-              <w:t>Модуль записи</w:t>
-            </w:r>
-          </w:p>
-        </w:tc>
-        <w:tc>
-          <w:tcPr>
-            <w:tcW w:type="dxa" w:w="3061"/>
-            <w:vAlign w:val="center"/>
-            <w:shd w:fill="FFFFFF"/>
-            <w:tcMar>
-              <w:top w:w="80" w:type="dxa"/>
-              <w:left w:w="80" w:type="dxa"/>
-              <w:bottom w:w="80" w:type="dxa"/>
-              <w:right w:w="80" w:type="dxa"/>
-            </w:tcMar>
-            <w:tcBorders>
-              <w:top w:val="single" w:sz="4" w:color="D9D9D9"/>
-              <w:left w:val="single" w:sz="4" w:color="D9D9D9"/>
-              <w:bottom w:val="single" w:sz="4" w:color="D9D9D9"/>
-              <w:right w:val="single" w:sz="4" w:color="D9D9D9"/>
-            </w:tcBorders>
-          </w:tcPr>
-          <w:p>
-            <w:pPr>
-              <w:spacing w:after="40" w:line="245" w:lineRule="auto"/>
-            </w:pPr>
-            <w:r>
-              <w:rPr>
-                <w:b w:val="0"/>
-                <w:sz w:val="20"/>
-              </w:rPr>
-              <w:t>Appointment, Slot</w:t>
-            </w:r>
-          </w:p>
-        </w:tc>
-        <w:tc>
-          <w:tcPr>
-            <w:tcW w:type="dxa" w:w="1587"/>
-            <w:vAlign w:val="center"/>
-            <w:shd w:fill="FFFFFF"/>
-            <w:tcMar>
-              <w:top w:w="80" w:type="dxa"/>
-              <w:left w:w="80" w:type="dxa"/>
-              <w:bottom w:w="80" w:type="dxa"/>
-              <w:right w:w="80" w:type="dxa"/>
-            </w:tcMar>
-            <w:tcBorders>
-              <w:top w:val="single" w:sz="4" w:color="D9D9D9"/>
-              <w:left w:val="single" w:sz="4" w:color="D9D9D9"/>
-              <w:bottom w:val="single" w:sz="4" w:color="D9D9D9"/>
-              <w:right w:val="single" w:sz="4" w:color="D9D9D9"/>
-            </w:tcBorders>
-          </w:tcPr>
-          <w:p>
-            <w:pPr>
-              <w:spacing w:after="40" w:line="245" w:lineRule="auto"/>
-            </w:pPr>
-            <w:r>
-              <w:rPr>
-                <w:b w:val="0"/>
-                <w:sz w:val="20"/>
-              </w:rPr>
-              <w:t>ТК-01</w:t>
-            </w:r>
-          </w:p>
-        </w:tc>
-      </w:tr>
-      <w:tr>
-        <w:trPr>
-          <w:cantSplit/>
-        </w:trPr>
-        <w:tc>
-          <w:tcPr>
-            <w:tcW w:type="dxa" w:w="2494"/>
-            <w:vAlign w:val="center"/>
-            <w:shd w:fill="F7F8FA"/>
-            <w:tcMar>
-              <w:top w:w="80" w:type="dxa"/>
-              <w:left w:w="80" w:type="dxa"/>
-              <w:bottom w:w="80" w:type="dxa"/>
-              <w:right w:w="80" w:type="dxa"/>
-            </w:tcMar>
-            <w:tcBorders>
-              <w:top w:val="single" w:sz="4" w:color="D9D9D9"/>
-              <w:left w:val="single" w:sz="4" w:color="D9D9D9"/>
-              <w:bottom w:val="single" w:sz="4" w:color="D9D9D9"/>
-              <w:right w:val="single" w:sz="4" w:color="D9D9D9"/>
-            </w:tcBorders>
-          </w:tcPr>
-          <w:p>
-            <w:pPr>
-              <w:spacing w:after="40" w:line="245" w:lineRule="auto"/>
-            </w:pPr>
-            <w:r>
-              <w:rPr>
-                <w:b w:val="0"/>
-                <w:sz w:val="20"/>
-              </w:rPr>
-              <w:t>ФТ-06 Отмена записи</w:t>
-            </w:r>
-          </w:p>
-        </w:tc>
-        <w:tc>
-          <w:tcPr>
-            <w:tcW w:type="dxa" w:w="2494"/>
-            <w:vAlign w:val="center"/>
-            <w:shd w:fill="F7F8FA"/>
-            <w:tcMar>
-              <w:top w:w="80" w:type="dxa"/>
-              <w:left w:w="80" w:type="dxa"/>
-              <w:bottom w:w="80" w:type="dxa"/>
-              <w:right w:w="80" w:type="dxa"/>
-            </w:tcMar>
-            <w:tcBorders>
-              <w:top w:val="single" w:sz="4" w:color="D9D9D9"/>
-              <w:left w:val="single" w:sz="4" w:color="D9D9D9"/>
-              <w:bottom w:val="single" w:sz="4" w:color="D9D9D9"/>
-              <w:right w:val="single" w:sz="4" w:color="D9D9D9"/>
-            </w:tcBorders>
-          </w:tcPr>
-          <w:p>
-            <w:pPr>
-              <w:spacing w:after="40" w:line="245" w:lineRule="auto"/>
-            </w:pPr>
-            <w:r>
-              <w:rPr>
-                <w:b w:val="0"/>
-                <w:sz w:val="20"/>
-              </w:rPr>
-              <w:t>Модуль записи</w:t>
-            </w:r>
-          </w:p>
-        </w:tc>
-        <w:tc>
-          <w:tcPr>
-            <w:tcW w:type="dxa" w:w="3061"/>
-            <w:vAlign w:val="center"/>
-            <w:shd w:fill="F7F8FA"/>
-            <w:tcMar>
-              <w:top w:w="80" w:type="dxa"/>
-              <w:left w:w="80" w:type="dxa"/>
-              <w:bottom w:w="80" w:type="dxa"/>
-              <w:right w:w="80" w:type="dxa"/>
-            </w:tcMar>
-            <w:tcBorders>
-              <w:top w:val="single" w:sz="4" w:color="D9D9D9"/>
-              <w:left w:val="single" w:sz="4" w:color="D9D9D9"/>
-              <w:bottom w:val="single" w:sz="4" w:color="D9D9D9"/>
-              <w:right w:val="single" w:sz="4" w:color="D9D9D9"/>
-            </w:tcBorders>
-          </w:tcPr>
-          <w:p>
-            <w:pPr>
-              <w:spacing w:after="40" w:line="245" w:lineRule="auto"/>
-            </w:pPr>
-            <w:r>
-              <w:rPr>
-                <w:b w:val="0"/>
-                <w:sz w:val="20"/>
-              </w:rPr>
-              <w:t>Appointment, Slot</w:t>
-            </w:r>
-          </w:p>
-        </w:tc>
-        <w:tc>
-          <w:tcPr>
-            <w:tcW w:type="dxa" w:w="1587"/>
-            <w:vAlign w:val="center"/>
-            <w:shd w:fill="F7F8FA"/>
-            <w:tcMar>
-              <w:top w:w="80" w:type="dxa"/>
-              <w:left w:w="80" w:type="dxa"/>
-              <w:bottom w:w="80" w:type="dxa"/>
-              <w:right w:w="80" w:type="dxa"/>
-            </w:tcMar>
-            <w:tcBorders>
-              <w:top w:val="single" w:sz="4" w:color="D9D9D9"/>
-              <w:left w:val="single" w:sz="4" w:color="D9D9D9"/>
-              <w:bottom w:val="single" w:sz="4" w:color="D9D9D9"/>
-              <w:right w:val="single" w:sz="4" w:color="D9D9D9"/>
-            </w:tcBorders>
-          </w:tcPr>
-          <w:p>
-            <w:pPr>
-              <w:spacing w:after="40" w:line="245" w:lineRule="auto"/>
-            </w:pPr>
-            <w:r>
-              <w:rPr>
-                <w:b w:val="0"/>
-                <w:sz w:val="20"/>
-              </w:rPr>
-              <w:t>ТК-03</w:t>
-            </w:r>
-          </w:p>
-        </w:tc>
-      </w:tr>
-      <w:tr>
-        <w:trPr>
-          <w:cantSplit/>
-        </w:trPr>
-        <w:tc>
-          <w:tcPr>
-            <w:tcW w:type="dxa" w:w="2494"/>
-            <w:vAlign w:val="center"/>
-            <w:shd w:fill="FFFFFF"/>
-            <w:tcMar>
-              <w:top w:w="80" w:type="dxa"/>
-              <w:left w:w="80" w:type="dxa"/>
-              <w:bottom w:w="80" w:type="dxa"/>
-              <w:right w:w="80" w:type="dxa"/>
-            </w:tcMar>
-            <w:tcBorders>
-              <w:top w:val="single" w:sz="4" w:color="D9D9D9"/>
-              <w:left w:val="single" w:sz="4" w:color="D9D9D9"/>
-              <w:bottom w:val="single" w:sz="4" w:color="D9D9D9"/>
-              <w:right w:val="single" w:sz="4" w:color="D9D9D9"/>
-            </w:tcBorders>
-          </w:tcPr>
-          <w:p>
-            <w:pPr>
-              <w:spacing w:after="40" w:line="245" w:lineRule="auto"/>
-            </w:pPr>
-            <w:r>
-              <w:rPr>
-                <w:b w:val="0"/>
-                <w:sz w:val="20"/>
-              </w:rPr>
-              <w:t>ФТ-07 Перенос записи</w:t>
-            </w:r>
-          </w:p>
-        </w:tc>
-        <w:tc>
-          <w:tcPr>
-            <w:tcW w:type="dxa" w:w="2494"/>
-            <w:vAlign w:val="center"/>
-            <w:shd w:fill="FFFFFF"/>
-            <w:tcMar>
-              <w:top w:w="80" w:type="dxa"/>
-              <w:left w:w="80" w:type="dxa"/>
-              <w:bottom w:w="80" w:type="dxa"/>
-              <w:right w:w="80" w:type="dxa"/>
-            </w:tcMar>
-            <w:tcBorders>
-              <w:top w:val="single" w:sz="4" w:color="D9D9D9"/>
-              <w:left w:val="single" w:sz="4" w:color="D9D9D9"/>
-              <w:bottom w:val="single" w:sz="4" w:color="D9D9D9"/>
-              <w:right w:val="single" w:sz="4" w:color="D9D9D9"/>
-            </w:tcBorders>
-          </w:tcPr>
-          <w:p>
-            <w:pPr>
-              <w:spacing w:after="40" w:line="245" w:lineRule="auto"/>
-            </w:pPr>
-            <w:r>
-              <w:rPr>
-                <w:b w:val="0"/>
-                <w:sz w:val="20"/>
-              </w:rPr>
-              <w:t>Модуль записи</w:t>
-            </w:r>
-          </w:p>
-        </w:tc>
-        <w:tc>
-          <w:tcPr>
-            <w:tcW w:type="dxa" w:w="3061"/>
-            <w:vAlign w:val="center"/>
-            <w:shd w:fill="FFFFFF"/>
-            <w:tcMar>
-              <w:top w:w="80" w:type="dxa"/>
-              <w:left w:w="80" w:type="dxa"/>
-              <w:bottom w:w="80" w:type="dxa"/>
-              <w:right w:w="80" w:type="dxa"/>
-            </w:tcMar>
-            <w:tcBorders>
-              <w:top w:val="single" w:sz="4" w:color="D9D9D9"/>
-              <w:left w:val="single" w:sz="4" w:color="D9D9D9"/>
-              <w:bottom w:val="single" w:sz="4" w:color="D9D9D9"/>
-              <w:right w:val="single" w:sz="4" w:color="D9D9D9"/>
-            </w:tcBorders>
-          </w:tcPr>
-          <w:p>
-            <w:pPr>
-              <w:spacing w:after="40" w:line="245" w:lineRule="auto"/>
-            </w:pPr>
-            <w:r>
-              <w:rPr>
-                <w:b w:val="0"/>
-                <w:sz w:val="20"/>
-              </w:rPr>
-              <w:t>Appointment, Slot</w:t>
-            </w:r>
-          </w:p>
-        </w:tc>
-        <w:tc>
-          <w:tcPr>
-            <w:tcW w:type="dxa" w:w="1587"/>
-            <w:vAlign w:val="center"/>
-            <w:shd w:fill="FFFFFF"/>
-            <w:tcMar>
-              <w:top w:w="80" w:type="dxa"/>
-              <w:left w:w="80" w:type="dxa"/>
-              <w:bottom w:w="80" w:type="dxa"/>
-              <w:right w:w="80" w:type="dxa"/>
-            </w:tcMar>
-            <w:tcBorders>
-              <w:top w:val="single" w:sz="4" w:color="D9D9D9"/>
-              <w:left w:val="single" w:sz="4" w:color="D9D9D9"/>
-              <w:bottom w:val="single" w:sz="4" w:color="D9D9D9"/>
-              <w:right w:val="single" w:sz="4" w:color="D9D9D9"/>
-            </w:tcBorders>
-          </w:tcPr>
-          <w:p>
-            <w:pPr>
-              <w:spacing w:after="40" w:line="245" w:lineRule="auto"/>
-            </w:pPr>
-            <w:r>
-              <w:rPr>
-                <w:b w:val="0"/>
-                <w:sz w:val="20"/>
-              </w:rPr>
-              <w:t>ТК-04</w:t>
-            </w:r>
-          </w:p>
-        </w:tc>
-      </w:tr>
-      <w:tr>
-        <w:trPr>
-          <w:cantSplit/>
-        </w:trPr>
-        <w:tc>
-          <w:tcPr>
-            <w:tcW w:type="dxa" w:w="2494"/>
-            <w:vAlign w:val="center"/>
-            <w:shd w:fill="F7F8FA"/>
-            <w:tcMar>
-              <w:top w:w="80" w:type="dxa"/>
-              <w:left w:w="80" w:type="dxa"/>
-              <w:bottom w:w="80" w:type="dxa"/>
-              <w:right w:w="80" w:type="dxa"/>
-            </w:tcMar>
-            <w:tcBorders>
-              <w:top w:val="single" w:sz="4" w:color="D9D9D9"/>
-              <w:left w:val="single" w:sz="4" w:color="D9D9D9"/>
-              <w:bottom w:val="single" w:sz="4" w:color="D9D9D9"/>
-              <w:right w:val="single" w:sz="4" w:color="D9D9D9"/>
-            </w:tcBorders>
-          </w:tcPr>
-          <w:p>
-            <w:pPr>
-              <w:spacing w:after="40" w:line="245" w:lineRule="auto"/>
-            </w:pPr>
-            <w:r>
-              <w:rPr>
-                <w:b w:val="0"/>
-                <w:sz w:val="20"/>
-              </w:rPr>
-              <w:t>ФТ-09 Занятый слот</w:t>
-            </w:r>
-          </w:p>
-        </w:tc>
-        <w:tc>
-          <w:tcPr>
-            <w:tcW w:type="dxa" w:w="2494"/>
-            <w:vAlign w:val="center"/>
-            <w:shd w:fill="F7F8FA"/>
-            <w:tcMar>
-              <w:top w:w="80" w:type="dxa"/>
-              <w:left w:w="80" w:type="dxa"/>
-              <w:bottom w:w="80" w:type="dxa"/>
-              <w:right w:w="80" w:type="dxa"/>
-            </w:tcMar>
-            <w:tcBorders>
-              <w:top w:val="single" w:sz="4" w:color="D9D9D9"/>
-              <w:left w:val="single" w:sz="4" w:color="D9D9D9"/>
-              <w:bottom w:val="single" w:sz="4" w:color="D9D9D9"/>
-              <w:right w:val="single" w:sz="4" w:color="D9D9D9"/>
-            </w:tcBorders>
-          </w:tcPr>
-          <w:p>
-            <w:pPr>
-              <w:spacing w:after="40" w:line="245" w:lineRule="auto"/>
-            </w:pPr>
-            <w:r>
-              <w:rPr>
-                <w:b w:val="0"/>
-                <w:sz w:val="20"/>
-              </w:rPr>
-              <w:t>Модуль записи</w:t>
-            </w:r>
-          </w:p>
-        </w:tc>
-        <w:tc>
-          <w:tcPr>
-            <w:tcW w:type="dxa" w:w="3061"/>
-            <w:vAlign w:val="center"/>
-            <w:shd w:fill="F7F8FA"/>
-            <w:tcMar>
-              <w:top w:w="80" w:type="dxa"/>
-              <w:left w:w="80" w:type="dxa"/>
-              <w:bottom w:w="80" w:type="dxa"/>
-              <w:right w:w="80" w:type="dxa"/>
-            </w:tcMar>
-            <w:tcBorders>
-              <w:top w:val="single" w:sz="4" w:color="D9D9D9"/>
-              <w:left w:val="single" w:sz="4" w:color="D9D9D9"/>
-              <w:bottom w:val="single" w:sz="4" w:color="D9D9D9"/>
-              <w:right w:val="single" w:sz="4" w:color="D9D9D9"/>
-            </w:tcBorders>
-          </w:tcPr>
-          <w:p>
-            <w:pPr>
-              <w:spacing w:after="40" w:line="245" w:lineRule="auto"/>
-            </w:pPr>
-            <w:r>
-              <w:rPr>
-                <w:b w:val="0"/>
-                <w:sz w:val="20"/>
-              </w:rPr>
-              <w:t>Slot, Appointment</w:t>
-            </w:r>
-          </w:p>
-        </w:tc>
-        <w:tc>
-          <w:tcPr>
-            <w:tcW w:type="dxa" w:w="1587"/>
-            <w:vAlign w:val="center"/>
-            <w:shd w:fill="F7F8FA"/>
-            <w:tcMar>
-              <w:top w:w="80" w:type="dxa"/>
-              <w:left w:w="80" w:type="dxa"/>
-              <w:bottom w:w="80" w:type="dxa"/>
-              <w:right w:w="80" w:type="dxa"/>
-            </w:tcMar>
-            <w:tcBorders>
-              <w:top w:val="single" w:sz="4" w:color="D9D9D9"/>
-              <w:left w:val="single" w:sz="4" w:color="D9D9D9"/>
-              <w:bottom w:val="single" w:sz="4" w:color="D9D9D9"/>
-              <w:right w:val="single" w:sz="4" w:color="D9D9D9"/>
-            </w:tcBorders>
-          </w:tcPr>
-          <w:p>
-            <w:pPr>
-              <w:spacing w:after="40" w:line="245" w:lineRule="auto"/>
-            </w:pPr>
-            <w:r>
-              <w:rPr>
-                <w:b w:val="0"/>
-                <w:sz w:val="20"/>
-              </w:rPr>
-              <w:t>ТК-02</w:t>
-            </w:r>
-          </w:p>
-        </w:tc>
-      </w:tr>
-      <w:tr>
-        <w:trPr>
-          <w:cantSplit/>
-        </w:trPr>
-        <w:tc>
-          <w:tcPr>
-            <w:tcW w:type="dxa" w:w="2494"/>
-            <w:vAlign w:val="center"/>
-            <w:shd w:fill="FFFFFF"/>
-            <w:tcMar>
-              <w:top w:w="80" w:type="dxa"/>
-              <w:left w:w="80" w:type="dxa"/>
-              <w:bottom w:w="80" w:type="dxa"/>
-              <w:right w:w="80" w:type="dxa"/>
-            </w:tcMar>
-            <w:tcBorders>
-              <w:top w:val="single" w:sz="4" w:color="D9D9D9"/>
-              <w:left w:val="single" w:sz="4" w:color="D9D9D9"/>
-              <w:bottom w:val="single" w:sz="4" w:color="D9D9D9"/>
-              <w:right w:val="single" w:sz="4" w:color="D9D9D9"/>
-            </w:tcBorders>
-          </w:tcPr>
-          <w:p>
-            <w:pPr>
-              <w:spacing w:after="40" w:line="245" w:lineRule="auto"/>
-            </w:pPr>
-            <w:r>
-              <w:rPr>
-                <w:b w:val="0"/>
-                <w:sz w:val="20"/>
-              </w:rPr>
-              <w:t>ФТ-11 Напоминание</w:t>
-            </w:r>
-          </w:p>
-        </w:tc>
-        <w:tc>
-          <w:tcPr>
-            <w:tcW w:type="dxa" w:w="2494"/>
-            <w:vAlign w:val="center"/>
-            <w:shd w:fill="FFFFFF"/>
-            <w:tcMar>
-              <w:top w:w="80" w:type="dxa"/>
-              <w:left w:w="80" w:type="dxa"/>
-              <w:bottom w:w="80" w:type="dxa"/>
-              <w:right w:w="80" w:type="dxa"/>
-            </w:tcMar>
-            <w:tcBorders>
-              <w:top w:val="single" w:sz="4" w:color="D9D9D9"/>
-              <w:left w:val="single" w:sz="4" w:color="D9D9D9"/>
-              <w:bottom w:val="single" w:sz="4" w:color="D9D9D9"/>
-              <w:right w:val="single" w:sz="4" w:color="D9D9D9"/>
-            </w:tcBorders>
-          </w:tcPr>
-          <w:p>
-            <w:pPr>
-              <w:spacing w:after="40" w:line="245" w:lineRule="auto"/>
-            </w:pPr>
-            <w:r>
-              <w:rPr>
-                <w:b w:val="0"/>
-                <w:sz w:val="20"/>
-              </w:rPr>
-              <w:t>Модуль уведомлений</w:t>
-            </w:r>
-          </w:p>
-        </w:tc>
-        <w:tc>
-          <w:tcPr>
-            <w:tcW w:type="dxa" w:w="3061"/>
-            <w:vAlign w:val="center"/>
-            <w:shd w:fill="FFFFFF"/>
-            <w:tcMar>
-              <w:top w:w="80" w:type="dxa"/>
-              <w:left w:w="80" w:type="dxa"/>
-              <w:bottom w:w="80" w:type="dxa"/>
-              <w:right w:w="80" w:type="dxa"/>
-            </w:tcMar>
-            <w:tcBorders>
-              <w:top w:val="single" w:sz="4" w:color="D9D9D9"/>
-              <w:left w:val="single" w:sz="4" w:color="D9D9D9"/>
-              <w:bottom w:val="single" w:sz="4" w:color="D9D9D9"/>
-              <w:right w:val="single" w:sz="4" w:color="D9D9D9"/>
-            </w:tcBorders>
-          </w:tcPr>
-          <w:p>
-            <w:pPr>
-              <w:spacing w:after="40" w:line="245" w:lineRule="auto"/>
-            </w:pPr>
-            <w:r>
-              <w:rPr>
-                <w:b w:val="0"/>
-                <w:sz w:val="20"/>
-              </w:rPr>
-              <w:t>Notification</w:t>
-            </w:r>
-          </w:p>
-        </w:tc>
-        <w:tc>
-          <w:tcPr>
-            <w:tcW w:type="dxa" w:w="1587"/>
-            <w:vAlign w:val="center"/>
-            <w:shd w:fill="FFFFFF"/>
-            <w:tcMar>
-              <w:top w:w="80" w:type="dxa"/>
-              <w:left w:w="80" w:type="dxa"/>
-              <w:bottom w:w="80" w:type="dxa"/>
-              <w:right w:w="80" w:type="dxa"/>
-            </w:tcMar>
-            <w:tcBorders>
-              <w:top w:val="single" w:sz="4" w:color="D9D9D9"/>
-              <w:left w:val="single" w:sz="4" w:color="D9D9D9"/>
-              <w:bottom w:val="single" w:sz="4" w:color="D9D9D9"/>
-              <w:right w:val="single" w:sz="4" w:color="D9D9D9"/>
-            </w:tcBorders>
-          </w:tcPr>
-          <w:p>
-            <w:pPr>
-              <w:spacing w:after="40" w:line="245" w:lineRule="auto"/>
-            </w:pPr>
-            <w:r>
-              <w:rPr>
-                <w:b w:val="0"/>
-                <w:sz w:val="20"/>
-              </w:rPr>
-              <w:t>ТК-05</w:t>
-            </w:r>
-          </w:p>
-        </w:tc>
-      </w:tr>
-      <w:tr>
-        <w:trPr>
-          <w:cantSplit/>
-        </w:trPr>
-        <w:tc>
-          <w:tcPr>
-            <w:tcW w:type="dxa" w:w="2494"/>
-            <w:vAlign w:val="center"/>
-            <w:shd w:fill="F7F8FA"/>
-            <w:tcMar>
-              <w:top w:w="80" w:type="dxa"/>
-              <w:left w:w="80" w:type="dxa"/>
-              <w:bottom w:w="80" w:type="dxa"/>
-              <w:right w:w="80" w:type="dxa"/>
-            </w:tcMar>
-            <w:tcBorders>
-              <w:top w:val="single" w:sz="4" w:color="D9D9D9"/>
-              <w:left w:val="single" w:sz="4" w:color="D9D9D9"/>
-              <w:bottom w:val="single" w:sz="4" w:color="D9D9D9"/>
-              <w:right w:val="single" w:sz="4" w:color="D9D9D9"/>
-            </w:tcBorders>
-          </w:tcPr>
-          <w:p>
-            <w:pPr>
-              <w:spacing w:after="40" w:line="245" w:lineRule="auto"/>
-            </w:pPr>
-            <w:r>
-              <w:rPr>
-                <w:b w:val="0"/>
-                <w:sz w:val="20"/>
-              </w:rPr>
-              <w:t>ФТ-12–14 Функции врача</w:t>
-            </w:r>
-          </w:p>
-        </w:tc>
-        <w:tc>
-          <w:tcPr>
-            <w:tcW w:type="dxa" w:w="2494"/>
-            <w:vAlign w:val="center"/>
-            <w:shd w:fill="F7F8FA"/>
-            <w:tcMar>
-              <w:top w:w="80" w:type="dxa"/>
-              <w:left w:w="80" w:type="dxa"/>
-              <w:bottom w:w="80" w:type="dxa"/>
-              <w:right w:w="80" w:type="dxa"/>
-            </w:tcMar>
-            <w:tcBorders>
-              <w:top w:val="single" w:sz="4" w:color="D9D9D9"/>
-              <w:left w:val="single" w:sz="4" w:color="D9D9D9"/>
-              <w:bottom w:val="single" w:sz="4" w:color="D9D9D9"/>
-              <w:right w:val="single" w:sz="4" w:color="D9D9D9"/>
-            </w:tcBorders>
-          </w:tcPr>
-          <w:p>
-            <w:pPr>
-              <w:spacing w:after="40" w:line="245" w:lineRule="auto"/>
-            </w:pPr>
-            <w:r>
-              <w:rPr>
-                <w:b w:val="0"/>
-                <w:sz w:val="20"/>
-              </w:rPr>
-              <w:t>Рабочее место врача</w:t>
-            </w:r>
-          </w:p>
-        </w:tc>
-        <w:tc>
-          <w:tcPr>
-            <w:tcW w:type="dxa" w:w="3061"/>
-            <w:vAlign w:val="center"/>
-            <w:shd w:fill="F7F8FA"/>
-            <w:tcMar>
-              <w:top w:w="80" w:type="dxa"/>
-              <w:left w:w="80" w:type="dxa"/>
-              <w:bottom w:w="80" w:type="dxa"/>
-              <w:right w:w="80" w:type="dxa"/>
-            </w:tcMar>
-            <w:tcBorders>
-              <w:top w:val="single" w:sz="4" w:color="D9D9D9"/>
-              <w:left w:val="single" w:sz="4" w:color="D9D9D9"/>
-              <w:bottom w:val="single" w:sz="4" w:color="D9D9D9"/>
-              <w:right w:val="single" w:sz="4" w:color="D9D9D9"/>
-            </w:tcBorders>
-          </w:tcPr>
-          <w:p>
-            <w:pPr>
-              <w:spacing w:after="40" w:line="245" w:lineRule="auto"/>
-            </w:pPr>
-            <w:r>
-              <w:rPr>
-                <w:b w:val="0"/>
-                <w:sz w:val="20"/>
-              </w:rPr>
-              <w:t>Doctor, Appointment</w:t>
-            </w:r>
-          </w:p>
-        </w:tc>
-        <w:tc>
-          <w:tcPr>
-            <w:tcW w:type="dxa" w:w="1587"/>
-            <w:vAlign w:val="center"/>
-            <w:shd w:fill="F7F8FA"/>
-            <w:tcMar>
-              <w:top w:w="80" w:type="dxa"/>
-              <w:left w:w="80" w:type="dxa"/>
-              <w:bottom w:w="80" w:type="dxa"/>
-              <w:right w:w="80" w:type="dxa"/>
-            </w:tcMar>
-            <w:tcBorders>
-              <w:top w:val="single" w:sz="4" w:color="D9D9D9"/>
-              <w:left w:val="single" w:sz="4" w:color="D9D9D9"/>
-              <w:bottom w:val="single" w:sz="4" w:color="D9D9D9"/>
-              <w:right w:val="single" w:sz="4" w:color="D9D9D9"/>
-            </w:tcBorders>
-          </w:tcPr>
-          <w:p>
-            <w:pPr>
-              <w:spacing w:after="40" w:line="245" w:lineRule="auto"/>
-            </w:pPr>
-            <w:r>
-              <w:rPr>
-                <w:b w:val="0"/>
-                <w:sz w:val="20"/>
-              </w:rPr>
-              <w:t>—</w:t>
-            </w:r>
-          </w:p>
-        </w:tc>
-      </w:tr>
-      <w:tr>
-        <w:trPr>
-          <w:cantSplit/>
-        </w:trPr>
-        <w:tc>
-          <w:tcPr>
-            <w:tcW w:type="dxa" w:w="2494"/>
-            <w:vAlign w:val="center"/>
-            <w:shd w:fill="FFFFFF"/>
-            <w:tcMar>
-              <w:top w:w="80" w:type="dxa"/>
-              <w:left w:w="80" w:type="dxa"/>
-              <w:bottom w:w="80" w:type="dxa"/>
-              <w:right w:w="80" w:type="dxa"/>
-            </w:tcMar>
-            <w:tcBorders>
-              <w:top w:val="single" w:sz="4" w:color="D9D9D9"/>
-              <w:left w:val="single" w:sz="4" w:color="D9D9D9"/>
-              <w:bottom w:val="single" w:sz="4" w:color="D9D9D9"/>
-              <w:right w:val="single" w:sz="4" w:color="D9D9D9"/>
-            </w:tcBorders>
-          </w:tcPr>
-          <w:p>
-            <w:pPr>
-              <w:spacing w:after="40" w:line="245" w:lineRule="auto"/>
-            </w:pPr>
-            <w:r>
-              <w:rPr>
-                <w:b w:val="0"/>
-                <w:sz w:val="20"/>
-              </w:rPr>
-              <w:t>ФТ-15–16 Расписание и справочники</w:t>
-            </w:r>
-          </w:p>
-        </w:tc>
-        <w:tc>
-          <w:tcPr>
-            <w:tcW w:type="dxa" w:w="2494"/>
-            <w:vAlign w:val="center"/>
-            <w:shd w:fill="FFFFFF"/>
-            <w:tcMar>
-              <w:top w:w="80" w:type="dxa"/>
-              <w:left w:w="80" w:type="dxa"/>
-              <w:bottom w:w="80" w:type="dxa"/>
-              <w:right w:w="80" w:type="dxa"/>
-            </w:tcMar>
-            <w:tcBorders>
-              <w:top w:val="single" w:sz="4" w:color="D9D9D9"/>
-              <w:left w:val="single" w:sz="4" w:color="D9D9D9"/>
-              <w:bottom w:val="single" w:sz="4" w:color="D9D9D9"/>
-              <w:right w:val="single" w:sz="4" w:color="D9D9D9"/>
-            </w:tcBorders>
-          </w:tcPr>
-          <w:p>
-            <w:pPr>
-              <w:spacing w:after="40" w:line="245" w:lineRule="auto"/>
-            </w:pPr>
-            <w:r>
-              <w:rPr>
-                <w:b w:val="0"/>
-                <w:sz w:val="20"/>
-              </w:rPr>
-              <w:t>Интерфейс администратора</w:t>
-            </w:r>
-          </w:p>
-        </w:tc>
-        <w:tc>
-          <w:tcPr>
-            <w:tcW w:type="dxa" w:w="3061"/>
-            <w:vAlign w:val="center"/>
-            <w:shd w:fill="FFFFFF"/>
-            <w:tcMar>
-              <w:top w:w="80" w:type="dxa"/>
-              <w:left w:w="80" w:type="dxa"/>
-              <w:bottom w:w="80" w:type="dxa"/>
-              <w:right w:w="80" w:type="dxa"/>
-            </w:tcMar>
-            <w:tcBorders>
-              <w:top w:val="single" w:sz="4" w:color="D9D9D9"/>
-              <w:left w:val="single" w:sz="4" w:color="D9D9D9"/>
-              <w:bottom w:val="single" w:sz="4" w:color="D9D9D9"/>
-              <w:right w:val="single" w:sz="4" w:color="D9D9D9"/>
-            </w:tcBorders>
-          </w:tcPr>
-          <w:p>
-            <w:pPr>
-              <w:spacing w:after="40" w:line="245" w:lineRule="auto"/>
-            </w:pPr>
-            <w:r>
-              <w:rPr>
-                <w:b w:val="0"/>
-                <w:sz w:val="20"/>
-              </w:rPr>
-              <w:t>Administrator, Doctor, Specialty, Slot</w:t>
-            </w:r>
-          </w:p>
-        </w:tc>
-        <w:tc>
-          <w:tcPr>
-            <w:tcW w:type="dxa" w:w="1587"/>
-            <w:vAlign w:val="center"/>
-            <w:shd w:fill="FFFFFF"/>
-            <w:tcMar>
-              <w:top w:w="80" w:type="dxa"/>
-              <w:left w:w="80" w:type="dxa"/>
-              <w:bottom w:w="80" w:type="dxa"/>
-              <w:right w:w="80" w:type="dxa"/>
-            </w:tcMar>
-            <w:tcBorders>
-              <w:top w:val="single" w:sz="4" w:color="D9D9D9"/>
-              <w:left w:val="single" w:sz="4" w:color="D9D9D9"/>
-              <w:bottom w:val="single" w:sz="4" w:color="D9D9D9"/>
-              <w:right w:val="single" w:sz="4" w:color="D9D9D9"/>
-            </w:tcBorders>
-          </w:tcPr>
-          <w:p>
-            <w:pPr>
-              <w:spacing w:after="40" w:line="245" w:lineRule="auto"/>
-            </w:pPr>
-            <w:r>
-              <w:rPr>
-                <w:b w:val="0"/>
-                <w:sz w:val="20"/>
-              </w:rPr>
-              <w:t>—</w:t>
-            </w:r>
-          </w:p>
-        </w:tc>
-      </w:tr>
-      <w:tr>
-        <w:trPr>
-          <w:cantSplit/>
-        </w:trPr>
-        <w:tc>
-          <w:tcPr>
-            <w:tcW w:type="dxa" w:w="2494"/>
-            <w:vAlign w:val="center"/>
-            <w:shd w:fill="F7F8FA"/>
-            <w:tcMar>
-              <w:top w:w="80" w:type="dxa"/>
-              <w:left w:w="80" w:type="dxa"/>
-              <w:bottom w:w="80" w:type="dxa"/>
-              <w:right w:w="80" w:type="dxa"/>
-            </w:tcMar>
-            <w:tcBorders>
-              <w:top w:val="single" w:sz="4" w:color="D9D9D9"/>
-              <w:left w:val="single" w:sz="4" w:color="D9D9D9"/>
-              <w:bottom w:val="single" w:sz="4" w:color="D9D9D9"/>
-              <w:right w:val="single" w:sz="4" w:color="D9D9D9"/>
-            </w:tcBorders>
-          </w:tcPr>
-          <w:p>
-            <w:pPr>
-              <w:spacing w:after="40" w:line="245" w:lineRule="auto"/>
-            </w:pPr>
-            <w:r>
-              <w:rPr>
-                <w:b w:val="0"/>
-                <w:sz w:val="20"/>
-              </w:rPr>
-              <w:t>ФТ-17 Ручная запись</w:t>
-            </w:r>
-          </w:p>
-        </w:tc>
-        <w:tc>
-          <w:tcPr>
-            <w:tcW w:type="dxa" w:w="2494"/>
-            <w:vAlign w:val="center"/>
-            <w:shd w:fill="F7F8FA"/>
-            <w:tcMar>
-              <w:top w:w="80" w:type="dxa"/>
-              <w:left w:w="80" w:type="dxa"/>
-              <w:bottom w:w="80" w:type="dxa"/>
-              <w:right w:w="80" w:type="dxa"/>
-            </w:tcMar>
-            <w:tcBorders>
-              <w:top w:val="single" w:sz="4" w:color="D9D9D9"/>
-              <w:left w:val="single" w:sz="4" w:color="D9D9D9"/>
-              <w:bottom w:val="single" w:sz="4" w:color="D9D9D9"/>
-              <w:right w:val="single" w:sz="4" w:color="D9D9D9"/>
-            </w:tcBorders>
-          </w:tcPr>
-          <w:p>
-            <w:pPr>
-              <w:spacing w:after="40" w:line="245" w:lineRule="auto"/>
-            </w:pPr>
-            <w:r>
-              <w:rPr>
-                <w:b w:val="0"/>
-                <w:sz w:val="20"/>
-              </w:rPr>
-              <w:t>Интерфейс администратора и модуль записи</w:t>
-            </w:r>
-          </w:p>
-        </w:tc>
-        <w:tc>
-          <w:tcPr>
-            <w:tcW w:type="dxa" w:w="3061"/>
-            <w:vAlign w:val="center"/>
-            <w:shd w:fill="F7F8FA"/>
-            <w:tcMar>
-              <w:top w:w="80" w:type="dxa"/>
-              <w:left w:w="80" w:type="dxa"/>
-              <w:bottom w:w="80" w:type="dxa"/>
-              <w:right w:w="80" w:type="dxa"/>
-            </w:tcMar>
-            <w:tcBorders>
-              <w:top w:val="single" w:sz="4" w:color="D9D9D9"/>
-              <w:left w:val="single" w:sz="4" w:color="D9D9D9"/>
-              <w:bottom w:val="single" w:sz="4" w:color="D9D9D9"/>
-              <w:right w:val="single" w:sz="4" w:color="D9D9D9"/>
-            </w:tcBorders>
-          </w:tcPr>
-          <w:p>
-            <w:pPr>
-              <w:spacing w:after="40" w:line="245" w:lineRule="auto"/>
-            </w:pPr>
-            <w:r>
-              <w:rPr>
-                <w:b w:val="0"/>
-                <w:sz w:val="20"/>
-              </w:rPr>
-              <w:t>Administrator, Appointment</w:t>
-            </w:r>
-          </w:p>
-        </w:tc>
-        <w:tc>
-          <w:tcPr>
-            <w:tcW w:type="dxa" w:w="1587"/>
-            <w:vAlign w:val="center"/>
-            <w:shd w:fill="F7F8FA"/>
-            <w:tcMar>
-              <w:top w:w="80" w:type="dxa"/>
-              <w:left w:w="80" w:type="dxa"/>
-              <w:bottom w:w="80" w:type="dxa"/>
-              <w:right w:w="80" w:type="dxa"/>
-            </w:tcMar>
-            <w:tcBorders>
-              <w:top w:val="single" w:sz="4" w:color="D9D9D9"/>
-              <w:left w:val="single" w:sz="4" w:color="D9D9D9"/>
-              <w:bottom w:val="single" w:sz="4" w:color="D9D9D9"/>
-              <w:right w:val="single" w:sz="4" w:color="D9D9D9"/>
-            </w:tcBorders>
-          </w:tcPr>
-          <w:p>
-            <w:pPr>
-              <w:spacing w:after="40" w:line="245" w:lineRule="auto"/>
-            </w:pPr>
-            <w:r>
-              <w:rPr>
-                <w:b w:val="0"/>
-                <w:sz w:val="20"/>
-              </w:rPr>
-              <w:t>—</w:t>
-            </w:r>
-          </w:p>
-        </w:tc>
-      </w:tr>
-      <w:tr>
-        <w:trPr>
-          <w:cantSplit/>
-        </w:trPr>
-        <w:tc>
-          <w:tcPr>
-            <w:tcW w:type="dxa" w:w="2494"/>
-            <w:vAlign w:val="center"/>
-            <w:shd w:fill="FFFFFF"/>
-            <w:tcMar>
-              <w:top w:w="80" w:type="dxa"/>
-              <w:left w:w="80" w:type="dxa"/>
-              <w:bottom w:w="80" w:type="dxa"/>
-              <w:right w:w="80" w:type="dxa"/>
-            </w:tcMar>
-            <w:tcBorders>
-              <w:top w:val="single" w:sz="4" w:color="D9D9D9"/>
-              <w:left w:val="single" w:sz="4" w:color="D9D9D9"/>
-              <w:bottom w:val="single" w:sz="4" w:color="D9D9D9"/>
-              <w:right w:val="single" w:sz="4" w:color="D9D9D9"/>
-            </w:tcBorders>
-          </w:tcPr>
-          <w:p>
-            <w:pPr>
-              <w:spacing w:after="40" w:line="245" w:lineRule="auto"/>
-            </w:pPr>
-            <w:r>
-              <w:rPr>
-                <w:b w:val="0"/>
-                <w:sz w:val="20"/>
-              </w:rPr>
-              <w:t>ФТ-18 Отмена с причиной</w:t>
-            </w:r>
-          </w:p>
-        </w:tc>
-        <w:tc>
-          <w:tcPr>
-            <w:tcW w:type="dxa" w:w="2494"/>
-            <w:vAlign w:val="center"/>
-            <w:shd w:fill="FFFFFF"/>
-            <w:tcMar>
-              <w:top w:w="80" w:type="dxa"/>
-              <w:left w:w="80" w:type="dxa"/>
-              <w:bottom w:w="80" w:type="dxa"/>
-              <w:right w:w="80" w:type="dxa"/>
-            </w:tcMar>
-            <w:tcBorders>
-              <w:top w:val="single" w:sz="4" w:color="D9D9D9"/>
-              <w:left w:val="single" w:sz="4" w:color="D9D9D9"/>
-              <w:bottom w:val="single" w:sz="4" w:color="D9D9D9"/>
-              <w:right w:val="single" w:sz="4" w:color="D9D9D9"/>
-            </w:tcBorders>
-          </w:tcPr>
-          <w:p>
-            <w:pPr>
-              <w:spacing w:after="40" w:line="245" w:lineRule="auto"/>
-            </w:pPr>
-            <w:r>
-              <w:rPr>
-                <w:b w:val="0"/>
-                <w:sz w:val="20"/>
-              </w:rPr>
-              <w:t>Интерфейс администратора и модуль записи</w:t>
-            </w:r>
-          </w:p>
-        </w:tc>
-        <w:tc>
-          <w:tcPr>
-            <w:tcW w:type="dxa" w:w="3061"/>
-            <w:vAlign w:val="center"/>
-            <w:shd w:fill="FFFFFF"/>
-            <w:tcMar>
-              <w:top w:w="80" w:type="dxa"/>
-              <w:left w:w="80" w:type="dxa"/>
-              <w:bottom w:w="80" w:type="dxa"/>
-              <w:right w:w="80" w:type="dxa"/>
-            </w:tcMar>
-            <w:tcBorders>
-              <w:top w:val="single" w:sz="4" w:color="D9D9D9"/>
-              <w:left w:val="single" w:sz="4" w:color="D9D9D9"/>
-              <w:bottom w:val="single" w:sz="4" w:color="D9D9D9"/>
-              <w:right w:val="single" w:sz="4" w:color="D9D9D9"/>
-            </w:tcBorders>
-          </w:tcPr>
-          <w:p>
-            <w:pPr>
-              <w:spacing w:after="40" w:line="245" w:lineRule="auto"/>
-            </w:pPr>
-            <w:r>
-              <w:rPr>
-                <w:b w:val="0"/>
-                <w:sz w:val="20"/>
-              </w:rPr>
-              <w:t>Appointment, Notification</w:t>
-            </w:r>
-          </w:p>
-        </w:tc>
-        <w:tc>
-          <w:tcPr>
-            <w:tcW w:type="dxa" w:w="1587"/>
-            <w:vAlign w:val="center"/>
-            <w:shd w:fill="FFFFFF"/>
-            <w:tcMar>
-              <w:top w:w="80" w:type="dxa"/>
-              <w:left w:w="80" w:type="dxa"/>
-              <w:bottom w:w="80" w:type="dxa"/>
-              <w:right w:w="80" w:type="dxa"/>
-            </w:tcMar>
-            <w:tcBorders>
-              <w:top w:val="single" w:sz="4" w:color="D9D9D9"/>
-              <w:left w:val="single" w:sz="4" w:color="D9D9D9"/>
-              <w:bottom w:val="single" w:sz="4" w:color="D9D9D9"/>
-              <w:right w:val="single" w:sz="4" w:color="D9D9D9"/>
-            </w:tcBorders>
-          </w:tcPr>
-          <w:p>
-            <w:pPr>
-              <w:spacing w:after="40" w:line="245" w:lineRule="auto"/>
-            </w:pPr>
-            <w:r>
-              <w:rPr>
-                <w:b w:val="0"/>
-                <w:sz w:val="20"/>
-              </w:rPr>
-              <w:t>—</w:t>
-            </w:r>
-          </w:p>
-        </w:tc>
-      </w:tr>
-      <w:tr>
-        <w:trPr>
-          <w:cantSplit/>
-        </w:trPr>
-        <w:tc>
-          <w:tcPr>
-            <w:tcW w:type="dxa" w:w="2494"/>
-            <w:vAlign w:val="center"/>
-            <w:shd w:fill="F7F8FA"/>
-            <w:tcMar>
-              <w:top w:w="80" w:type="dxa"/>
-              <w:left w:w="80" w:type="dxa"/>
-              <w:bottom w:w="80" w:type="dxa"/>
-              <w:right w:w="80" w:type="dxa"/>
-            </w:tcMar>
-            <w:tcBorders>
-              <w:top w:val="single" w:sz="4" w:color="D9D9D9"/>
-              <w:left w:val="single" w:sz="4" w:color="D9D9D9"/>
-              <w:bottom w:val="single" w:sz="4" w:color="D9D9D9"/>
-              <w:right w:val="single" w:sz="4" w:color="D9D9D9"/>
-            </w:tcBorders>
-          </w:tcPr>
-          <w:p>
-            <w:pPr>
-              <w:spacing w:after="40" w:line="245" w:lineRule="auto"/>
-            </w:pPr>
-            <w:r>
-              <w:rPr>
-                <w:b w:val="0"/>
-                <w:sz w:val="20"/>
-              </w:rPr>
-              <w:t>ФТ-19 Статистика</w:t>
-            </w:r>
-          </w:p>
-        </w:tc>
-        <w:tc>
-          <w:tcPr>
-            <w:tcW w:type="dxa" w:w="2494"/>
-            <w:vAlign w:val="center"/>
-            <w:shd w:fill="F7F8FA"/>
-            <w:tcMar>
-              <w:top w:w="80" w:type="dxa"/>
-              <w:left w:w="80" w:type="dxa"/>
-              <w:bottom w:w="80" w:type="dxa"/>
-              <w:right w:w="80" w:type="dxa"/>
-            </w:tcMar>
-            <w:tcBorders>
-              <w:top w:val="single" w:sz="4" w:color="D9D9D9"/>
-              <w:left w:val="single" w:sz="4" w:color="D9D9D9"/>
-              <w:bottom w:val="single" w:sz="4" w:color="D9D9D9"/>
-              <w:right w:val="single" w:sz="4" w:color="D9D9D9"/>
-            </w:tcBorders>
-          </w:tcPr>
-          <w:p>
-            <w:pPr>
-              <w:spacing w:after="40" w:line="245" w:lineRule="auto"/>
-            </w:pPr>
-            <w:r>
-              <w:rPr>
-                <w:b w:val="0"/>
-                <w:sz w:val="20"/>
-              </w:rPr>
-              <w:t>Интерфейс администратора</w:t>
-            </w:r>
-          </w:p>
-        </w:tc>
-        <w:tc>
-          <w:tcPr>
-            <w:tcW w:type="dxa" w:w="3061"/>
-            <w:vAlign w:val="center"/>
-            <w:shd w:fill="F7F8FA"/>
-            <w:tcMar>
-              <w:top w:w="80" w:type="dxa"/>
-              <w:left w:w="80" w:type="dxa"/>
-              <w:bottom w:w="80" w:type="dxa"/>
-              <w:right w:w="80" w:type="dxa"/>
-            </w:tcMar>
-            <w:tcBorders>
-              <w:top w:val="single" w:sz="4" w:color="D9D9D9"/>
-              <w:left w:val="single" w:sz="4" w:color="D9D9D9"/>
-              <w:bottom w:val="single" w:sz="4" w:color="D9D9D9"/>
-              <w:right w:val="single" w:sz="4" w:color="D9D9D9"/>
-            </w:tcBorders>
-          </w:tcPr>
-          <w:p>
-            <w:pPr>
-              <w:spacing w:after="40" w:line="245" w:lineRule="auto"/>
-            </w:pPr>
-            <w:r>
-              <w:rPr>
-                <w:b w:val="0"/>
-                <w:sz w:val="20"/>
-              </w:rPr>
-              <w:t>Administrator, Slot, Appointment</w:t>
-            </w:r>
-          </w:p>
-        </w:tc>
-        <w:tc>
-          <w:tcPr>
-            <w:tcW w:type="dxa" w:w="1587"/>
-            <w:vAlign w:val="center"/>
-            <w:shd w:fill="F7F8FA"/>
-            <w:tcMar>
-              <w:top w:w="80" w:type="dxa"/>
-              <w:left w:w="80" w:type="dxa"/>
-              <w:bottom w:w="80" w:type="dxa"/>
-              <w:right w:w="80" w:type="dxa"/>
-            </w:tcMar>
-            <w:tcBorders>
-              <w:top w:val="single" w:sz="4" w:color="D9D9D9"/>
-              <w:left w:val="single" w:sz="4" w:color="D9D9D9"/>
-              <w:bottom w:val="single" w:sz="4" w:color="D9D9D9"/>
-              <w:right w:val="single" w:sz="4" w:color="D9D9D9"/>
-            </w:tcBorders>
-          </w:tcPr>
-          <w:p>
-            <w:pPr>
-              <w:spacing w:after="40" w:line="245" w:lineRule="auto"/>
-            </w:pPr>
-            <w:r>
-              <w:rPr>
-                <w:b w:val="0"/>
-                <w:sz w:val="20"/>
-              </w:rPr>
-              <w:t>—</w:t>
-            </w:r>
-          </w:p>
-        </w:tc>
-      </w:tr>
-    </w:tbl>
-    <w:p>
-      <w:pPr>
-        <w:spacing w:after="20"/>
-      </w:pPr>
-    </w:p>
-    <w:p>
-      <w:pPr>
-        <w:pStyle w:val="Heading1"/>
-      </w:pPr>
-      <w:r>
-        <w:t>Вывод по пустым ячейкам</w:t>
-      </w:r>
-    </w:p>
-    <w:p>
-      <w:r>
-        <w:t>В исходных материалах отсутствовали тесты для врача и основных функций администратора. Для заполнения пробелов добавлены ТК-08 и ТК-09 — расписание и отметки врача, ТК-10 — ручная запись, ТК-11 — отмена с причиной, ТК-12 — статистика, ТК-17 и ТК-18 — расписание и справочники. Соответствующие действия описаны в новых сценариях СЦ-05–СЦ-08.</w:t>
-      </w:r>
-    </w:p>
-    <w:p>
-      <w:r>
-        <w:t>Отдельный класс статистического отчёта не добавлялся: метод Administrator.getStatistics(period) уже есть в исходной модели, а исходные данные находятся в Slot и Appointment. Нужно было уточнить расчёт и добавить проверку, а не вводить новую хранимую сущность.</w:t>
-      </w:r>
-    </w:p>
-    <w:p>
-      <w:r>
-        <w:br w:type="page"/>
-      </w:r>
-    </w:p>
-    <w:p>
-      <w:pPr>
-        <w:pStyle w:val="Heading1"/>
-      </w:pPr>
-      <w:r>
-        <w:t>Матрица связей после исправлений</w:t>
-      </w:r>
-    </w:p>
-    <w:p>
-      <w:r>
-        <w:t>Для выбранных требований указаны модуль, классы и тесты версии 1.1. Таблица связывает требования с исправленной архитектурой и документом 05.</w:t>
-      </w:r>
-    </w:p>
-    <w:tbl>
-      <w:tblPr>
-        <w:tblW w:type="auto" w:w="0"/>
-        <w:jc w:val="center"/>
-        <w:tblLayout w:type="fixed"/>
-        <w:tblLook w:firstColumn="1" w:firstRow="1" w:lastColumn="0" w:lastRow="0" w:noHBand="0" w:noVBand="1" w:val="04A0"/>
-      </w:tblPr>
-      <w:tblGrid>
-        <w:gridCol w:w="2494"/>
-        <w:gridCol w:w="2494"/>
-        <w:gridCol w:w="3061"/>
-        <w:gridCol w:w="1587"/>
-      </w:tblGrid>
-      <w:tr>
-        <w:trPr>
-          <w:cantSplit/>
-          <w:tblHeader/>
-        </w:trPr>
-        <w:tc>
-          <w:tcPr>
-            <w:tcW w:type="dxa" w:w="2494"/>
+            <w:tcW w:type="dxa" w:w="2324"/>
             <w:vAlign w:val="center"/>
             <w:shd w:fill="E2E8ED"/>
             <w:tcMar>
@@ -5457,7 +2216,7 @@
         </w:tc>
         <w:tc>
           <w:tcPr>
-            <w:tcW w:type="dxa" w:w="2494"/>
+            <w:tcW w:type="dxa" w:w="2324"/>
             <w:vAlign w:val="center"/>
             <w:shd w:fill="E2E8ED"/>
             <w:tcMar>
@@ -5488,7 +2247,7 @@
         </w:tc>
         <w:tc>
           <w:tcPr>
-            <w:tcW w:type="dxa" w:w="3061"/>
+            <w:tcW w:type="dxa" w:w="3175"/>
             <w:vAlign w:val="center"/>
             <w:shd w:fill="E2E8ED"/>
             <w:tcMar>
@@ -5519,7 +2278,7 @@
         </w:tc>
         <w:tc>
           <w:tcPr>
-            <w:tcW w:type="dxa" w:w="1587"/>
+            <w:tcW w:type="dxa" w:w="1814"/>
             <w:vAlign w:val="center"/>
             <w:shd w:fill="E2E8ED"/>
             <w:tcMar>
@@ -5544,7 +2303,7 @@
                 <w:b/>
                 <w:sz w:val="19"/>
               </w:rPr>
-              <w:t>Тест кейс</w:t>
+              <w:t>Тест</w:t>
             </w:r>
           </w:p>
         </w:tc>
@@ -5555,7 +2314,7 @@
         </w:trPr>
         <w:tc>
           <w:tcPr>
-            <w:tcW w:type="dxa" w:w="2494"/>
+            <w:tcW w:type="dxa" w:w="2324"/>
             <w:vAlign w:val="center"/>
             <w:shd w:fill="FFFFFF"/>
             <w:tcMar>
@@ -5580,13 +2339,13 @@
                 <w:b w:val="0"/>
                 <w:sz w:val="19"/>
               </w:rPr>
-              <w:t>ФТ-02 Вход по email</w:t>
+              <w:t>ФТ 05 Создание записи</w:t>
             </w:r>
           </w:p>
         </w:tc>
         <w:tc>
           <w:tcPr>
-            <w:tcW w:type="dxa" w:w="2494"/>
+            <w:tcW w:type="dxa" w:w="2324"/>
             <w:vAlign w:val="center"/>
             <w:shd w:fill="FFFFFF"/>
             <w:tcMar>
@@ -5611,13 +2370,13 @@
                 <w:b w:val="0"/>
                 <w:sz w:val="19"/>
               </w:rPr>
-              <w:t>Авторизация</w:t>
+              <w:t>Модуль записи</w:t>
             </w:r>
           </w:p>
         </w:tc>
         <w:tc>
           <w:tcPr>
-            <w:tcW w:type="dxa" w:w="3061"/>
+            <w:tcW w:type="dxa" w:w="3175"/>
             <w:vAlign w:val="center"/>
             <w:shd w:fill="FFFFFF"/>
             <w:tcMar>
@@ -5642,13 +2401,13 @@
                 <w:b w:val="0"/>
                 <w:sz w:val="19"/>
               </w:rPr>
-              <w:t>User</w:t>
+              <w:t>Appointment, Slot</w:t>
             </w:r>
           </w:p>
         </w:tc>
         <w:tc>
           <w:tcPr>
-            <w:tcW w:type="dxa" w:w="1587"/>
+            <w:tcW w:type="dxa" w:w="1814"/>
             <w:vAlign w:val="center"/>
             <w:shd w:fill="FFFFFF"/>
             <w:tcMar>
@@ -5673,7 +2432,7 @@
                 <w:b w:val="0"/>
                 <w:sz w:val="19"/>
               </w:rPr>
-              <w:t>ТК-06</w:t>
+              <w:t>ТК 01</w:t>
             </w:r>
           </w:p>
         </w:tc>
@@ -5684,7 +2443,7 @@
         </w:trPr>
         <w:tc>
           <w:tcPr>
-            <w:tcW w:type="dxa" w:w="2494"/>
+            <w:tcW w:type="dxa" w:w="2324"/>
             <w:vAlign w:val="center"/>
             <w:shd w:fill="F7F8FA"/>
             <w:tcMar>
@@ -5709,13 +2468,13 @@
                 <w:b w:val="0"/>
                 <w:sz w:val="19"/>
               </w:rPr>
-              <w:t>ФТ-05 Создание записи</w:t>
+              <w:t>ФТ 06 Отмена до начала</w:t>
             </w:r>
           </w:p>
         </w:tc>
         <w:tc>
           <w:tcPr>
-            <w:tcW w:type="dxa" w:w="2494"/>
+            <w:tcW w:type="dxa" w:w="2324"/>
             <w:vAlign w:val="center"/>
             <w:shd w:fill="F7F8FA"/>
             <w:tcMar>
@@ -5746,7 +2505,7 @@
         </w:tc>
         <w:tc>
           <w:tcPr>
-            <w:tcW w:type="dxa" w:w="3061"/>
+            <w:tcW w:type="dxa" w:w="3175"/>
             <w:vAlign w:val="center"/>
             <w:shd w:fill="F7F8FA"/>
             <w:tcMar>
@@ -5777,7 +2536,7 @@
         </w:tc>
         <w:tc>
           <w:tcPr>
-            <w:tcW w:type="dxa" w:w="1587"/>
+            <w:tcW w:type="dxa" w:w="1814"/>
             <w:vAlign w:val="center"/>
             <w:shd w:fill="F7F8FA"/>
             <w:tcMar>
@@ -5802,7 +2561,7 @@
                 <w:b w:val="0"/>
                 <w:sz w:val="19"/>
               </w:rPr>
-              <w:t>ТК-01</w:t>
+              <w:t>ТК 03</w:t>
             </w:r>
           </w:p>
         </w:tc>
@@ -5813,7 +2572,7 @@
         </w:trPr>
         <w:tc>
           <w:tcPr>
-            <w:tcW w:type="dxa" w:w="2494"/>
+            <w:tcW w:type="dxa" w:w="2324"/>
             <w:vAlign w:val="center"/>
             <w:shd w:fill="FFFFFF"/>
             <w:tcMar>
@@ -5838,13 +2597,13 @@
                 <w:b w:val="0"/>
                 <w:sz w:val="19"/>
               </w:rPr>
-              <w:t>ФТ-06 Отмена до начала</w:t>
+              <w:t>ФТ 07 Атомарный перенос</w:t>
             </w:r>
           </w:p>
         </w:tc>
         <w:tc>
           <w:tcPr>
-            <w:tcW w:type="dxa" w:w="2494"/>
+            <w:tcW w:type="dxa" w:w="2324"/>
             <w:vAlign w:val="center"/>
             <w:shd w:fill="FFFFFF"/>
             <w:tcMar>
@@ -5875,7 +2634,7 @@
         </w:tc>
         <w:tc>
           <w:tcPr>
-            <w:tcW w:type="dxa" w:w="3061"/>
+            <w:tcW w:type="dxa" w:w="3175"/>
             <w:vAlign w:val="center"/>
             <w:shd w:fill="FFFFFF"/>
             <w:tcMar>
@@ -5906,7 +2665,7 @@
         </w:tc>
         <w:tc>
           <w:tcPr>
-            <w:tcW w:type="dxa" w:w="1587"/>
+            <w:tcW w:type="dxa" w:w="1814"/>
             <w:vAlign w:val="center"/>
             <w:shd w:fill="FFFFFF"/>
             <w:tcMar>
@@ -5931,7 +2690,7 @@
                 <w:b w:val="0"/>
                 <w:sz w:val="19"/>
               </w:rPr>
-              <w:t>ТК-03</w:t>
+              <w:t>ТК 04</w:t>
             </w:r>
           </w:p>
         </w:tc>
@@ -5942,7 +2701,7 @@
         </w:trPr>
         <w:tc>
           <w:tcPr>
-            <w:tcW w:type="dxa" w:w="2494"/>
+            <w:tcW w:type="dxa" w:w="2324"/>
             <w:vAlign w:val="center"/>
             <w:shd w:fill="F7F8FA"/>
             <w:tcMar>
@@ -5967,144 +2726,15 @@
                 <w:b w:val="0"/>
                 <w:sz w:val="19"/>
               </w:rPr>
-              <w:t>ФТ-07 Атомарный перенос</w:t>
+              <w:t>ФТ 09 Защита от двойной записи</w:t>
             </w:r>
           </w:p>
         </w:tc>
         <w:tc>
           <w:tcPr>
-            <w:tcW w:type="dxa" w:w="2494"/>
+            <w:tcW w:type="dxa" w:w="2324"/>
             <w:vAlign w:val="center"/>
             <w:shd w:fill="F7F8FA"/>
-            <w:tcMar>
-              <w:top w:w="80" w:type="dxa"/>
-              <w:left w:w="80" w:type="dxa"/>
-              <w:bottom w:w="80" w:type="dxa"/>
-              <w:right w:w="80" w:type="dxa"/>
-            </w:tcMar>
-            <w:tcBorders>
-              <w:top w:val="single" w:sz="4" w:color="D9D9D9"/>
-              <w:left w:val="single" w:sz="4" w:color="D9D9D9"/>
-              <w:bottom w:val="single" w:sz="4" w:color="D9D9D9"/>
-              <w:right w:val="single" w:sz="4" w:color="D9D9D9"/>
-            </w:tcBorders>
-          </w:tcPr>
-          <w:p>
-            <w:pPr>
-              <w:spacing w:after="40" w:line="245" w:lineRule="auto"/>
-            </w:pPr>
-            <w:r>
-              <w:rPr>
-                <w:b w:val="0"/>
-                <w:sz w:val="19"/>
-              </w:rPr>
-              <w:t>Модуль записи</w:t>
-            </w:r>
-          </w:p>
-        </w:tc>
-        <w:tc>
-          <w:tcPr>
-            <w:tcW w:type="dxa" w:w="3061"/>
-            <w:vAlign w:val="center"/>
-            <w:shd w:fill="F7F8FA"/>
-            <w:tcMar>
-              <w:top w:w="80" w:type="dxa"/>
-              <w:left w:w="80" w:type="dxa"/>
-              <w:bottom w:w="80" w:type="dxa"/>
-              <w:right w:w="80" w:type="dxa"/>
-            </w:tcMar>
-            <w:tcBorders>
-              <w:top w:val="single" w:sz="4" w:color="D9D9D9"/>
-              <w:left w:val="single" w:sz="4" w:color="D9D9D9"/>
-              <w:bottom w:val="single" w:sz="4" w:color="D9D9D9"/>
-              <w:right w:val="single" w:sz="4" w:color="D9D9D9"/>
-            </w:tcBorders>
-          </w:tcPr>
-          <w:p>
-            <w:pPr>
-              <w:spacing w:after="40" w:line="245" w:lineRule="auto"/>
-            </w:pPr>
-            <w:r>
-              <w:rPr>
-                <w:b w:val="0"/>
-                <w:sz w:val="19"/>
-              </w:rPr>
-              <w:t>Appointment, Slot</w:t>
-            </w:r>
-          </w:p>
-        </w:tc>
-        <w:tc>
-          <w:tcPr>
-            <w:tcW w:type="dxa" w:w="1587"/>
-            <w:vAlign w:val="center"/>
-            <w:shd w:fill="F7F8FA"/>
-            <w:tcMar>
-              <w:top w:w="80" w:type="dxa"/>
-              <w:left w:w="80" w:type="dxa"/>
-              <w:bottom w:w="80" w:type="dxa"/>
-              <w:right w:w="80" w:type="dxa"/>
-            </w:tcMar>
-            <w:tcBorders>
-              <w:top w:val="single" w:sz="4" w:color="D9D9D9"/>
-              <w:left w:val="single" w:sz="4" w:color="D9D9D9"/>
-              <w:bottom w:val="single" w:sz="4" w:color="D9D9D9"/>
-              <w:right w:val="single" w:sz="4" w:color="D9D9D9"/>
-            </w:tcBorders>
-          </w:tcPr>
-          <w:p>
-            <w:pPr>
-              <w:spacing w:after="40" w:line="245" w:lineRule="auto"/>
-            </w:pPr>
-            <w:r>
-              <w:rPr>
-                <w:b w:val="0"/>
-                <w:sz w:val="19"/>
-              </w:rPr>
-              <w:t>ТК-04</w:t>
-            </w:r>
-          </w:p>
-        </w:tc>
-      </w:tr>
-      <w:tr>
-        <w:trPr>
-          <w:cantSplit/>
-        </w:trPr>
-        <w:tc>
-          <w:tcPr>
-            <w:tcW w:type="dxa" w:w="2494"/>
-            <w:vAlign w:val="center"/>
-            <w:shd w:fill="FFFFFF"/>
-            <w:tcMar>
-              <w:top w:w="80" w:type="dxa"/>
-              <w:left w:w="80" w:type="dxa"/>
-              <w:bottom w:w="80" w:type="dxa"/>
-              <w:right w:w="80" w:type="dxa"/>
-            </w:tcMar>
-            <w:tcBorders>
-              <w:top w:val="single" w:sz="4" w:color="D9D9D9"/>
-              <w:left w:val="single" w:sz="4" w:color="D9D9D9"/>
-              <w:bottom w:val="single" w:sz="4" w:color="D9D9D9"/>
-              <w:right w:val="single" w:sz="4" w:color="D9D9D9"/>
-            </w:tcBorders>
-          </w:tcPr>
-          <w:p>
-            <w:pPr>
-              <w:spacing w:after="40" w:line="245" w:lineRule="auto"/>
-            </w:pPr>
-            <w:r>
-              <w:rPr>
-                <w:b w:val="0"/>
-                <w:sz w:val="19"/>
-              </w:rPr>
-              <w:t>ФТ-09 Защита от двойной записи</w:t>
-            </w:r>
-          </w:p>
-        </w:tc>
-        <w:tc>
-          <w:tcPr>
-            <w:tcW w:type="dxa" w:w="2494"/>
-            <w:vAlign w:val="center"/>
-            <w:shd w:fill="FFFFFF"/>
             <w:tcMar>
               <w:top w:w="80" w:type="dxa"/>
               <w:left w:w="80" w:type="dxa"/>
@@ -6133,9 +2763,9 @@
         </w:tc>
         <w:tc>
           <w:tcPr>
-            <w:tcW w:type="dxa" w:w="3061"/>
+            <w:tcW w:type="dxa" w:w="3175"/>
             <w:vAlign w:val="center"/>
-            <w:shd w:fill="FFFFFF"/>
+            <w:shd w:fill="F7F8FA"/>
             <w:tcMar>
               <w:top w:w="80" w:type="dxa"/>
               <w:left w:w="80" w:type="dxa"/>
@@ -6164,7 +2794,43 @@
         </w:tc>
         <w:tc>
           <w:tcPr>
-            <w:tcW w:type="dxa" w:w="1587"/>
+            <w:tcW w:type="dxa" w:w="1814"/>
+            <w:vAlign w:val="center"/>
+            <w:shd w:fill="F7F8FA"/>
+            <w:tcMar>
+              <w:top w:w="80" w:type="dxa"/>
+              <w:left w:w="80" w:type="dxa"/>
+              <w:bottom w:w="80" w:type="dxa"/>
+              <w:right w:w="80" w:type="dxa"/>
+            </w:tcMar>
+            <w:tcBorders>
+              <w:top w:val="single" w:sz="4" w:color="D9D9D9"/>
+              <w:left w:val="single" w:sz="4" w:color="D9D9D9"/>
+              <w:bottom w:val="single" w:sz="4" w:color="D9D9D9"/>
+              <w:right w:val="single" w:sz="4" w:color="D9D9D9"/>
+            </w:tcBorders>
+          </w:tcPr>
+          <w:p>
+            <w:pPr>
+              <w:spacing w:after="40" w:line="245" w:lineRule="auto"/>
+            </w:pPr>
+            <w:r>
+              <w:rPr>
+                <w:b w:val="0"/>
+                <w:sz w:val="19"/>
+              </w:rPr>
+              <w:t>ТК 02</w:t>
+            </w:r>
+          </w:p>
+        </w:tc>
+      </w:tr>
+      <w:tr>
+        <w:trPr>
+          <w:cantSplit/>
+        </w:trPr>
+        <w:tc>
+          <w:tcPr>
+            <w:tcW w:type="dxa" w:w="2324"/>
             <w:vAlign w:val="center"/>
             <w:shd w:fill="FFFFFF"/>
             <w:tcMar>
@@ -6189,51 +2855,15 @@
                 <w:b w:val="0"/>
                 <w:sz w:val="19"/>
               </w:rPr>
-              <w:t>ТК-02</w:t>
-            </w:r>
-          </w:p>
-        </w:tc>
-      </w:tr>
-      <w:tr>
-        <w:trPr>
-          <w:cantSplit/>
-        </w:trPr>
-        <w:tc>
-          <w:tcPr>
-            <w:tcW w:type="dxa" w:w="2494"/>
-            <w:vAlign w:val="center"/>
-            <w:shd w:fill="F7F8FA"/>
-            <w:tcMar>
-              <w:top w:w="80" w:type="dxa"/>
-              <w:left w:w="80" w:type="dxa"/>
-              <w:bottom w:w="80" w:type="dxa"/>
-              <w:right w:w="80" w:type="dxa"/>
-            </w:tcMar>
-            <w:tcBorders>
-              <w:top w:val="single" w:sz="4" w:color="D9D9D9"/>
-              <w:left w:val="single" w:sz="4" w:color="D9D9D9"/>
-              <w:bottom w:val="single" w:sz="4" w:color="D9D9D9"/>
-              <w:right w:val="single" w:sz="4" w:color="D9D9D9"/>
-            </w:tcBorders>
-          </w:tcPr>
-          <w:p>
-            <w:pPr>
-              <w:spacing w:after="40" w:line="245" w:lineRule="auto"/>
-            </w:pPr>
-            <w:r>
-              <w:rPr>
-                <w:b w:val="0"/>
-                <w:sz w:val="19"/>
-              </w:rPr>
-              <w:t>ФТ-11 Напоминание</w:t>
+              <w:t>ФТ 11 Напоминание</w:t>
             </w:r>
           </w:p>
         </w:tc>
         <w:tc>
           <w:tcPr>
-            <w:tcW w:type="dxa" w:w="2494"/>
+            <w:tcW w:type="dxa" w:w="2324"/>
             <w:vAlign w:val="center"/>
-            <w:shd w:fill="F7F8FA"/>
+            <w:shd w:fill="FFFFFF"/>
             <w:tcMar>
               <w:top w:w="80" w:type="dxa"/>
               <w:left w:w="80" w:type="dxa"/>
@@ -6262,9 +2892,9 @@
         </w:tc>
         <w:tc>
           <w:tcPr>
-            <w:tcW w:type="dxa" w:w="3061"/>
+            <w:tcW w:type="dxa" w:w="3175"/>
             <w:vAlign w:val="center"/>
-            <w:shd w:fill="F7F8FA"/>
+            <w:shd w:fill="FFFFFF"/>
             <w:tcMar>
               <w:top w:w="80" w:type="dxa"/>
               <w:left w:w="80" w:type="dxa"/>
@@ -6293,7 +2923,43 @@
         </w:tc>
         <w:tc>
           <w:tcPr>
-            <w:tcW w:type="dxa" w:w="1587"/>
+            <w:tcW w:type="dxa" w:w="1814"/>
+            <w:vAlign w:val="center"/>
+            <w:shd w:fill="FFFFFF"/>
+            <w:tcMar>
+              <w:top w:w="80" w:type="dxa"/>
+              <w:left w:w="80" w:type="dxa"/>
+              <w:bottom w:w="80" w:type="dxa"/>
+              <w:right w:w="80" w:type="dxa"/>
+            </w:tcMar>
+            <w:tcBorders>
+              <w:top w:val="single" w:sz="4" w:color="D9D9D9"/>
+              <w:left w:val="single" w:sz="4" w:color="D9D9D9"/>
+              <w:bottom w:val="single" w:sz="4" w:color="D9D9D9"/>
+              <w:right w:val="single" w:sz="4" w:color="D9D9D9"/>
+            </w:tcBorders>
+          </w:tcPr>
+          <w:p>
+            <w:pPr>
+              <w:spacing w:after="40" w:line="245" w:lineRule="auto"/>
+            </w:pPr>
+            <w:r>
+              <w:rPr>
+                <w:b w:val="0"/>
+                <w:sz w:val="19"/>
+              </w:rPr>
+              <w:t>ТК 05, ТК 14</w:t>
+            </w:r>
+          </w:p>
+        </w:tc>
+      </w:tr>
+      <w:tr>
+        <w:trPr>
+          <w:cantSplit/>
+        </w:trPr>
+        <w:tc>
+          <w:tcPr>
+            <w:tcW w:type="dxa" w:w="2324"/>
             <w:vAlign w:val="center"/>
             <w:shd w:fill="F7F8FA"/>
             <w:tcMar>
@@ -6318,51 +2984,15 @@
                 <w:b w:val="0"/>
                 <w:sz w:val="19"/>
               </w:rPr>
-              <w:t>ТК-05, ТК-14</w:t>
-            </w:r>
-          </w:p>
-        </w:tc>
-      </w:tr>
-      <w:tr>
-        <w:trPr>
-          <w:cantSplit/>
-        </w:trPr>
-        <w:tc>
-          <w:tcPr>
-            <w:tcW w:type="dxa" w:w="2494"/>
-            <w:vAlign w:val="center"/>
-            <w:shd w:fill="FFFFFF"/>
-            <w:tcMar>
-              <w:top w:w="80" w:type="dxa"/>
-              <w:left w:w="80" w:type="dxa"/>
-              <w:bottom w:w="80" w:type="dxa"/>
-              <w:right w:w="80" w:type="dxa"/>
-            </w:tcMar>
-            <w:tcBorders>
-              <w:top w:val="single" w:sz="4" w:color="D9D9D9"/>
-              <w:left w:val="single" w:sz="4" w:color="D9D9D9"/>
-              <w:bottom w:val="single" w:sz="4" w:color="D9D9D9"/>
-              <w:right w:val="single" w:sz="4" w:color="D9D9D9"/>
-            </w:tcBorders>
-          </w:tcPr>
-          <w:p>
-            <w:pPr>
-              <w:spacing w:after="40" w:line="245" w:lineRule="auto"/>
-            </w:pPr>
-            <w:r>
-              <w:rPr>
-                <w:b w:val="0"/>
-                <w:sz w:val="19"/>
-              </w:rPr>
-              <w:t>ФТ-12–14 Работа врача</w:t>
+              <w:t>ФТ 12, 13 и 14 Работа врача</w:t>
             </w:r>
           </w:p>
         </w:tc>
         <w:tc>
           <w:tcPr>
-            <w:tcW w:type="dxa" w:w="2494"/>
+            <w:tcW w:type="dxa" w:w="2324"/>
             <w:vAlign w:val="center"/>
-            <w:shd w:fill="FFFFFF"/>
+            <w:shd w:fill="F7F8FA"/>
             <w:tcMar>
               <w:top w:w="80" w:type="dxa"/>
               <w:left w:w="80" w:type="dxa"/>
@@ -6391,9 +3021,9 @@
         </w:tc>
         <w:tc>
           <w:tcPr>
-            <w:tcW w:type="dxa" w:w="3061"/>
+            <w:tcW w:type="dxa" w:w="3175"/>
             <w:vAlign w:val="center"/>
-            <w:shd w:fill="FFFFFF"/>
+            <w:shd w:fill="F7F8FA"/>
             <w:tcMar>
               <w:top w:w="80" w:type="dxa"/>
               <w:left w:w="80" w:type="dxa"/>
@@ -6422,7 +3052,43 @@
         </w:tc>
         <w:tc>
           <w:tcPr>
-            <w:tcW w:type="dxa" w:w="1587"/>
+            <w:tcW w:type="dxa" w:w="1814"/>
+            <w:vAlign w:val="center"/>
+            <w:shd w:fill="F7F8FA"/>
+            <w:tcMar>
+              <w:top w:w="80" w:type="dxa"/>
+              <w:left w:w="80" w:type="dxa"/>
+              <w:bottom w:w="80" w:type="dxa"/>
+              <w:right w:w="80" w:type="dxa"/>
+            </w:tcMar>
+            <w:tcBorders>
+              <w:top w:val="single" w:sz="4" w:color="D9D9D9"/>
+              <w:left w:val="single" w:sz="4" w:color="D9D9D9"/>
+              <w:bottom w:val="single" w:sz="4" w:color="D9D9D9"/>
+              <w:right w:val="single" w:sz="4" w:color="D9D9D9"/>
+            </w:tcBorders>
+          </w:tcPr>
+          <w:p>
+            <w:pPr>
+              <w:spacing w:after="40" w:line="245" w:lineRule="auto"/>
+            </w:pPr>
+            <w:r>
+              <w:rPr>
+                <w:b w:val="0"/>
+                <w:sz w:val="19"/>
+              </w:rPr>
+              <w:t>ТК 08, ТК 09</w:t>
+            </w:r>
+          </w:p>
+        </w:tc>
+      </w:tr>
+      <w:tr>
+        <w:trPr>
+          <w:cantSplit/>
+        </w:trPr>
+        <w:tc>
+          <w:tcPr>
+            <w:tcW w:type="dxa" w:w="2324"/>
             <w:vAlign w:val="center"/>
             <w:shd w:fill="FFFFFF"/>
             <w:tcMar>
@@ -6447,7 +3113,100 @@
                 <w:b w:val="0"/>
                 <w:sz w:val="19"/>
               </w:rPr>
-              <w:t>ТК-08, ТК-09</w:t>
+              <w:t>ФТ 15 и 16 Расписания и справочники</w:t>
+            </w:r>
+          </w:p>
+        </w:tc>
+        <w:tc>
+          <w:tcPr>
+            <w:tcW w:type="dxa" w:w="2324"/>
+            <w:vAlign w:val="center"/>
+            <w:shd w:fill="FFFFFF"/>
+            <w:tcMar>
+              <w:top w:w="80" w:type="dxa"/>
+              <w:left w:w="80" w:type="dxa"/>
+              <w:bottom w:w="80" w:type="dxa"/>
+              <w:right w:w="80" w:type="dxa"/>
+            </w:tcMar>
+            <w:tcBorders>
+              <w:top w:val="single" w:sz="4" w:color="D9D9D9"/>
+              <w:left w:val="single" w:sz="4" w:color="D9D9D9"/>
+              <w:bottom w:val="single" w:sz="4" w:color="D9D9D9"/>
+              <w:right w:val="single" w:sz="4" w:color="D9D9D9"/>
+            </w:tcBorders>
+          </w:tcPr>
+          <w:p>
+            <w:pPr>
+              <w:spacing w:after="40" w:line="245" w:lineRule="auto"/>
+            </w:pPr>
+            <w:r>
+              <w:rPr>
+                <w:b w:val="0"/>
+                <w:sz w:val="19"/>
+              </w:rPr>
+              <w:t>Интерфейс администратора</w:t>
+            </w:r>
+          </w:p>
+        </w:tc>
+        <w:tc>
+          <w:tcPr>
+            <w:tcW w:type="dxa" w:w="3175"/>
+            <w:vAlign w:val="center"/>
+            <w:shd w:fill="FFFFFF"/>
+            <w:tcMar>
+              <w:top w:w="80" w:type="dxa"/>
+              <w:left w:w="80" w:type="dxa"/>
+              <w:bottom w:w="80" w:type="dxa"/>
+              <w:right w:w="80" w:type="dxa"/>
+            </w:tcMar>
+            <w:tcBorders>
+              <w:top w:val="single" w:sz="4" w:color="D9D9D9"/>
+              <w:left w:val="single" w:sz="4" w:color="D9D9D9"/>
+              <w:bottom w:val="single" w:sz="4" w:color="D9D9D9"/>
+              <w:right w:val="single" w:sz="4" w:color="D9D9D9"/>
+            </w:tcBorders>
+          </w:tcPr>
+          <w:p>
+            <w:pPr>
+              <w:spacing w:after="40" w:line="245" w:lineRule="auto"/>
+            </w:pPr>
+            <w:r>
+              <w:rPr>
+                <w:b w:val="0"/>
+                <w:sz w:val="19"/>
+              </w:rPr>
+              <w:t>Administrator, Doctor, Specialty, Slot</w:t>
+            </w:r>
+          </w:p>
+        </w:tc>
+        <w:tc>
+          <w:tcPr>
+            <w:tcW w:type="dxa" w:w="1814"/>
+            <w:vAlign w:val="center"/>
+            <w:shd w:fill="FFFFFF"/>
+            <w:tcMar>
+              <w:top w:w="80" w:type="dxa"/>
+              <w:left w:w="80" w:type="dxa"/>
+              <w:bottom w:w="80" w:type="dxa"/>
+              <w:right w:w="80" w:type="dxa"/>
+            </w:tcMar>
+            <w:tcBorders>
+              <w:top w:val="single" w:sz="4" w:color="D9D9D9"/>
+              <w:left w:val="single" w:sz="4" w:color="D9D9D9"/>
+              <w:bottom w:val="single" w:sz="4" w:color="D9D9D9"/>
+              <w:right w:val="single" w:sz="4" w:color="D9D9D9"/>
+            </w:tcBorders>
+          </w:tcPr>
+          <w:p>
+            <w:pPr>
+              <w:spacing w:after="40" w:line="245" w:lineRule="auto"/>
+            </w:pPr>
+            <w:r>
+              <w:rPr>
+                <w:b w:val="0"/>
+                <w:sz w:val="19"/>
+              </w:rPr>
+              <w:t>ТК 17, ТК 18</w:t>
             </w:r>
           </w:p>
         </w:tc>
@@ -6458,7 +3217,7 @@
         </w:trPr>
         <w:tc>
           <w:tcPr>
-            <w:tcW w:type="dxa" w:w="2494"/>
+            <w:tcW w:type="dxa" w:w="2324"/>
             <w:vAlign w:val="center"/>
             <w:shd w:fill="F7F8FA"/>
             <w:tcMar>
@@ -6483,13 +3242,271 @@
                 <w:b w:val="0"/>
                 <w:sz w:val="19"/>
               </w:rPr>
-              <w:t>ФТ-15–16 Расписания и справочники</w:t>
+              <w:t>ФТ 17 Ручная запись</w:t>
             </w:r>
           </w:p>
         </w:tc>
         <w:tc>
           <w:tcPr>
-            <w:tcW w:type="dxa" w:w="2494"/>
+            <w:tcW w:type="dxa" w:w="2324"/>
+            <w:vAlign w:val="center"/>
+            <w:shd w:fill="F7F8FA"/>
+            <w:tcMar>
+              <w:top w:w="80" w:type="dxa"/>
+              <w:left w:w="80" w:type="dxa"/>
+              <w:bottom w:w="80" w:type="dxa"/>
+              <w:right w:w="80" w:type="dxa"/>
+            </w:tcMar>
+            <w:tcBorders>
+              <w:top w:val="single" w:sz="4" w:color="D9D9D9"/>
+              <w:left w:val="single" w:sz="4" w:color="D9D9D9"/>
+              <w:bottom w:val="single" w:sz="4" w:color="D9D9D9"/>
+              <w:right w:val="single" w:sz="4" w:color="D9D9D9"/>
+            </w:tcBorders>
+          </w:tcPr>
+          <w:p>
+            <w:pPr>
+              <w:spacing w:after="40" w:line="245" w:lineRule="auto"/>
+            </w:pPr>
+            <w:r>
+              <w:rPr>
+                <w:b w:val="0"/>
+                <w:sz w:val="19"/>
+              </w:rPr>
+              <w:t>Интерфейс администратора и модуль записи</w:t>
+            </w:r>
+          </w:p>
+        </w:tc>
+        <w:tc>
+          <w:tcPr>
+            <w:tcW w:type="dxa" w:w="3175"/>
+            <w:vAlign w:val="center"/>
+            <w:shd w:fill="F7F8FA"/>
+            <w:tcMar>
+              <w:top w:w="80" w:type="dxa"/>
+              <w:left w:w="80" w:type="dxa"/>
+              <w:bottom w:w="80" w:type="dxa"/>
+              <w:right w:w="80" w:type="dxa"/>
+            </w:tcMar>
+            <w:tcBorders>
+              <w:top w:val="single" w:sz="4" w:color="D9D9D9"/>
+              <w:left w:val="single" w:sz="4" w:color="D9D9D9"/>
+              <w:bottom w:val="single" w:sz="4" w:color="D9D9D9"/>
+              <w:right w:val="single" w:sz="4" w:color="D9D9D9"/>
+            </w:tcBorders>
+          </w:tcPr>
+          <w:p>
+            <w:pPr>
+              <w:spacing w:after="40" w:line="245" w:lineRule="auto"/>
+            </w:pPr>
+            <w:r>
+              <w:rPr>
+                <w:b w:val="0"/>
+                <w:sz w:val="19"/>
+              </w:rPr>
+              <w:t>Administrator, Appointment</w:t>
+            </w:r>
+          </w:p>
+        </w:tc>
+        <w:tc>
+          <w:tcPr>
+            <w:tcW w:type="dxa" w:w="1814"/>
+            <w:vAlign w:val="center"/>
+            <w:shd w:fill="F7F8FA"/>
+            <w:tcMar>
+              <w:top w:w="80" w:type="dxa"/>
+              <w:left w:w="80" w:type="dxa"/>
+              <w:bottom w:w="80" w:type="dxa"/>
+              <w:right w:w="80" w:type="dxa"/>
+            </w:tcMar>
+            <w:tcBorders>
+              <w:top w:val="single" w:sz="4" w:color="D9D9D9"/>
+              <w:left w:val="single" w:sz="4" w:color="D9D9D9"/>
+              <w:bottom w:val="single" w:sz="4" w:color="D9D9D9"/>
+              <w:right w:val="single" w:sz="4" w:color="D9D9D9"/>
+            </w:tcBorders>
+          </w:tcPr>
+          <w:p>
+            <w:pPr>
+              <w:spacing w:after="40" w:line="245" w:lineRule="auto"/>
+            </w:pPr>
+            <w:r>
+              <w:rPr>
+                <w:b w:val="0"/>
+                <w:sz w:val="19"/>
+              </w:rPr>
+              <w:t>ТК 10</w:t>
+            </w:r>
+          </w:p>
+        </w:tc>
+      </w:tr>
+      <w:tr>
+        <w:trPr>
+          <w:cantSplit/>
+        </w:trPr>
+        <w:tc>
+          <w:tcPr>
+            <w:tcW w:type="dxa" w:w="2324"/>
+            <w:vAlign w:val="center"/>
+            <w:shd w:fill="FFFFFF"/>
+            <w:tcMar>
+              <w:top w:w="80" w:type="dxa"/>
+              <w:left w:w="80" w:type="dxa"/>
+              <w:bottom w:w="80" w:type="dxa"/>
+              <w:right w:w="80" w:type="dxa"/>
+            </w:tcMar>
+            <w:tcBorders>
+              <w:top w:val="single" w:sz="4" w:color="D9D9D9"/>
+              <w:left w:val="single" w:sz="4" w:color="D9D9D9"/>
+              <w:bottom w:val="single" w:sz="4" w:color="D9D9D9"/>
+              <w:right w:val="single" w:sz="4" w:color="D9D9D9"/>
+            </w:tcBorders>
+          </w:tcPr>
+          <w:p>
+            <w:pPr>
+              <w:spacing w:after="40" w:line="245" w:lineRule="auto"/>
+            </w:pPr>
+            <w:r>
+              <w:rPr>
+                <w:b w:val="0"/>
+                <w:sz w:val="19"/>
+              </w:rPr>
+              <w:t>ФТ 18 Отмена с причиной</w:t>
+            </w:r>
+          </w:p>
+        </w:tc>
+        <w:tc>
+          <w:tcPr>
+            <w:tcW w:type="dxa" w:w="2324"/>
+            <w:vAlign w:val="center"/>
+            <w:shd w:fill="FFFFFF"/>
+            <w:tcMar>
+              <w:top w:w="80" w:type="dxa"/>
+              <w:left w:w="80" w:type="dxa"/>
+              <w:bottom w:w="80" w:type="dxa"/>
+              <w:right w:w="80" w:type="dxa"/>
+            </w:tcMar>
+            <w:tcBorders>
+              <w:top w:val="single" w:sz="4" w:color="D9D9D9"/>
+              <w:left w:val="single" w:sz="4" w:color="D9D9D9"/>
+              <w:bottom w:val="single" w:sz="4" w:color="D9D9D9"/>
+              <w:right w:val="single" w:sz="4" w:color="D9D9D9"/>
+            </w:tcBorders>
+          </w:tcPr>
+          <w:p>
+            <w:pPr>
+              <w:spacing w:after="40" w:line="245" w:lineRule="auto"/>
+            </w:pPr>
+            <w:r>
+              <w:rPr>
+                <w:b w:val="0"/>
+                <w:sz w:val="19"/>
+              </w:rPr>
+              <w:t>Интерфейс администратора и модуль записи</w:t>
+            </w:r>
+          </w:p>
+        </w:tc>
+        <w:tc>
+          <w:tcPr>
+            <w:tcW w:type="dxa" w:w="3175"/>
+            <w:vAlign w:val="center"/>
+            <w:shd w:fill="FFFFFF"/>
+            <w:tcMar>
+              <w:top w:w="80" w:type="dxa"/>
+              <w:left w:w="80" w:type="dxa"/>
+              <w:bottom w:w="80" w:type="dxa"/>
+              <w:right w:w="80" w:type="dxa"/>
+            </w:tcMar>
+            <w:tcBorders>
+              <w:top w:val="single" w:sz="4" w:color="D9D9D9"/>
+              <w:left w:val="single" w:sz="4" w:color="D9D9D9"/>
+              <w:bottom w:val="single" w:sz="4" w:color="D9D9D9"/>
+              <w:right w:val="single" w:sz="4" w:color="D9D9D9"/>
+            </w:tcBorders>
+          </w:tcPr>
+          <w:p>
+            <w:pPr>
+              <w:spacing w:after="40" w:line="245" w:lineRule="auto"/>
+            </w:pPr>
+            <w:r>
+              <w:rPr>
+                <w:b w:val="0"/>
+                <w:sz w:val="19"/>
+              </w:rPr>
+              <w:t>Appointment, Notification</w:t>
+            </w:r>
+          </w:p>
+        </w:tc>
+        <w:tc>
+          <w:tcPr>
+            <w:tcW w:type="dxa" w:w="1814"/>
+            <w:vAlign w:val="center"/>
+            <w:shd w:fill="FFFFFF"/>
+            <w:tcMar>
+              <w:top w:w="80" w:type="dxa"/>
+              <w:left w:w="80" w:type="dxa"/>
+              <w:bottom w:w="80" w:type="dxa"/>
+              <w:right w:w="80" w:type="dxa"/>
+            </w:tcMar>
+            <w:tcBorders>
+              <w:top w:val="single" w:sz="4" w:color="D9D9D9"/>
+              <w:left w:val="single" w:sz="4" w:color="D9D9D9"/>
+              <w:bottom w:val="single" w:sz="4" w:color="D9D9D9"/>
+              <w:right w:val="single" w:sz="4" w:color="D9D9D9"/>
+            </w:tcBorders>
+          </w:tcPr>
+          <w:p>
+            <w:pPr>
+              <w:spacing w:after="40" w:line="245" w:lineRule="auto"/>
+            </w:pPr>
+            <w:r>
+              <w:rPr>
+                <w:b w:val="0"/>
+                <w:sz w:val="19"/>
+              </w:rPr>
+              <w:t>ТК 11</w:t>
+            </w:r>
+          </w:p>
+        </w:tc>
+      </w:tr>
+      <w:tr>
+        <w:trPr>
+          <w:cantSplit/>
+        </w:trPr>
+        <w:tc>
+          <w:tcPr>
+            <w:tcW w:type="dxa" w:w="2324"/>
+            <w:vAlign w:val="center"/>
+            <w:shd w:fill="F7F8FA"/>
+            <w:tcMar>
+              <w:top w:w="80" w:type="dxa"/>
+              <w:left w:w="80" w:type="dxa"/>
+              <w:bottom w:w="80" w:type="dxa"/>
+              <w:right w:w="80" w:type="dxa"/>
+            </w:tcMar>
+            <w:tcBorders>
+              <w:top w:val="single" w:sz="4" w:color="D9D9D9"/>
+              <w:left w:val="single" w:sz="4" w:color="D9D9D9"/>
+              <w:bottom w:val="single" w:sz="4" w:color="D9D9D9"/>
+              <w:right w:val="single" w:sz="4" w:color="D9D9D9"/>
+            </w:tcBorders>
+          </w:tcPr>
+          <w:p>
+            <w:pPr>
+              <w:spacing w:after="40" w:line="245" w:lineRule="auto"/>
+            </w:pPr>
+            <w:r>
+              <w:rPr>
+                <w:b w:val="0"/>
+                <w:sz w:val="19"/>
+              </w:rPr>
+              <w:t>ФТ 19 Статистика</w:t>
+            </w:r>
+          </w:p>
+        </w:tc>
+        <w:tc>
+          <w:tcPr>
+            <w:tcW w:type="dxa" w:w="2324"/>
             <w:vAlign w:val="center"/>
             <w:shd w:fill="F7F8FA"/>
             <w:tcMar>
@@ -6520,396 +3537,9 @@
         </w:tc>
         <w:tc>
           <w:tcPr>
-            <w:tcW w:type="dxa" w:w="3061"/>
+            <w:tcW w:type="dxa" w:w="3175"/>
             <w:vAlign w:val="center"/>
             <w:shd w:fill="F7F8FA"/>
-            <w:tcMar>
-              <w:top w:w="80" w:type="dxa"/>
-              <w:left w:w="80" w:type="dxa"/>
-              <w:bottom w:w="80" w:type="dxa"/>
-              <w:right w:w="80" w:type="dxa"/>
-            </w:tcMar>
-            <w:tcBorders>
-              <w:top w:val="single" w:sz="4" w:color="D9D9D9"/>
-              <w:left w:val="single" w:sz="4" w:color="D9D9D9"/>
-              <w:bottom w:val="single" w:sz="4" w:color="D9D9D9"/>
-              <w:right w:val="single" w:sz="4" w:color="D9D9D9"/>
-            </w:tcBorders>
-          </w:tcPr>
-          <w:p>
-            <w:pPr>
-              <w:spacing w:after="40" w:line="245" w:lineRule="auto"/>
-            </w:pPr>
-            <w:r>
-              <w:rPr>
-                <w:b w:val="0"/>
-                <w:sz w:val="19"/>
-              </w:rPr>
-              <w:t>Administrator, Doctor, Specialty, Slot</w:t>
-            </w:r>
-          </w:p>
-        </w:tc>
-        <w:tc>
-          <w:tcPr>
-            <w:tcW w:type="dxa" w:w="1587"/>
-            <w:vAlign w:val="center"/>
-            <w:shd w:fill="F7F8FA"/>
-            <w:tcMar>
-              <w:top w:w="80" w:type="dxa"/>
-              <w:left w:w="80" w:type="dxa"/>
-              <w:bottom w:w="80" w:type="dxa"/>
-              <w:right w:w="80" w:type="dxa"/>
-            </w:tcMar>
-            <w:tcBorders>
-              <w:top w:val="single" w:sz="4" w:color="D9D9D9"/>
-              <w:left w:val="single" w:sz="4" w:color="D9D9D9"/>
-              <w:bottom w:val="single" w:sz="4" w:color="D9D9D9"/>
-              <w:right w:val="single" w:sz="4" w:color="D9D9D9"/>
-            </w:tcBorders>
-          </w:tcPr>
-          <w:p>
-            <w:pPr>
-              <w:spacing w:after="40" w:line="245" w:lineRule="auto"/>
-            </w:pPr>
-            <w:r>
-              <w:rPr>
-                <w:b w:val="0"/>
-                <w:sz w:val="19"/>
-              </w:rPr>
-              <w:t>ТК-17, ТК-18</w:t>
-            </w:r>
-          </w:p>
-        </w:tc>
-      </w:tr>
-      <w:tr>
-        <w:trPr>
-          <w:cantSplit/>
-        </w:trPr>
-        <w:tc>
-          <w:tcPr>
-            <w:tcW w:type="dxa" w:w="2494"/>
-            <w:vAlign w:val="center"/>
-            <w:shd w:fill="FFFFFF"/>
-            <w:tcMar>
-              <w:top w:w="80" w:type="dxa"/>
-              <w:left w:w="80" w:type="dxa"/>
-              <w:bottom w:w="80" w:type="dxa"/>
-              <w:right w:w="80" w:type="dxa"/>
-            </w:tcMar>
-            <w:tcBorders>
-              <w:top w:val="single" w:sz="4" w:color="D9D9D9"/>
-              <w:left w:val="single" w:sz="4" w:color="D9D9D9"/>
-              <w:bottom w:val="single" w:sz="4" w:color="D9D9D9"/>
-              <w:right w:val="single" w:sz="4" w:color="D9D9D9"/>
-            </w:tcBorders>
-          </w:tcPr>
-          <w:p>
-            <w:pPr>
-              <w:spacing w:after="40" w:line="245" w:lineRule="auto"/>
-            </w:pPr>
-            <w:r>
-              <w:rPr>
-                <w:b w:val="0"/>
-                <w:sz w:val="19"/>
-              </w:rPr>
-              <w:t>ФТ-17 Ручная запись</w:t>
-            </w:r>
-          </w:p>
-        </w:tc>
-        <w:tc>
-          <w:tcPr>
-            <w:tcW w:type="dxa" w:w="2494"/>
-            <w:vAlign w:val="center"/>
-            <w:shd w:fill="FFFFFF"/>
-            <w:tcMar>
-              <w:top w:w="80" w:type="dxa"/>
-              <w:left w:w="80" w:type="dxa"/>
-              <w:bottom w:w="80" w:type="dxa"/>
-              <w:right w:w="80" w:type="dxa"/>
-            </w:tcMar>
-            <w:tcBorders>
-              <w:top w:val="single" w:sz="4" w:color="D9D9D9"/>
-              <w:left w:val="single" w:sz="4" w:color="D9D9D9"/>
-              <w:bottom w:val="single" w:sz="4" w:color="D9D9D9"/>
-              <w:right w:val="single" w:sz="4" w:color="D9D9D9"/>
-            </w:tcBorders>
-          </w:tcPr>
-          <w:p>
-            <w:pPr>
-              <w:spacing w:after="40" w:line="245" w:lineRule="auto"/>
-            </w:pPr>
-            <w:r>
-              <w:rPr>
-                <w:b w:val="0"/>
-                <w:sz w:val="19"/>
-              </w:rPr>
-              <w:t>Интерфейс администратора и модуль записи</w:t>
-            </w:r>
-          </w:p>
-        </w:tc>
-        <w:tc>
-          <w:tcPr>
-            <w:tcW w:type="dxa" w:w="3061"/>
-            <w:vAlign w:val="center"/>
-            <w:shd w:fill="FFFFFF"/>
-            <w:tcMar>
-              <w:top w:w="80" w:type="dxa"/>
-              <w:left w:w="80" w:type="dxa"/>
-              <w:bottom w:w="80" w:type="dxa"/>
-              <w:right w:w="80" w:type="dxa"/>
-            </w:tcMar>
-            <w:tcBorders>
-              <w:top w:val="single" w:sz="4" w:color="D9D9D9"/>
-              <w:left w:val="single" w:sz="4" w:color="D9D9D9"/>
-              <w:bottom w:val="single" w:sz="4" w:color="D9D9D9"/>
-              <w:right w:val="single" w:sz="4" w:color="D9D9D9"/>
-            </w:tcBorders>
-          </w:tcPr>
-          <w:p>
-            <w:pPr>
-              <w:spacing w:after="40" w:line="245" w:lineRule="auto"/>
-            </w:pPr>
-            <w:r>
-              <w:rPr>
-                <w:b w:val="0"/>
-                <w:sz w:val="19"/>
-              </w:rPr>
-              <w:t>Administrator, Appointment</w:t>
-            </w:r>
-          </w:p>
-        </w:tc>
-        <w:tc>
-          <w:tcPr>
-            <w:tcW w:type="dxa" w:w="1587"/>
-            <w:vAlign w:val="center"/>
-            <w:shd w:fill="FFFFFF"/>
-            <w:tcMar>
-              <w:top w:w="80" w:type="dxa"/>
-              <w:left w:w="80" w:type="dxa"/>
-              <w:bottom w:w="80" w:type="dxa"/>
-              <w:right w:w="80" w:type="dxa"/>
-            </w:tcMar>
-            <w:tcBorders>
-              <w:top w:val="single" w:sz="4" w:color="D9D9D9"/>
-              <w:left w:val="single" w:sz="4" w:color="D9D9D9"/>
-              <w:bottom w:val="single" w:sz="4" w:color="D9D9D9"/>
-              <w:right w:val="single" w:sz="4" w:color="D9D9D9"/>
-            </w:tcBorders>
-          </w:tcPr>
-          <w:p>
-            <w:pPr>
-              <w:spacing w:after="40" w:line="245" w:lineRule="auto"/>
-            </w:pPr>
-            <w:r>
-              <w:rPr>
-                <w:b w:val="0"/>
-                <w:sz w:val="19"/>
-              </w:rPr>
-              <w:t>ТК-10</w:t>
-            </w:r>
-          </w:p>
-        </w:tc>
-      </w:tr>
-      <w:tr>
-        <w:trPr>
-          <w:cantSplit/>
-        </w:trPr>
-        <w:tc>
-          <w:tcPr>
-            <w:tcW w:type="dxa" w:w="2494"/>
-            <w:vAlign w:val="center"/>
-            <w:shd w:fill="F7F8FA"/>
-            <w:tcMar>
-              <w:top w:w="80" w:type="dxa"/>
-              <w:left w:w="80" w:type="dxa"/>
-              <w:bottom w:w="80" w:type="dxa"/>
-              <w:right w:w="80" w:type="dxa"/>
-            </w:tcMar>
-            <w:tcBorders>
-              <w:top w:val="single" w:sz="4" w:color="D9D9D9"/>
-              <w:left w:val="single" w:sz="4" w:color="D9D9D9"/>
-              <w:bottom w:val="single" w:sz="4" w:color="D9D9D9"/>
-              <w:right w:val="single" w:sz="4" w:color="D9D9D9"/>
-            </w:tcBorders>
-          </w:tcPr>
-          <w:p>
-            <w:pPr>
-              <w:spacing w:after="40" w:line="245" w:lineRule="auto"/>
-            </w:pPr>
-            <w:r>
-              <w:rPr>
-                <w:b w:val="0"/>
-                <w:sz w:val="19"/>
-              </w:rPr>
-              <w:t>ФТ-18 Отмена с причиной</w:t>
-            </w:r>
-          </w:p>
-        </w:tc>
-        <w:tc>
-          <w:tcPr>
-            <w:tcW w:type="dxa" w:w="2494"/>
-            <w:vAlign w:val="center"/>
-            <w:shd w:fill="F7F8FA"/>
-            <w:tcMar>
-              <w:top w:w="80" w:type="dxa"/>
-              <w:left w:w="80" w:type="dxa"/>
-              <w:bottom w:w="80" w:type="dxa"/>
-              <w:right w:w="80" w:type="dxa"/>
-            </w:tcMar>
-            <w:tcBorders>
-              <w:top w:val="single" w:sz="4" w:color="D9D9D9"/>
-              <w:left w:val="single" w:sz="4" w:color="D9D9D9"/>
-              <w:bottom w:val="single" w:sz="4" w:color="D9D9D9"/>
-              <w:right w:val="single" w:sz="4" w:color="D9D9D9"/>
-            </w:tcBorders>
-          </w:tcPr>
-          <w:p>
-            <w:pPr>
-              <w:spacing w:after="40" w:line="245" w:lineRule="auto"/>
-            </w:pPr>
-            <w:r>
-              <w:rPr>
-                <w:b w:val="0"/>
-                <w:sz w:val="19"/>
-              </w:rPr>
-              <w:t>Интерфейс администратора и модуль записи</w:t>
-            </w:r>
-          </w:p>
-        </w:tc>
-        <w:tc>
-          <w:tcPr>
-            <w:tcW w:type="dxa" w:w="3061"/>
-            <w:vAlign w:val="center"/>
-            <w:shd w:fill="F7F8FA"/>
-            <w:tcMar>
-              <w:top w:w="80" w:type="dxa"/>
-              <w:left w:w="80" w:type="dxa"/>
-              <w:bottom w:w="80" w:type="dxa"/>
-              <w:right w:w="80" w:type="dxa"/>
-            </w:tcMar>
-            <w:tcBorders>
-              <w:top w:val="single" w:sz="4" w:color="D9D9D9"/>
-              <w:left w:val="single" w:sz="4" w:color="D9D9D9"/>
-              <w:bottom w:val="single" w:sz="4" w:color="D9D9D9"/>
-              <w:right w:val="single" w:sz="4" w:color="D9D9D9"/>
-            </w:tcBorders>
-          </w:tcPr>
-          <w:p>
-            <w:pPr>
-              <w:spacing w:after="40" w:line="245" w:lineRule="auto"/>
-            </w:pPr>
-            <w:r>
-              <w:rPr>
-                <w:b w:val="0"/>
-                <w:sz w:val="19"/>
-              </w:rPr>
-              <w:t>Appointment, Notification</w:t>
-            </w:r>
-          </w:p>
-        </w:tc>
-        <w:tc>
-          <w:tcPr>
-            <w:tcW w:type="dxa" w:w="1587"/>
-            <w:vAlign w:val="center"/>
-            <w:shd w:fill="F7F8FA"/>
-            <w:tcMar>
-              <w:top w:w="80" w:type="dxa"/>
-              <w:left w:w="80" w:type="dxa"/>
-              <w:bottom w:w="80" w:type="dxa"/>
-              <w:right w:w="80" w:type="dxa"/>
-            </w:tcMar>
-            <w:tcBorders>
-              <w:top w:val="single" w:sz="4" w:color="D9D9D9"/>
-              <w:left w:val="single" w:sz="4" w:color="D9D9D9"/>
-              <w:bottom w:val="single" w:sz="4" w:color="D9D9D9"/>
-              <w:right w:val="single" w:sz="4" w:color="D9D9D9"/>
-            </w:tcBorders>
-          </w:tcPr>
-          <w:p>
-            <w:pPr>
-              <w:spacing w:after="40" w:line="245" w:lineRule="auto"/>
-            </w:pPr>
-            <w:r>
-              <w:rPr>
-                <w:b w:val="0"/>
-                <w:sz w:val="19"/>
-              </w:rPr>
-              <w:t>ТК-11</w:t>
-            </w:r>
-          </w:p>
-        </w:tc>
-      </w:tr>
-      <w:tr>
-        <w:trPr>
-          <w:cantSplit/>
-        </w:trPr>
-        <w:tc>
-          <w:tcPr>
-            <w:tcW w:type="dxa" w:w="2494"/>
-            <w:vAlign w:val="center"/>
-            <w:shd w:fill="FFFFFF"/>
-            <w:tcMar>
-              <w:top w:w="80" w:type="dxa"/>
-              <w:left w:w="80" w:type="dxa"/>
-              <w:bottom w:w="80" w:type="dxa"/>
-              <w:right w:w="80" w:type="dxa"/>
-            </w:tcMar>
-            <w:tcBorders>
-              <w:top w:val="single" w:sz="4" w:color="D9D9D9"/>
-              <w:left w:val="single" w:sz="4" w:color="D9D9D9"/>
-              <w:bottom w:val="single" w:sz="4" w:color="D9D9D9"/>
-              <w:right w:val="single" w:sz="4" w:color="D9D9D9"/>
-            </w:tcBorders>
-          </w:tcPr>
-          <w:p>
-            <w:pPr>
-              <w:spacing w:after="40" w:line="245" w:lineRule="auto"/>
-            </w:pPr>
-            <w:r>
-              <w:rPr>
-                <w:b w:val="0"/>
-                <w:sz w:val="19"/>
-              </w:rPr>
-              <w:t>ФТ-19 Статистика</w:t>
-            </w:r>
-          </w:p>
-        </w:tc>
-        <w:tc>
-          <w:tcPr>
-            <w:tcW w:type="dxa" w:w="2494"/>
-            <w:vAlign w:val="center"/>
-            <w:shd w:fill="FFFFFF"/>
-            <w:tcMar>
-              <w:top w:w="80" w:type="dxa"/>
-              <w:left w:w="80" w:type="dxa"/>
-              <w:bottom w:w="80" w:type="dxa"/>
-              <w:right w:w="80" w:type="dxa"/>
-            </w:tcMar>
-            <w:tcBorders>
-              <w:top w:val="single" w:sz="4" w:color="D9D9D9"/>
-              <w:left w:val="single" w:sz="4" w:color="D9D9D9"/>
-              <w:bottom w:val="single" w:sz="4" w:color="D9D9D9"/>
-              <w:right w:val="single" w:sz="4" w:color="D9D9D9"/>
-            </w:tcBorders>
-          </w:tcPr>
-          <w:p>
-            <w:pPr>
-              <w:spacing w:after="40" w:line="245" w:lineRule="auto"/>
-            </w:pPr>
-            <w:r>
-              <w:rPr>
-                <w:b w:val="0"/>
-                <w:sz w:val="19"/>
-              </w:rPr>
-              <w:t>Интерфейс администратора</w:t>
-            </w:r>
-          </w:p>
-        </w:tc>
-        <w:tc>
-          <w:tcPr>
-            <w:tcW w:type="dxa" w:w="3061"/>
-            <w:vAlign w:val="center"/>
-            <w:shd w:fill="FFFFFF"/>
             <w:tcMar>
               <w:top w:w="80" w:type="dxa"/>
               <w:left w:w="80" w:type="dxa"/>
@@ -6938,43 +3568,7 @@
         </w:tc>
         <w:tc>
           <w:tcPr>
-            <w:tcW w:type="dxa" w:w="1587"/>
-            <w:vAlign w:val="center"/>
-            <w:shd w:fill="FFFFFF"/>
-            <w:tcMar>
-              <w:top w:w="80" w:type="dxa"/>
-              <w:left w:w="80" w:type="dxa"/>
-              <w:bottom w:w="80" w:type="dxa"/>
-              <w:right w:w="80" w:type="dxa"/>
-            </w:tcMar>
-            <w:tcBorders>
-              <w:top w:val="single" w:sz="4" w:color="D9D9D9"/>
-              <w:left w:val="single" w:sz="4" w:color="D9D9D9"/>
-              <w:bottom w:val="single" w:sz="4" w:color="D9D9D9"/>
-              <w:right w:val="single" w:sz="4" w:color="D9D9D9"/>
-            </w:tcBorders>
-          </w:tcPr>
-          <w:p>
-            <w:pPr>
-              <w:spacing w:after="40" w:line="245" w:lineRule="auto"/>
-            </w:pPr>
-            <w:r>
-              <w:rPr>
-                <w:b w:val="0"/>
-                <w:sz w:val="19"/>
-              </w:rPr>
-              <w:t>ТК-12</w:t>
-            </w:r>
-          </w:p>
-        </w:tc>
-      </w:tr>
-      <w:tr>
-        <w:trPr>
-          <w:cantSplit/>
-        </w:trPr>
-        <w:tc>
-          <w:tcPr>
-            <w:tcW w:type="dxa" w:w="2494"/>
+            <w:tcW w:type="dxa" w:w="1814"/>
             <w:vAlign w:val="center"/>
             <w:shd w:fill="F7F8FA"/>
             <w:tcMar>
@@ -6999,13 +3593,191 @@
                 <w:b w:val="0"/>
                 <w:sz w:val="19"/>
               </w:rPr>
-              <w:t>НФТ-01 Скорость при нагрузке</w:t>
+              <w:t>ТК 12</w:t>
+            </w:r>
+          </w:p>
+        </w:tc>
+      </w:tr>
+    </w:tbl>
+    <w:p>
+      <w:pPr>
+        <w:spacing w:after="20"/>
+      </w:pPr>
+    </w:p>
+    <w:p>
+      <w:pPr>
+        <w:pStyle w:val="Heading1"/>
+      </w:pPr>
+      <w:r>
+        <w:t>Пробелы в исходной работе</w:t>
+      </w:r>
+    </w:p>
+    <w:p>
+      <w:r>
+        <w:t>Для функций врача и администратора не было тестов. Добавлены тесты 8 и 9 для врача, 10 для ручной записи, 11 для отмены с причиной, 12 для статистики, 17 и 18 для расписания и справочников. В таблице после исправлений пустых ячеек нет.</w:t>
+      </w:r>
+    </w:p>
+    <w:p>
+      <w:pPr>
+        <w:pStyle w:val="Heading1"/>
+      </w:pPr>
+      <w:r>
+        <w:t>Сохранённые исправления</w:t>
+      </w:r>
+    </w:p>
+    <w:tbl>
+      <w:tblPr>
+        <w:tblW w:type="auto" w:w="0"/>
+        <w:jc w:val="center"/>
+        <w:tblLayout w:type="fixed"/>
+        <w:tblLook w:firstColumn="1" w:firstRow="1" w:lastColumn="0" w:lastRow="0" w:noHBand="0" w:noVBand="1" w:val="04A0"/>
+      </w:tblPr>
+      <w:tblGrid>
+        <w:gridCol w:w="1417"/>
+        <w:gridCol w:w="8220"/>
+      </w:tblGrid>
+      <w:tr>
+        <w:trPr>
+          <w:cantSplit/>
+          <w:tblHeader/>
+        </w:trPr>
+        <w:tc>
+          <w:tcPr>
+            <w:tcW w:type="dxa" w:w="1417"/>
+            <w:vAlign w:val="center"/>
+            <w:shd w:fill="E2E8ED"/>
+            <w:tcMar>
+              <w:top w:w="80" w:type="dxa"/>
+              <w:left w:w="80" w:type="dxa"/>
+              <w:bottom w:w="80" w:type="dxa"/>
+              <w:right w:w="80" w:type="dxa"/>
+            </w:tcMar>
+            <w:tcBorders>
+              <w:top w:val="single" w:sz="4" w:color="D9D9D9"/>
+              <w:left w:val="single" w:sz="4" w:color="D9D9D9"/>
+              <w:bottom w:val="single" w:sz="4" w:color="D9D9D9"/>
+              <w:right w:val="single" w:sz="4" w:color="D9D9D9"/>
+            </w:tcBorders>
+          </w:tcPr>
+          <w:p>
+            <w:pPr>
+              <w:spacing w:after="40" w:line="245" w:lineRule="auto"/>
+            </w:pPr>
+            <w:r>
+              <w:rPr>
+                <w:b/>
+                <w:sz w:val="20"/>
+              </w:rPr>
+              <w:t>Коммит</w:t>
             </w:r>
           </w:p>
         </w:tc>
         <w:tc>
           <w:tcPr>
-            <w:tcW w:type="dxa" w:w="2494"/>
+            <w:tcW w:type="dxa" w:w="8220"/>
+            <w:vAlign w:val="center"/>
+            <w:shd w:fill="E2E8ED"/>
+            <w:tcMar>
+              <w:top w:w="80" w:type="dxa"/>
+              <w:left w:w="80" w:type="dxa"/>
+              <w:bottom w:w="80" w:type="dxa"/>
+              <w:right w:w="80" w:type="dxa"/>
+            </w:tcMar>
+            <w:tcBorders>
+              <w:top w:val="single" w:sz="4" w:color="D9D9D9"/>
+              <w:left w:val="single" w:sz="4" w:color="D9D9D9"/>
+              <w:bottom w:val="single" w:sz="4" w:color="D9D9D9"/>
+              <w:right w:val="single" w:sz="4" w:color="D9D9D9"/>
+            </w:tcBorders>
+          </w:tcPr>
+          <w:p>
+            <w:pPr>
+              <w:spacing w:after="40" w:line="245" w:lineRule="auto"/>
+            </w:pPr>
+            <w:r>
+              <w:rPr>
+                <w:b/>
+                <w:sz w:val="20"/>
+              </w:rPr>
+              <w:t>Изменение</w:t>
+            </w:r>
+          </w:p>
+        </w:tc>
+      </w:tr>
+      <w:tr>
+        <w:trPr>
+          <w:cantSplit/>
+        </w:trPr>
+        <w:tc>
+          <w:tcPr>
+            <w:tcW w:type="dxa" w:w="1417"/>
+            <w:vAlign w:val="center"/>
+            <w:shd w:fill="FFFFFF"/>
+            <w:tcMar>
+              <w:top w:w="80" w:type="dxa"/>
+              <w:left w:w="80" w:type="dxa"/>
+              <w:bottom w:w="80" w:type="dxa"/>
+              <w:right w:w="80" w:type="dxa"/>
+            </w:tcMar>
+            <w:tcBorders>
+              <w:top w:val="single" w:sz="4" w:color="D9D9D9"/>
+              <w:left w:val="single" w:sz="4" w:color="D9D9D9"/>
+              <w:bottom w:val="single" w:sz="4" w:color="D9D9D9"/>
+              <w:right w:val="single" w:sz="4" w:color="D9D9D9"/>
+            </w:tcBorders>
+          </w:tcPr>
+          <w:p>
+            <w:pPr>
+              <w:spacing w:after="40" w:line="245" w:lineRule="auto"/>
+            </w:pPr>
+            <w:r>
+              <w:rPr>
+                <w:b w:val="0"/>
+                <w:sz w:val="20"/>
+              </w:rPr>
+              <w:t>7f69172</w:t>
+            </w:r>
+          </w:p>
+        </w:tc>
+        <w:tc>
+          <w:tcPr>
+            <w:tcW w:type="dxa" w:w="8220"/>
+            <w:vAlign w:val="center"/>
+            <w:shd w:fill="FFFFFF"/>
+            <w:tcMar>
+              <w:top w:w="80" w:type="dxa"/>
+              <w:left w:w="80" w:type="dxa"/>
+              <w:bottom w:w="80" w:type="dxa"/>
+              <w:right w:w="80" w:type="dxa"/>
+            </w:tcMar>
+            <w:tcBorders>
+              <w:top w:val="single" w:sz="4" w:color="D9D9D9"/>
+              <w:left w:val="single" w:sz="4" w:color="D9D9D9"/>
+              <w:bottom w:val="single" w:sz="4" w:color="D9D9D9"/>
+              <w:right w:val="single" w:sz="4" w:color="D9D9D9"/>
+            </w:tcBorders>
+          </w:tcPr>
+          <w:p>
+            <w:pPr>
+              <w:spacing w:after="40" w:line="245" w:lineRule="auto"/>
+            </w:pPr>
+            <w:r>
+              <w:rPr>
+                <w:b w:val="0"/>
+                <w:sz w:val="20"/>
+              </w:rPr>
+              <w:t>Уточнены требования и условия проверки качества.</w:t>
+            </w:r>
+          </w:p>
+        </w:tc>
+      </w:tr>
+      <w:tr>
+        <w:trPr>
+          <w:cantSplit/>
+        </w:trPr>
+        <w:tc>
+          <w:tcPr>
+            <w:tcW w:type="dxa" w:w="1417"/>
             <w:vAlign w:val="center"/>
             <w:shd w:fill="F7F8FA"/>
             <w:tcMar>
@@ -7028,15 +3800,15 @@
             <w:r>
               <w:rPr>
                 <w:b w:val="0"/>
-                <w:sz w:val="19"/>
+                <w:sz w:val="20"/>
               </w:rPr>
-              <w:t>Интерфейс пациента и модуль записи</w:t>
+              <w:t>12f940b</w:t>
             </w:r>
           </w:p>
         </w:tc>
         <w:tc>
           <w:tcPr>
-            <w:tcW w:type="dxa" w:w="3061"/>
+            <w:tcW w:type="dxa" w:w="8220"/>
             <w:vAlign w:val="center"/>
             <w:shd w:fill="F7F8FA"/>
             <w:tcMar>
@@ -7059,15 +3831,87 @@
             <w:r>
               <w:rPr>
                 <w:b w:val="0"/>
-                <w:sz w:val="19"/>
+                <w:sz w:val="20"/>
               </w:rPr>
-              <w:t>Slot</w:t>
+              <w:t>Уточнены сценарии, добавлены действия врача и администратора.</w:t>
+            </w:r>
+          </w:p>
+        </w:tc>
+      </w:tr>
+      <w:tr>
+        <w:trPr>
+          <w:cantSplit/>
+        </w:trPr>
+        <w:tc>
+          <w:tcPr>
+            <w:tcW w:type="dxa" w:w="1417"/>
+            <w:vAlign w:val="center"/>
+            <w:shd w:fill="FFFFFF"/>
+            <w:tcMar>
+              <w:top w:w="80" w:type="dxa"/>
+              <w:left w:w="80" w:type="dxa"/>
+              <w:bottom w:w="80" w:type="dxa"/>
+              <w:right w:w="80" w:type="dxa"/>
+            </w:tcMar>
+            <w:tcBorders>
+              <w:top w:val="single" w:sz="4" w:color="D9D9D9"/>
+              <w:left w:val="single" w:sz="4" w:color="D9D9D9"/>
+              <w:bottom w:val="single" w:sz="4" w:color="D9D9D9"/>
+              <w:right w:val="single" w:sz="4" w:color="D9D9D9"/>
+            </w:tcBorders>
+          </w:tcPr>
+          <w:p>
+            <w:pPr>
+              <w:spacing w:after="40" w:line="245" w:lineRule="auto"/>
+            </w:pPr>
+            <w:r>
+              <w:rPr>
+                <w:b w:val="0"/>
+                <w:sz w:val="20"/>
+              </w:rPr>
+              <w:t>3297de6</w:t>
             </w:r>
           </w:p>
         </w:tc>
         <w:tc>
           <w:tcPr>
-            <w:tcW w:type="dxa" w:w="1587"/>
+            <w:tcW w:type="dxa" w:w="8220"/>
+            <w:vAlign w:val="center"/>
+            <w:shd w:fill="FFFFFF"/>
+            <w:tcMar>
+              <w:top w:w="80" w:type="dxa"/>
+              <w:left w:w="80" w:type="dxa"/>
+              <w:bottom w:w="80" w:type="dxa"/>
+              <w:right w:w="80" w:type="dxa"/>
+            </w:tcMar>
+            <w:tcBorders>
+              <w:top w:val="single" w:sz="4" w:color="D9D9D9"/>
+              <w:left w:val="single" w:sz="4" w:color="D9D9D9"/>
+              <w:bottom w:val="single" w:sz="4" w:color="D9D9D9"/>
+              <w:right w:val="single" w:sz="4" w:color="D9D9D9"/>
+            </w:tcBorders>
+          </w:tcPr>
+          <w:p>
+            <w:pPr>
+              <w:spacing w:after="40" w:line="245" w:lineRule="auto"/>
+            </w:pPr>
+            <w:r>
+              <w:rPr>
+                <w:b w:val="0"/>
+                <w:sz w:val="20"/>
+              </w:rPr>
+              <w:t>Исправлены план итераций и архитектура.</w:t>
+            </w:r>
+          </w:p>
+        </w:tc>
+      </w:tr>
+      <w:tr>
+        <w:trPr>
+          <w:cantSplit/>
+        </w:trPr>
+        <w:tc>
+          <w:tcPr>
+            <w:tcW w:type="dxa" w:w="1417"/>
             <w:vAlign w:val="center"/>
             <w:shd w:fill="F7F8FA"/>
             <w:tcMar>
@@ -7090,395 +3934,15 @@
             <w:r>
               <w:rPr>
                 <w:b w:val="0"/>
-                <w:sz w:val="19"/>
+                <w:sz w:val="20"/>
               </w:rPr>
-              <w:t>ТК-15</w:t>
-            </w:r>
-          </w:p>
-        </w:tc>
-      </w:tr>
-      <w:tr>
-        <w:trPr>
-          <w:cantSplit/>
-        </w:trPr>
-        <w:tc>
-          <w:tcPr>
-            <w:tcW w:type="dxa" w:w="2494"/>
-            <w:vAlign w:val="center"/>
-            <w:shd w:fill="FFFFFF"/>
-            <w:tcMar>
-              <w:top w:w="80" w:type="dxa"/>
-              <w:left w:w="80" w:type="dxa"/>
-              <w:bottom w:w="80" w:type="dxa"/>
-              <w:right w:w="80" w:type="dxa"/>
-            </w:tcMar>
-            <w:tcBorders>
-              <w:top w:val="single" w:sz="4" w:color="D9D9D9"/>
-              <w:left w:val="single" w:sz="4" w:color="D9D9D9"/>
-              <w:bottom w:val="single" w:sz="4" w:color="D9D9D9"/>
-              <w:right w:val="single" w:sz="4" w:color="D9D9D9"/>
-            </w:tcBorders>
-          </w:tcPr>
-          <w:p>
-            <w:pPr>
-              <w:spacing w:after="40" w:line="245" w:lineRule="auto"/>
-            </w:pPr>
-            <w:r>
-              <w:rPr>
-                <w:b w:val="0"/>
-                <w:sz w:val="19"/>
-              </w:rPr>
-              <w:t>НФТ-07 Права ролей</w:t>
+              <w:t>4318e64</w:t>
             </w:r>
           </w:p>
         </w:tc>
         <w:tc>
           <w:tcPr>
-            <w:tcW w:type="dxa" w:w="2494"/>
-            <w:vAlign w:val="center"/>
-            <w:shd w:fill="FFFFFF"/>
-            <w:tcMar>
-              <w:top w:w="80" w:type="dxa"/>
-              <w:left w:w="80" w:type="dxa"/>
-              <w:bottom w:w="80" w:type="dxa"/>
-              <w:right w:w="80" w:type="dxa"/>
-            </w:tcMar>
-            <w:tcBorders>
-              <w:top w:val="single" w:sz="4" w:color="D9D9D9"/>
-              <w:left w:val="single" w:sz="4" w:color="D9D9D9"/>
-              <w:bottom w:val="single" w:sz="4" w:color="D9D9D9"/>
-              <w:right w:val="single" w:sz="4" w:color="D9D9D9"/>
-            </w:tcBorders>
-          </w:tcPr>
-          <w:p>
-            <w:pPr>
-              <w:spacing w:after="40" w:line="245" w:lineRule="auto"/>
-            </w:pPr>
-            <w:r>
-              <w:rPr>
-                <w:b w:val="0"/>
-                <w:sz w:val="19"/>
-              </w:rPr>
-              <w:t>Авторизация и все серверные модули</w:t>
-            </w:r>
-          </w:p>
-        </w:tc>
-        <w:tc>
-          <w:tcPr>
-            <w:tcW w:type="dxa" w:w="3061"/>
-            <w:vAlign w:val="center"/>
-            <w:shd w:fill="FFFFFF"/>
-            <w:tcMar>
-              <w:top w:w="80" w:type="dxa"/>
-              <w:left w:w="80" w:type="dxa"/>
-              <w:bottom w:w="80" w:type="dxa"/>
-              <w:right w:w="80" w:type="dxa"/>
-            </w:tcMar>
-            <w:tcBorders>
-              <w:top w:val="single" w:sz="4" w:color="D9D9D9"/>
-              <w:left w:val="single" w:sz="4" w:color="D9D9D9"/>
-              <w:bottom w:val="single" w:sz="4" w:color="D9D9D9"/>
-              <w:right w:val="single" w:sz="4" w:color="D9D9D9"/>
-            </w:tcBorders>
-          </w:tcPr>
-          <w:p>
-            <w:pPr>
-              <w:spacing w:after="40" w:line="245" w:lineRule="auto"/>
-            </w:pPr>
-            <w:r>
-              <w:rPr>
-                <w:b w:val="0"/>
-                <w:sz w:val="19"/>
-              </w:rPr>
-              <w:t>User, Patient, Doctor, Administrator</w:t>
-            </w:r>
-          </w:p>
-        </w:tc>
-        <w:tc>
-          <w:tcPr>
-            <w:tcW w:type="dxa" w:w="1587"/>
-            <w:vAlign w:val="center"/>
-            <w:shd w:fill="FFFFFF"/>
-            <w:tcMar>
-              <w:top w:w="80" w:type="dxa"/>
-              <w:left w:w="80" w:type="dxa"/>
-              <w:bottom w:w="80" w:type="dxa"/>
-              <w:right w:w="80" w:type="dxa"/>
-            </w:tcMar>
-            <w:tcBorders>
-              <w:top w:val="single" w:sz="4" w:color="D9D9D9"/>
-              <w:left w:val="single" w:sz="4" w:color="D9D9D9"/>
-              <w:bottom w:val="single" w:sz="4" w:color="D9D9D9"/>
-              <w:right w:val="single" w:sz="4" w:color="D9D9D9"/>
-            </w:tcBorders>
-          </w:tcPr>
-          <w:p>
-            <w:pPr>
-              <w:spacing w:after="40" w:line="245" w:lineRule="auto"/>
-            </w:pPr>
-            <w:r>
-              <w:rPr>
-                <w:b w:val="0"/>
-                <w:sz w:val="19"/>
-              </w:rPr>
-              <w:t>ТК-16</w:t>
-            </w:r>
-          </w:p>
-        </w:tc>
-      </w:tr>
-    </w:tbl>
-    <w:p>
-      <w:pPr>
-        <w:spacing w:after="20"/>
-      </w:pPr>
-    </w:p>
-    <w:p>
-      <w:r>
-        <w:t>В представленной матрице пустых ячеек больше нет. Это подтверждает наличие проектных связей, но не означает выполнение требований готовой программой. Кроме требований таблицы, документ 05 содержит ТК-13 о потере ответа и ТК-14 о поздней записи и сбоях уведомлений.</w:t>
-      </w:r>
-    </w:p>
-    <w:p>
-      <w:pPr>
-        <w:pStyle w:val="Heading1"/>
-      </w:pPr>
-      <w:r>
-        <w:t>Согласованность моделей</w:t>
-      </w:r>
-    </w:p>
-    <w:p>
-      <w:r>
-        <w:t>Кратность Slot — Appointment изменена на 0..* для истории с отдельным ограничением «не более одной CONFIRMED». В Notification добавлены статус, плановое время и число попыток, чтобы ТК-05 и ТК-14 проверяли свойства, которые действительно описаны в модели. UML-последовательность показывает успешную и конфликтную ветки до отправки подтверждения.</w:t>
-      </w:r>
-    </w:p>
-    <w:p>
-      <w:r>
-        <w:br w:type="page"/>
-      </w:r>
-    </w:p>
-    <w:p>
-      <w:pPr>
-        <w:pStyle w:val="Heading1"/>
-      </w:pPr>
-      <w:r>
-        <w:t>История исправлений и результат проверки</w:t>
-      </w:r>
-    </w:p>
-    <w:tbl>
-      <w:tblPr>
-        <w:tblW w:type="auto" w:w="0"/>
-        <w:jc w:val="center"/>
-        <w:tblLayout w:type="fixed"/>
-        <w:tblLook w:firstColumn="1" w:firstRow="1" w:lastColumn="0" w:lastRow="0" w:noHBand="0" w:noVBand="1" w:val="04A0"/>
-      </w:tblPr>
-      <w:tblGrid>
-        <w:gridCol w:w="1247"/>
-        <w:gridCol w:w="5669"/>
-        <w:gridCol w:w="2721"/>
-      </w:tblGrid>
-      <w:tr>
-        <w:trPr>
-          <w:cantSplit/>
-          <w:tblHeader/>
-        </w:trPr>
-        <w:tc>
-          <w:tcPr>
-            <w:tcW w:type="dxa" w:w="1247"/>
-            <w:vAlign w:val="center"/>
-            <w:shd w:fill="E2E8ED"/>
-            <w:tcMar>
-              <w:top w:w="80" w:type="dxa"/>
-              <w:left w:w="80" w:type="dxa"/>
-              <w:bottom w:w="80" w:type="dxa"/>
-              <w:right w:w="80" w:type="dxa"/>
-            </w:tcMar>
-            <w:tcBorders>
-              <w:top w:val="single" w:sz="4" w:color="D9D9D9"/>
-              <w:left w:val="single" w:sz="4" w:color="D9D9D9"/>
-              <w:bottom w:val="single" w:sz="4" w:color="D9D9D9"/>
-              <w:right w:val="single" w:sz="4" w:color="D9D9D9"/>
-            </w:tcBorders>
-          </w:tcPr>
-          <w:p>
-            <w:pPr>
-              <w:spacing w:after="40" w:line="245" w:lineRule="auto"/>
-            </w:pPr>
-            <w:r>
-              <w:rPr>
-                <w:b/>
-                <w:sz w:val="19"/>
-              </w:rPr>
-              <w:t>Коммит</w:t>
-            </w:r>
-          </w:p>
-        </w:tc>
-        <w:tc>
-          <w:tcPr>
-            <w:tcW w:type="dxa" w:w="5669"/>
-            <w:vAlign w:val="center"/>
-            <w:shd w:fill="E2E8ED"/>
-            <w:tcMar>
-              <w:top w:w="80" w:type="dxa"/>
-              <w:left w:w="80" w:type="dxa"/>
-              <w:bottom w:w="80" w:type="dxa"/>
-              <w:right w:w="80" w:type="dxa"/>
-            </w:tcMar>
-            <w:tcBorders>
-              <w:top w:val="single" w:sz="4" w:color="D9D9D9"/>
-              <w:left w:val="single" w:sz="4" w:color="D9D9D9"/>
-              <w:bottom w:val="single" w:sz="4" w:color="D9D9D9"/>
-              <w:right w:val="single" w:sz="4" w:color="D9D9D9"/>
-            </w:tcBorders>
-          </w:tcPr>
-          <w:p>
-            <w:pPr>
-              <w:spacing w:after="40" w:line="245" w:lineRule="auto"/>
-            </w:pPr>
-            <w:r>
-              <w:rPr>
-                <w:b/>
-                <w:sz w:val="19"/>
-              </w:rPr>
-              <w:t>Что исправлено</w:t>
-            </w:r>
-          </w:p>
-        </w:tc>
-        <w:tc>
-          <w:tcPr>
-            <w:tcW w:type="dxa" w:w="2721"/>
-            <w:vAlign w:val="center"/>
-            <w:shd w:fill="E2E8ED"/>
-            <w:tcMar>
-              <w:top w:w="80" w:type="dxa"/>
-              <w:left w:w="80" w:type="dxa"/>
-              <w:bottom w:w="80" w:type="dxa"/>
-              <w:right w:w="80" w:type="dxa"/>
-            </w:tcMar>
-            <w:tcBorders>
-              <w:top w:val="single" w:sz="4" w:color="D9D9D9"/>
-              <w:left w:val="single" w:sz="4" w:color="D9D9D9"/>
-              <w:bottom w:val="single" w:sz="4" w:color="D9D9D9"/>
-              <w:right w:val="single" w:sz="4" w:color="D9D9D9"/>
-            </w:tcBorders>
-          </w:tcPr>
-          <w:p>
-            <w:pPr>
-              <w:spacing w:after="40" w:line="245" w:lineRule="auto"/>
-            </w:pPr>
-            <w:r>
-              <w:rPr>
-                <w:b/>
-                <w:sz w:val="19"/>
-              </w:rPr>
-              <w:t>Замечания</w:t>
-            </w:r>
-          </w:p>
-        </w:tc>
-      </w:tr>
-      <w:tr>
-        <w:trPr>
-          <w:cantSplit/>
-        </w:trPr>
-        <w:tc>
-          <w:tcPr>
-            <w:tcW w:type="dxa" w:w="1247"/>
-            <w:vAlign w:val="center"/>
-            <w:shd w:fill="FFFFFF"/>
-            <w:tcMar>
-              <w:top w:w="80" w:type="dxa"/>
-              <w:left w:w="80" w:type="dxa"/>
-              <w:bottom w:w="80" w:type="dxa"/>
-              <w:right w:w="80" w:type="dxa"/>
-            </w:tcMar>
-            <w:tcBorders>
-              <w:top w:val="single" w:sz="4" w:color="D9D9D9"/>
-              <w:left w:val="single" w:sz="4" w:color="D9D9D9"/>
-              <w:bottom w:val="single" w:sz="4" w:color="D9D9D9"/>
-              <w:right w:val="single" w:sz="4" w:color="D9D9D9"/>
-            </w:tcBorders>
-          </w:tcPr>
-          <w:p>
-            <w:pPr>
-              <w:spacing w:after="40" w:line="245" w:lineRule="auto"/>
-            </w:pPr>
-            <w:r>
-              <w:rPr>
-                <w:b w:val="0"/>
-                <w:sz w:val="19"/>
-              </w:rPr>
-              <w:t>7f69172</w:t>
-            </w:r>
-          </w:p>
-        </w:tc>
-        <w:tc>
-          <w:tcPr>
-            <w:tcW w:type="dxa" w:w="5669"/>
-            <w:vAlign w:val="center"/>
-            <w:shd w:fill="FFFFFF"/>
-            <w:tcMar>
-              <w:top w:w="80" w:type="dxa"/>
-              <w:left w:w="80" w:type="dxa"/>
-              <w:bottom w:w="80" w:type="dxa"/>
-              <w:right w:w="80" w:type="dxa"/>
-            </w:tcMar>
-            <w:tcBorders>
-              <w:top w:val="single" w:sz="4" w:color="D9D9D9"/>
-              <w:left w:val="single" w:sz="4" w:color="D9D9D9"/>
-              <w:bottom w:val="single" w:sz="4" w:color="D9D9D9"/>
-              <w:right w:val="single" w:sz="4" w:color="D9D9D9"/>
-            </w:tcBorders>
-          </w:tcPr>
-          <w:p>
-            <w:pPr>
-              <w:spacing w:after="40" w:line="245" w:lineRule="auto"/>
-            </w:pPr>
-            <w:r>
-              <w:rPr>
-                <w:b w:val="0"/>
-                <w:sz w:val="19"/>
-              </w:rPr>
-              <w:t>Требования входа, отмены, переноса, напоминаний и качества</w:t>
-            </w:r>
-          </w:p>
-        </w:tc>
-        <w:tc>
-          <w:tcPr>
-            <w:tcW w:type="dxa" w:w="2721"/>
-            <w:vAlign w:val="center"/>
-            <w:shd w:fill="FFFFFF"/>
-            <w:tcMar>
-              <w:top w:w="80" w:type="dxa"/>
-              <w:left w:w="80" w:type="dxa"/>
-              <w:bottom w:w="80" w:type="dxa"/>
-              <w:right w:w="80" w:type="dxa"/>
-            </w:tcMar>
-            <w:tcBorders>
-              <w:top w:val="single" w:sz="4" w:color="D9D9D9"/>
-              <w:left w:val="single" w:sz="4" w:color="D9D9D9"/>
-              <w:bottom w:val="single" w:sz="4" w:color="D9D9D9"/>
-              <w:right w:val="single" w:sz="4" w:color="D9D9D9"/>
-            </w:tcBorders>
-          </w:tcPr>
-          <w:p>
-            <w:pPr>
-              <w:spacing w:after="40" w:line="245" w:lineRule="auto"/>
-            </w:pPr>
-            <w:r>
-              <w:rPr>
-                <w:b w:val="0"/>
-                <w:sz w:val="19"/>
-              </w:rPr>
-              <w:t>R1–R4, R10</w:t>
-            </w:r>
-          </w:p>
-        </w:tc>
-      </w:tr>
-      <w:tr>
-        <w:trPr>
-          <w:cantSplit/>
-        </w:trPr>
-        <w:tc>
-          <w:tcPr>
-            <w:tcW w:type="dxa" w:w="1247"/>
+            <w:tcW w:type="dxa" w:w="8220"/>
             <w:vAlign w:val="center"/>
             <w:shd w:fill="F7F8FA"/>
             <w:tcMar>
@@ -7501,365 +3965,9 @@
             <w:r>
               <w:rPr>
                 <w:b w:val="0"/>
-                <w:sz w:val="19"/>
+                <w:sz w:val="20"/>
               </w:rPr>
-              <w:t>12f940b</w:t>
-            </w:r>
-          </w:p>
-        </w:tc>
-        <w:tc>
-          <w:tcPr>
-            <w:tcW w:type="dxa" w:w="5669"/>
-            <w:vAlign w:val="center"/>
-            <w:shd w:fill="F7F8FA"/>
-            <w:tcMar>
-              <w:top w:w="80" w:type="dxa"/>
-              <w:left w:w="80" w:type="dxa"/>
-              <w:bottom w:w="80" w:type="dxa"/>
-              <w:right w:w="80" w:type="dxa"/>
-            </w:tcMar>
-            <w:tcBorders>
-              <w:top w:val="single" w:sz="4" w:color="D9D9D9"/>
-              <w:left w:val="single" w:sz="4" w:color="D9D9D9"/>
-              <w:bottom w:val="single" w:sz="4" w:color="D9D9D9"/>
-              <w:right w:val="single" w:sz="4" w:color="D9D9D9"/>
-            </w:tcBorders>
-          </w:tcPr>
-          <w:p>
-            <w:pPr>
-              <w:spacing w:after="40" w:line="245" w:lineRule="auto"/>
-            </w:pPr>
-            <w:r>
-              <w:rPr>
-                <w:b w:val="0"/>
-                <w:sz w:val="19"/>
-              </w:rPr>
-              <w:t>СЦ-01–СЦ-08 и альтернативные ходы</w:t>
-            </w:r>
-          </w:p>
-        </w:tc>
-        <w:tc>
-          <w:tcPr>
-            <w:tcW w:type="dxa" w:w="2721"/>
-            <w:vAlign w:val="center"/>
-            <w:shd w:fill="F7F8FA"/>
-            <w:tcMar>
-              <w:top w:w="80" w:type="dxa"/>
-              <w:left w:w="80" w:type="dxa"/>
-              <w:bottom w:w="80" w:type="dxa"/>
-              <w:right w:w="80" w:type="dxa"/>
-            </w:tcMar>
-            <w:tcBorders>
-              <w:top w:val="single" w:sz="4" w:color="D9D9D9"/>
-              <w:left w:val="single" w:sz="4" w:color="D9D9D9"/>
-              <w:bottom w:val="single" w:sz="4" w:color="D9D9D9"/>
-              <w:right w:val="single" w:sz="4" w:color="D9D9D9"/>
-            </w:tcBorders>
-          </w:tcPr>
-          <w:p>
-            <w:pPr>
-              <w:spacing w:after="40" w:line="245" w:lineRule="auto"/>
-            </w:pPr>
-            <w:r>
-              <w:rPr>
-                <w:b w:val="0"/>
-                <w:sz w:val="19"/>
-              </w:rPr>
-              <w:t>R2, R3, R9</w:t>
-            </w:r>
-          </w:p>
-        </w:tc>
-      </w:tr>
-      <w:tr>
-        <w:trPr>
-          <w:cantSplit/>
-        </w:trPr>
-        <w:tc>
-          <w:tcPr>
-            <w:tcW w:type="dxa" w:w="1247"/>
-            <w:vAlign w:val="center"/>
-            <w:shd w:fill="FFFFFF"/>
-            <w:tcMar>
-              <w:top w:w="80" w:type="dxa"/>
-              <w:left w:w="80" w:type="dxa"/>
-              <w:bottom w:w="80" w:type="dxa"/>
-              <w:right w:w="80" w:type="dxa"/>
-            </w:tcMar>
-            <w:tcBorders>
-              <w:top w:val="single" w:sz="4" w:color="D9D9D9"/>
-              <w:left w:val="single" w:sz="4" w:color="D9D9D9"/>
-              <w:bottom w:val="single" w:sz="4" w:color="D9D9D9"/>
-              <w:right w:val="single" w:sz="4" w:color="D9D9D9"/>
-            </w:tcBorders>
-          </w:tcPr>
-          <w:p>
-            <w:pPr>
-              <w:spacing w:after="40" w:line="245" w:lineRule="auto"/>
-            </w:pPr>
-            <w:r>
-              <w:rPr>
-                <w:b w:val="0"/>
-                <w:sz w:val="19"/>
-              </w:rPr>
-              <w:t>3297de6</w:t>
-            </w:r>
-          </w:p>
-        </w:tc>
-        <w:tc>
-          <w:tcPr>
-            <w:tcW w:type="dxa" w:w="5669"/>
-            <w:vAlign w:val="center"/>
-            <w:shd w:fill="FFFFFF"/>
-            <w:tcMar>
-              <w:top w:w="80" w:type="dxa"/>
-              <w:left w:w="80" w:type="dxa"/>
-              <w:bottom w:w="80" w:type="dxa"/>
-              <w:right w:w="80" w:type="dxa"/>
-            </w:tcMar>
-            <w:tcBorders>
-              <w:top w:val="single" w:sz="4" w:color="D9D9D9"/>
-              <w:left w:val="single" w:sz="4" w:color="D9D9D9"/>
-              <w:bottom w:val="single" w:sz="4" w:color="D9D9D9"/>
-              <w:right w:val="single" w:sz="4" w:color="D9D9D9"/>
-            </w:tcBorders>
-          </w:tcPr>
-          <w:p>
-            <w:pPr>
-              <w:spacing w:after="40" w:line="245" w:lineRule="auto"/>
-            </w:pPr>
-            <w:r>
-              <w:rPr>
-                <w:b w:val="0"/>
-                <w:sz w:val="19"/>
-              </w:rPr>
-              <w:t>План итераций, архитектура и её схема</w:t>
-            </w:r>
-          </w:p>
-        </w:tc>
-        <w:tc>
-          <w:tcPr>
-            <w:tcW w:type="dxa" w:w="2721"/>
-            <w:vAlign w:val="center"/>
-            <w:shd w:fill="FFFFFF"/>
-            <w:tcMar>
-              <w:top w:w="80" w:type="dxa"/>
-              <w:left w:w="80" w:type="dxa"/>
-              <w:bottom w:w="80" w:type="dxa"/>
-              <w:right w:w="80" w:type="dxa"/>
-            </w:tcMar>
-            <w:tcBorders>
-              <w:top w:val="single" w:sz="4" w:color="D9D9D9"/>
-              <w:left w:val="single" w:sz="4" w:color="D9D9D9"/>
-              <w:bottom w:val="single" w:sz="4" w:color="D9D9D9"/>
-              <w:right w:val="single" w:sz="4" w:color="D9D9D9"/>
-            </w:tcBorders>
-          </w:tcPr>
-          <w:p>
-            <w:pPr>
-              <w:spacing w:after="40" w:line="245" w:lineRule="auto"/>
-            </w:pPr>
-            <w:r>
-              <w:rPr>
-                <w:b w:val="0"/>
-                <w:sz w:val="19"/>
-              </w:rPr>
-              <w:t>R5</w:t>
-            </w:r>
-          </w:p>
-        </w:tc>
-      </w:tr>
-      <w:tr>
-        <w:trPr>
-          <w:cantSplit/>
-        </w:trPr>
-        <w:tc>
-          <w:tcPr>
-            <w:tcW w:type="dxa" w:w="1247"/>
-            <w:vAlign w:val="center"/>
-            <w:shd w:fill="F7F8FA"/>
-            <w:tcMar>
-              <w:top w:w="80" w:type="dxa"/>
-              <w:left w:w="80" w:type="dxa"/>
-              <w:bottom w:w="80" w:type="dxa"/>
-              <w:right w:w="80" w:type="dxa"/>
-            </w:tcMar>
-            <w:tcBorders>
-              <w:top w:val="single" w:sz="4" w:color="D9D9D9"/>
-              <w:left w:val="single" w:sz="4" w:color="D9D9D9"/>
-              <w:bottom w:val="single" w:sz="4" w:color="D9D9D9"/>
-              <w:right w:val="single" w:sz="4" w:color="D9D9D9"/>
-            </w:tcBorders>
-          </w:tcPr>
-          <w:p>
-            <w:pPr>
-              <w:spacing w:after="40" w:line="245" w:lineRule="auto"/>
-            </w:pPr>
-            <w:r>
-              <w:rPr>
-                <w:b w:val="0"/>
-                <w:sz w:val="19"/>
-              </w:rPr>
-              <w:t>4318e64</w:t>
-            </w:r>
-          </w:p>
-        </w:tc>
-        <w:tc>
-          <w:tcPr>
-            <w:tcW w:type="dxa" w:w="5669"/>
-            <w:vAlign w:val="center"/>
-            <w:shd w:fill="F7F8FA"/>
-            <w:tcMar>
-              <w:top w:w="80" w:type="dxa"/>
-              <w:left w:w="80" w:type="dxa"/>
-              <w:bottom w:w="80" w:type="dxa"/>
-              <w:right w:w="80" w:type="dxa"/>
-            </w:tcMar>
-            <w:tcBorders>
-              <w:top w:val="single" w:sz="4" w:color="D9D9D9"/>
-              <w:left w:val="single" w:sz="4" w:color="D9D9D9"/>
-              <w:bottom w:val="single" w:sz="4" w:color="D9D9D9"/>
-              <w:right w:val="single" w:sz="4" w:color="D9D9D9"/>
-            </w:tcBorders>
-          </w:tcPr>
-          <w:p>
-            <w:pPr>
-              <w:spacing w:after="40" w:line="245" w:lineRule="auto"/>
-            </w:pPr>
-            <w:r>
-              <w:rPr>
-                <w:b w:val="0"/>
-                <w:sz w:val="19"/>
-              </w:rPr>
-              <w:t>UML-модель, 18 тест-кейсов и матрица связей</w:t>
-            </w:r>
-          </w:p>
-        </w:tc>
-        <w:tc>
-          <w:tcPr>
-            <w:tcW w:type="dxa" w:w="2721"/>
-            <w:vAlign w:val="center"/>
-            <w:shd w:fill="F7F8FA"/>
-            <w:tcMar>
-              <w:top w:w="80" w:type="dxa"/>
-              <w:left w:w="80" w:type="dxa"/>
-              <w:bottom w:w="80" w:type="dxa"/>
-              <w:right w:w="80" w:type="dxa"/>
-            </w:tcMar>
-            <w:tcBorders>
-              <w:top w:val="single" w:sz="4" w:color="D9D9D9"/>
-              <w:left w:val="single" w:sz="4" w:color="D9D9D9"/>
-              <w:bottom w:val="single" w:sz="4" w:color="D9D9D9"/>
-              <w:right w:val="single" w:sz="4" w:color="D9D9D9"/>
-            </w:tcBorders>
-          </w:tcPr>
-          <w:p>
-            <w:pPr>
-              <w:spacing w:after="40" w:line="245" w:lineRule="auto"/>
-            </w:pPr>
-            <w:r>
-              <w:rPr>
-                <w:b w:val="0"/>
-                <w:sz w:val="19"/>
-              </w:rPr>
-              <w:t>R1, R2, R6–R10</w:t>
-            </w:r>
-          </w:p>
-        </w:tc>
-      </w:tr>
-      <w:tr>
-        <w:trPr>
-          <w:cantSplit/>
-        </w:trPr>
-        <w:tc>
-          <w:tcPr>
-            <w:tcW w:type="dxa" w:w="1247"/>
-            <w:vAlign w:val="center"/>
-            <w:shd w:fill="FFFFFF"/>
-            <w:tcMar>
-              <w:top w:w="80" w:type="dxa"/>
-              <w:left w:w="80" w:type="dxa"/>
-              <w:bottom w:w="80" w:type="dxa"/>
-              <w:right w:w="80" w:type="dxa"/>
-            </w:tcMar>
-            <w:tcBorders>
-              <w:top w:val="single" w:sz="4" w:color="D9D9D9"/>
-              <w:left w:val="single" w:sz="4" w:color="D9D9D9"/>
-              <w:bottom w:val="single" w:sz="4" w:color="D9D9D9"/>
-              <w:right w:val="single" w:sz="4" w:color="D9D9D9"/>
-            </w:tcBorders>
-          </w:tcPr>
-          <w:p>
-            <w:pPr>
-              <w:spacing w:after="40" w:line="245" w:lineRule="auto"/>
-            </w:pPr>
-            <w:r>
-              <w:rPr>
-                <w:b w:val="0"/>
-                <w:sz w:val="19"/>
-              </w:rPr>
-              <w:t>6333a0f</w:t>
-            </w:r>
-          </w:p>
-        </w:tc>
-        <w:tc>
-          <w:tcPr>
-            <w:tcW w:type="dxa" w:w="5669"/>
-            <w:vAlign w:val="center"/>
-            <w:shd w:fill="FFFFFF"/>
-            <w:tcMar>
-              <w:top w:w="80" w:type="dxa"/>
-              <w:left w:w="80" w:type="dxa"/>
-              <w:bottom w:w="80" w:type="dxa"/>
-              <w:right w:w="80" w:type="dxa"/>
-            </w:tcMar>
-            <w:tcBorders>
-              <w:top w:val="single" w:sz="4" w:color="D9D9D9"/>
-              <w:left w:val="single" w:sz="4" w:color="D9D9D9"/>
-              <w:bottom w:val="single" w:sz="4" w:color="D9D9D9"/>
-              <w:right w:val="single" w:sz="4" w:color="D9D9D9"/>
-            </w:tcBorders>
-          </w:tcPr>
-          <w:p>
-            <w:pPr>
-              <w:spacing w:after="40" w:line="245" w:lineRule="auto"/>
-            </w:pPr>
-            <w:r>
-              <w:rPr>
-                <w:b w:val="0"/>
-                <w:sz w:val="19"/>
-              </w:rPr>
-              <w:t>Проверено оформление и уточнена UML-последовательность</w:t>
-            </w:r>
-          </w:p>
-        </w:tc>
-        <w:tc>
-          <w:tcPr>
-            <w:tcW w:type="dxa" w:w="2721"/>
-            <w:vAlign w:val="center"/>
-            <w:shd w:fill="FFFFFF"/>
-            <w:tcMar>
-              <w:top w:w="80" w:type="dxa"/>
-              <w:left w:w="80" w:type="dxa"/>
-              <w:bottom w:w="80" w:type="dxa"/>
-              <w:right w:w="80" w:type="dxa"/>
-            </w:tcMar>
-            <w:tcBorders>
-              <w:top w:val="single" w:sz="4" w:color="D9D9D9"/>
-              <w:left w:val="single" w:sz="4" w:color="D9D9D9"/>
-              <w:bottom w:val="single" w:sz="4" w:color="D9D9D9"/>
-              <w:right w:val="single" w:sz="4" w:color="D9D9D9"/>
-            </w:tcBorders>
-          </w:tcPr>
-          <w:p>
-            <w:pPr>
-              <w:spacing w:after="40" w:line="245" w:lineRule="auto"/>
-            </w:pPr>
-            <w:r>
-              <w:rPr>
-                <w:b w:val="0"/>
-                <w:sz w:val="19"/>
-              </w:rPr>
-              <w:t>R6, R7</w:t>
+              <w:t>Исправлены диаграммы, добавлены недостающие тесты.</w:t>
             </w:r>
           </w:p>
         </w:tc>
@@ -7869,6 +3977,35 @@
       <w:pPr>
         <w:spacing w:after="20"/>
       </w:pPr>
+    </w:p>
+    <w:p>
+      <w:r>
+        <w:t>Всего в проекте 8 сценариев и 18 тестов. Исправленная версия сохранена тегом lab2-review.</w:t>
+      </w:r>
+    </w:p>
+    <w:p>
+      <w:hyperlink r:id="rId10">
+        <w:r>
+          <w:rPr>
+            <w:color w:val="1A4D80"/>
+            <w:sz w:val="20"/>
+          </w:rPr>
+          <w:t>https://github.com/2lotrouble/doctor-appointment-software-engineering</w:t>
+        </w:r>
+      </w:hyperlink>
+    </w:p>
+    <w:p>
+      <w:r>
+        <w:br w:type="page"/>
+      </w:r>
+    </w:p>
+    <w:p>
+      <w:pPr>
+        <w:pStyle w:val="Heading1"/>
+      </w:pPr>
+      <w:r>
+        <w:t>История исправлений</w:t>
+      </w:r>
     </w:p>
     <w:p>
       <w:pPr>
@@ -7891,7 +4028,7 @@
                     <pic:cNvPicPr/>
                   </pic:nvPicPr>
                   <pic:blipFill>
-                    <a:blip r:embed="rId10"/>
+                    <a:blip r:embed="rId11"/>
                     <a:stretch>
                       <a:fillRect/>
                     </a:stretch>
@@ -7915,36 +4052,7 @@
         <w:pStyle w:val="Caption"/>
       </w:pPr>
       <w:r>
-        <w:t>Рисунок 1 — Фактический вывод git log --oneline после исправлений</w:t>
-      </w:r>
-    </w:p>
-    <w:p>
-      <w:r>
-        <w:t>Результат сохранён тегом lab2-review, коммит 6333a0f. Исходная версия доступна по тегу lab1-git. Все изменения внесены в документы внутри docs, а не только описаны в этом отчёте. Удалённая копия опубликована в личном аккаунте 2lotrouble.</w:t>
-      </w:r>
-    </w:p>
-    <w:p>
-      <w:hyperlink r:id="rId11">
-        <w:r>
-          <w:rPr>
-            <w:color w:val="1A4D80"/>
-            <w:sz w:val="20"/>
-          </w:rPr>
-          <w:t>https://github.com/2lotrouble/doctor-appointment-software-engineering</w:t>
-        </w:r>
-      </w:hyperlink>
-    </w:p>
-    <w:p>
-      <w:r>
-        <w:br w:type="page"/>
-      </w:r>
-    </w:p>
-    <w:p>
-      <w:pPr>
-        <w:pStyle w:val="Heading1"/>
-      </w:pPr>
-      <w:r>
-        <w:t>Исправления в опубликованном проекте</w:t>
+        <w:t>Рисунок 1. Вывод git log --oneline после исправлений</w:t>
       </w:r>
     </w:p>
     <w:p>
@@ -7955,7 +4063,7 @@
       <w:r>
         <w:drawing>
           <wp:inline xmlns:a="http://schemas.openxmlformats.org/drawingml/2006/main" xmlns:pic="http://schemas.openxmlformats.org/drawingml/2006/picture">
-            <wp:extent cx="4680000" cy="6171278"/>
+            <wp:extent cx="4500000" cy="4213083"/>
             <wp:docPr id="2" name="Picture 2"/>
             <wp:cNvGraphicFramePr>
               <a:graphicFrameLocks noChangeAspect="1"/>
@@ -7969,6 +4077,7 @@
                   </pic:nvPicPr>
                   <pic:blipFill>
                     <a:blip r:embed="rId12"/>
+                    <a:srcRect t="18000" b="11000"/>
                     <a:stretch>
                       <a:fillRect/>
                     </a:stretch>
@@ -7976,7 +4085,7 @@
                   <pic:spPr>
                     <a:xfrm>
                       <a:off x="0" y="0"/>
-                      <a:ext cx="4680000" cy="6171278"/>
+                      <a:ext cx="4500000" cy="4213083"/>
                     </a:xfrm>
                     <a:prstGeom prst="rect"/>
                   </pic:spPr>
@@ -7992,81 +4101,7 @@
         <w:pStyle w:val="Caption"/>
       </w:pPr>
       <w:r>
-        <w:t>Рисунок 2 — Коммиты исправлений на GitHub</w:t>
-      </w:r>
-    </w:p>
-    <w:p>
-      <w:r>
-        <w:br w:type="page"/>
-      </w:r>
-    </w:p>
-    <w:p>
-      <w:pPr>
-        <w:pStyle w:val="Heading1"/>
-      </w:pPr>
-      <w:r>
-        <w:t>Документы после ревью на GitHub</w:t>
-      </w:r>
-    </w:p>
-    <w:p>
-      <w:pPr>
-        <w:keepNext/>
-        <w:jc w:val="center"/>
-      </w:pPr>
-      <w:r>
-        <w:drawing>
-          <wp:inline xmlns:a="http://schemas.openxmlformats.org/drawingml/2006/main" xmlns:pic="http://schemas.openxmlformats.org/drawingml/2006/picture">
-            <wp:extent cx="4680000" cy="6171278"/>
-            <wp:docPr id="3" name="Picture 3"/>
-            <wp:cNvGraphicFramePr>
-              <a:graphicFrameLocks noChangeAspect="1"/>
-            </wp:cNvGraphicFramePr>
-            <a:graphic>
-              <a:graphicData uri="http://schemas.openxmlformats.org/drawingml/2006/picture">
-                <pic:pic>
-                  <pic:nvPicPr>
-                    <pic:cNvPr id="0" name="github-docs.jpg"/>
-                    <pic:cNvPicPr/>
-                  </pic:nvPicPr>
-                  <pic:blipFill>
-                    <a:blip r:embed="rId13"/>
-                    <a:stretch>
-                      <a:fillRect/>
-                    </a:stretch>
-                  </pic:blipFill>
-                  <pic:spPr>
-                    <a:xfrm>
-                      <a:off x="0" y="0"/>
-                      <a:ext cx="4680000" cy="6171278"/>
-                    </a:xfrm>
-                    <a:prstGeom prst="rect"/>
-                  </pic:spPr>
-                </pic:pic>
-              </a:graphicData>
-            </a:graphic>
-          </wp:inline>
-        </w:drawing>
-      </w:r>
-    </w:p>
-    <w:p>
-      <w:pPr>
-        <w:pStyle w:val="Caption"/>
-      </w:pPr>
-      <w:r>
-        <w:t>Рисунок 3 — Исправленные документы проекта в папке docs</w:t>
-      </w:r>
-    </w:p>
-    <w:p>
-      <w:pPr>
-        <w:pStyle w:val="Heading2"/>
-      </w:pPr>
-      <w:r>
-        <w:t>Основание для проверки</w:t>
-      </w:r>
-    </w:p>
-    <w:p>
-      <w:r>
-        <w:t>Условия задания 2; пять исходных работ «Запись к врачу»; запись практики 17 октября с уточнением ссылки на «разделы 3 и 4». Презентация первого полугодия: физические слайды 39, 136 и 146 о проверке однозначности, полноты, непротиворечивости и верифицируемости требований.</w:t>
+        <w:t>Рисунок 2. Коммиты исправлений на GitHub</w:t>
       </w:r>
     </w:p>
     <w:sectPr>
@@ -8456,7 +4491,7 @@
     <w:qFormat/>
     <w:rsid w:val="00FC693F"/>
     <w:pPr>
-      <w:spacing w:line="264" w:lineRule="auto" w:after="120"/>
+      <w:spacing w:line="264" w:lineRule="auto" w:after="100"/>
     </w:pPr>
     <w:rPr>
       <w:rFonts w:ascii="Times New Roman" w:hAnsi="Times New Roman" w:eastAsia="Times New Roman"/>
@@ -8519,7 +4554,7 @@
     <w:pPr>
       <w:keepNext/>
       <w:keepLines/>
-      <w:spacing w:before="200" w:after="140"/>
+      <w:spacing w:before="160" w:after="140"/>
       <w:outlineLvl w:val="0"/>
     </w:pPr>
     <w:rPr>
@@ -8527,7 +4562,7 @@
       <w:b/>
       <w:bCs/>
       <w:color w:val="000000"/>
-      <w:sz w:val="28"/>
+      <w:sz w:val="26"/>
       <w:szCs w:val="28"/>
     </w:rPr>
   </w:style>
@@ -8814,7 +4849,7 @@
       <w:color w:val="000000"/>
       <w:spacing w:val="5"/>
       <w:kern w:val="28"/>
-      <w:sz w:val="38"/>
+      <w:sz w:val="34"/>
       <w:szCs w:val="52"/>
     </w:rPr>
   </w:style>
@@ -9256,7 +5291,7 @@
       <w:rFonts w:ascii="Times New Roman" w:hAnsi="Times New Roman" w:eastAsia="Times New Roman"/>
       <w:b/>
       <w:bCs/>
-      <w:i/>
+      <w:i w:val="0"/>
       <w:color w:val="000000"/>
       <w:sz w:val="20"/>
       <w:szCs w:val="18"/>
